--- a/outputs/a21/a21_ficha_tecnica.docx
+++ b/outputs/a21/a21_ficha_tecnica.docx
@@ -1,8 +1,8 @@
 
 <file path=word/document.xml><?xml version="1.0" encoding="utf-8"?>
-<w:document xmlns:w="http://schemas.openxmlformats.org/wordprocessingml/2006/main" xmlns:ns1="http://schemas.openxmlformats.org/markup-compatibility/2006" xmlns:ns2="http://schemas.microsoft.com/office/word/2010/wordml" xmlns:ns3="http://schemas.openxmlformats.org/drawingml/2006/wordprocessingDrawing" xmlns:ns4="http://schemas.microsoft.com/office/word/2010/wordprocessingDrawing" xmlns:ns5="http://schemas.openxmlformats.org/drawingml/2006/main" xmlns:ns6="http://schemas.openxmlformats.org/drawingml/2006/picture" xmlns:ns7="http://schemas.openxmlformats.org/officeDocument/2006/relationships" xmlns:w15="http://schemas.microsoft.com/office/word/2012/wordml" xmlns:w16="http://schemas.microsoft.com/office/word/2018/wordml" xmlns:w16cex="http://schemas.microsoft.com/office/word/2018/wordml/cex" xmlns:w16cid="http://schemas.microsoft.com/office/word/2016/wordml/cid" xmlns:w16du="http://schemas.microsoft.com/office/word/2023/wordml/word16du" xmlns:w16se="http://schemas.microsoft.com/office/word/2015/wordml/symex" xmlns:w16sdtfl="http://schemas.microsoft.com/office/word/2020/wordml/sdtdatahash" xmlns:w16sdtdh="http://schemas.microsoft.com/office/word/2020/wordml/sdtdatahash" xmlns:w14="http://schemas.microsoft.com/office/word/2010/wordml" xmlns:wp14="http://schemas.microsoft.com/office/word/2010/wordprocessingDrawing" ns1:Ignorable="w14 w15 w16se w16cid w16 w16cex w16sdtdh w16sdtfl w16du wp14">
+<w:document xmlns:wpc="http://schemas.microsoft.com/office/word/2010/wordprocessingCanvas" xmlns:cx="http://schemas.microsoft.com/office/drawing/2014/chartex" xmlns:cx1="http://schemas.microsoft.com/office/drawing/2015/9/8/chartex" xmlns:cx2="http://schemas.microsoft.com/office/drawing/2015/10/21/chartex" xmlns:cx3="http://schemas.microsoft.com/office/drawing/2016/5/9/chartex" xmlns:cx4="http://schemas.microsoft.com/office/drawing/2016/5/10/chartex" xmlns:cx5="http://schemas.microsoft.com/office/drawing/2016/5/11/chartex" xmlns:cx6="http://schemas.microsoft.com/office/drawing/2016/5/12/chartex" xmlns:cx7="http://schemas.microsoft.com/office/drawing/2016/5/13/chartex" xmlns:cx8="http://schemas.microsoft.com/office/drawing/2016/5/14/chartex" xmlns:mc="http://schemas.openxmlformats.org/markup-compatibility/2006" xmlns:aink="http://schemas.microsoft.com/office/drawing/2016/ink" xmlns:am3d="http://schemas.microsoft.com/office/drawing/2017/model3d" xmlns:o="urn:schemas-microsoft-com:office:office" xmlns:oel="http://schemas.microsoft.com/office/2019/extlst" xmlns:r="http://schemas.openxmlformats.org/officeDocument/2006/relationships" xmlns:m="http://schemas.openxmlformats.org/officeDocument/2006/math" xmlns:v="urn:schemas-microsoft-com:vml" xmlns:wp14="http://schemas.microsoft.com/office/word/2010/wordprocessingDrawing" xmlns:wp="http://schemas.openxmlformats.org/drawingml/2006/wordprocessingDrawing" xmlns:w10="urn:schemas-microsoft-com:office:word" xmlns:w="http://schemas.openxmlformats.org/wordprocessingml/2006/main" xmlns:w14="http://schemas.microsoft.com/office/word/2010/wordml" xmlns:w15="http://schemas.microsoft.com/office/word/2012/wordml" xmlns:w16cex="http://schemas.microsoft.com/office/word/2018/wordml/cex" xmlns:w16cid="http://schemas.microsoft.com/office/word/2016/wordml/cid" xmlns:w16="http://schemas.microsoft.com/office/word/2018/wordml" xmlns:w16du="http://schemas.microsoft.com/office/word/2023/wordml/word16du" xmlns:w16sdtdh="http://schemas.microsoft.com/office/word/2020/wordml/sdtdatahash" xmlns:w16sdtfl="http://schemas.microsoft.com/office/word/2024/wordml/sdtformatlock" xmlns:w16se="http://schemas.microsoft.com/office/word/2015/wordml/symex" xmlns:wpg="http://schemas.microsoft.com/office/word/2010/wordprocessingGroup" xmlns:wpi="http://schemas.microsoft.com/office/word/2010/wordprocessingInk" xmlns:wne="http://schemas.microsoft.com/office/word/2006/wordml" xmlns:wps="http://schemas.microsoft.com/office/word/2010/wordprocessingShape" mc:Ignorable="w14 w15 w16se w16cid w16 w16cex w16sdtdh w16sdtfl w16du wp14">
   <w:body>
-    <w:p ns2:paraId="626D87FC" ns2:textId="77777777">
+    <w:p>
       <w:pPr>
         <w:widowControl w:val="0"/>
         <w:pBdr>
@@ -15,120 +15,120 @@
         <w:spacing w:after="0" w:line="276" w:lineRule="auto"/>
       </w:pPr>
     </w:p>
-    <w:p ns2:paraId="1F06B188" ns2:textId="77777777">
+    <w:p>
       <w:r>
         <w:rPr>
           <w:noProof/>
         </w:rPr>
         <w:drawing>
-          <ns3:anchor distT="0" distB="0" distL="114300" distR="114300" simplePos="0" relativeHeight="251658240" behindDoc="0" locked="0" layoutInCell="1" hidden="0" allowOverlap="1" ns4:anchorId="7490E72F" ns4:editId="7601E0FE">
-            <ns3:simplePos x="0" y="0"/>
-            <ns3:positionH relativeFrom="column">
-              <ns3:posOffset>590550</ns3:posOffset>
-            </ns3:positionH>
-            <ns3:positionV relativeFrom="paragraph">
-              <ns3:posOffset>0</ns3:posOffset>
-            </ns3:positionV>
-            <ns3:extent cx="3373120" cy="2032000"/>
-            <ns3:effectExtent l="0" t="0" r="0" b="0"/>
-            <ns3:wrapSquare wrapText="bothSides" distT="0" distB="0" distL="114300" distR="114300"/>
-            <ns3:docPr id="1001" name="image5.jpg" descr="A logo with green leaves  AI-generated content may be incorrect."/>
-            <ns3:cNvGraphicFramePr/>
-            <ns5:graphic>
-              <ns5:graphicData uri="http://schemas.openxmlformats.org/drawingml/2006/picture">
-                <ns6:pic>
-                  <ns6:nvPicPr>
-                    <ns6:cNvPr id="0" name="image5.jpg" descr="A logo with green leaves  AI-generated content may be incorrect."/>
-                    <ns6:cNvPicPr preferRelativeResize="0"/>
-                  </ns6:nvPicPr>
-                  <ns6:blipFill>
-                    <ns5:blip ns7:embed="rId9"/>
-                    <ns5:srcRect/>
-                    <ns5:stretch>
-                      <ns5:fillRect/>
-                    </ns5:stretch>
-                  </ns6:blipFill>
-                  <ns6:spPr>
-                    <ns5:xfrm>
-                      <ns5:off x="0" y="0"/>
-                      <ns5:ext cx="3373120" cy="2032000"/>
-                    </ns5:xfrm>
-                    <ns5:prstGeom prst="rect">
-                      <ns5:avLst/>
-                    </ns5:prstGeom>
-                    <ns5:ln/>
-                  </ns6:spPr>
-                </ns6:pic>
-              </ns5:graphicData>
-            </ns5:graphic>
-          </ns3:anchor>
+          <wp:anchor distT="0" distB="0" distL="114300" distR="114300" simplePos="0" relativeHeight="251658240" behindDoc="0" locked="0" layoutInCell="1" hidden="0" allowOverlap="1" wp14:anchorId="7490E72F" wp14:editId="7601E0FE">
+            <wp:simplePos x="0" y="0"/>
+            <wp:positionH relativeFrom="column">
+              <wp:posOffset>590550</wp:posOffset>
+            </wp:positionH>
+            <wp:positionV relativeFrom="paragraph">
+              <wp:posOffset>0</wp:posOffset>
+            </wp:positionV>
+            <wp:extent cx="3373120" cy="2032000"/>
+            <wp:effectExtent l="0" t="0" r="0" b="0"/>
+            <wp:wrapSquare wrapText="bothSides" distT="0" distB="0" distL="114300" distR="114300"/>
+            <wp:docPr id="1001" name="image5.jpg" descr="A logo with green leaves  AI-generated content may be incorrect."/>
+            <wp:cNvGraphicFramePr/>
+            <a:graphic xmlns:a="http://schemas.openxmlformats.org/drawingml/2006/main">
+              <a:graphicData uri="http://schemas.openxmlformats.org/drawingml/2006/picture">
+                <pic:pic xmlns:pic="http://schemas.openxmlformats.org/drawingml/2006/picture">
+                  <pic:nvPicPr>
+                    <pic:cNvPr id="0" name="image5.jpg" descr="A logo with green leaves  AI-generated content may be incorrect."/>
+                    <pic:cNvPicPr preferRelativeResize="0"/>
+                  </pic:nvPicPr>
+                  <pic:blipFill>
+                    <a:blip r:embed="rId9"/>
+                    <a:srcRect/>
+                    <a:stretch>
+                      <a:fillRect/>
+                    </a:stretch>
+                  </pic:blipFill>
+                  <pic:spPr>
+                    <a:xfrm>
+                      <a:off x="0" y="0"/>
+                      <a:ext cx="3373120" cy="2032000"/>
+                    </a:xfrm>
+                    <a:prstGeom prst="rect">
+                      <a:avLst/>
+                    </a:prstGeom>
+                    <a:ln/>
+                  </pic:spPr>
+                </pic:pic>
+              </a:graphicData>
+            </a:graphic>
+          </wp:anchor>
         </w:drawing>
       </w:r>
     </w:p>
-    <w:p ns2:paraId="5ED55FDB" ns2:textId="77777777"/>
-    <w:p ns2:paraId="3ACB5044" ns2:textId="77777777"/>
-    <w:p ns2:paraId="24D31646" ns2:textId="77777777">
+    <w:p/>
+    <w:p/>
+    <w:p>
       <w:r>
         <w:rPr>
           <w:noProof/>
         </w:rPr>
         <w:drawing>
-          <ns3:anchor distT="0" distB="0" distL="114300" distR="114300" simplePos="0" relativeHeight="251659264" behindDoc="0" locked="0" layoutInCell="1" hidden="0" allowOverlap="1" ns4:anchorId="41217845" ns4:editId="3C0FBC9E">
-            <ns3:simplePos x="0" y="0"/>
-            <ns3:positionH relativeFrom="column">
-              <ns3:posOffset>2634615</ns3:posOffset>
-            </ns3:positionH>
-            <ns3:positionV relativeFrom="paragraph">
-              <ns3:posOffset>130810</ns3:posOffset>
-            </ns3:positionV>
-            <ns3:extent cx="2266950" cy="1295400"/>
-            <ns3:effectExtent l="0" t="0" r="0" b="0"/>
-            <ns3:wrapNone/>
-            <ns3:docPr id="1002" name="image1.png" descr="A black background with white text and brown lines  AI-generated content may be incorrect."/>
-            <ns3:cNvGraphicFramePr/>
-            <ns5:graphic>
-              <ns5:graphicData uri="http://schemas.openxmlformats.org/drawingml/2006/picture">
-                <ns6:pic>
-                  <ns6:nvPicPr>
-                    <ns6:cNvPr id="0" name="image1.png" descr="A black background with white text and brown lines  AI-generated content may be incorrect."/>
-                    <ns6:cNvPicPr preferRelativeResize="0"/>
-                  </ns6:nvPicPr>
-                  <ns6:blipFill>
-                    <ns5:blip ns7:embed="rId10"/>
-                    <ns5:srcRect/>
-                    <ns5:stretch>
-                      <ns5:fillRect/>
-                    </ns5:stretch>
-                  </ns6:blipFill>
-                  <ns6:spPr>
-                    <ns5:xfrm>
-                      <ns5:off x="0" y="0"/>
-                      <ns5:ext cx="2266950" cy="1295400"/>
-                    </ns5:xfrm>
-                    <ns5:prstGeom prst="rect">
-                      <ns5:avLst/>
-                    </ns5:prstGeom>
-                    <ns5:ln/>
-                  </ns6:spPr>
-                </ns6:pic>
-              </ns5:graphicData>
-            </ns5:graphic>
-          </ns3:anchor>
+          <wp:anchor distT="0" distB="0" distL="114300" distR="114300" simplePos="0" relativeHeight="251659264" behindDoc="0" locked="0" layoutInCell="1" hidden="0" allowOverlap="1" wp14:anchorId="41217845" wp14:editId="3C0FBC9E">
+            <wp:simplePos x="0" y="0"/>
+            <wp:positionH relativeFrom="column">
+              <wp:posOffset>2634615</wp:posOffset>
+            </wp:positionH>
+            <wp:positionV relativeFrom="paragraph">
+              <wp:posOffset>130810</wp:posOffset>
+            </wp:positionV>
+            <wp:extent cx="2266950" cy="1295400"/>
+            <wp:effectExtent l="0" t="0" r="0" b="0"/>
+            <wp:wrapNone/>
+            <wp:docPr id="1002" name="image1.png" descr="A black background with white text and brown lines  AI-generated content may be incorrect."/>
+            <wp:cNvGraphicFramePr/>
+            <a:graphic xmlns:a="http://schemas.openxmlformats.org/drawingml/2006/main">
+              <a:graphicData uri="http://schemas.openxmlformats.org/drawingml/2006/picture">
+                <pic:pic xmlns:pic="http://schemas.openxmlformats.org/drawingml/2006/picture">
+                  <pic:nvPicPr>
+                    <pic:cNvPr id="0" name="image1.png" descr="A black background with white text and brown lines  AI-generated content may be incorrect."/>
+                    <pic:cNvPicPr preferRelativeResize="0"/>
+                  </pic:nvPicPr>
+                  <pic:blipFill>
+                    <a:blip r:embed="rId10"/>
+                    <a:srcRect/>
+                    <a:stretch>
+                      <a:fillRect/>
+                    </a:stretch>
+                  </pic:blipFill>
+                  <pic:spPr>
+                    <a:xfrm>
+                      <a:off x="0" y="0"/>
+                      <a:ext cx="2266950" cy="1295400"/>
+                    </a:xfrm>
+                    <a:prstGeom prst="rect">
+                      <a:avLst/>
+                    </a:prstGeom>
+                    <a:ln/>
+                  </pic:spPr>
+                </pic:pic>
+              </a:graphicData>
+            </a:graphic>
+          </wp:anchor>
         </w:drawing>
       </w:r>
     </w:p>
-    <w:p ns2:paraId="510A3F8A" ns2:textId="77777777"/>
-    <w:p ns2:paraId="11346F3F" ns2:textId="77777777"/>
-    <w:p ns2:paraId="239C7CC2" ns2:textId="77777777"/>
-    <w:p ns2:paraId="456AF325" ns2:textId="77777777"/>
-    <w:p ns2:paraId="32FEB606" ns2:textId="77777777">
+    <w:p/>
+    <w:p/>
+    <w:p/>
+    <w:p/>
+    <w:p>
       <w:pPr>
         <w:jc w:val="right"/>
       </w:pPr>
     </w:p>
-    <w:p ns2:paraId="7099C703" ns2:textId="77777777"/>
-    <w:p ns2:paraId="5674BF31" ns2:textId="77777777"/>
-    <w:p ns2:paraId="57D79371" ns2:textId="77777777">
+    <w:p/>
+    <w:p/>
+    <w:p>
       <w:pPr>
         <w:rPr>
           <w:rFonts w:ascii="Liberation Sans Regular" w:eastAsia="Liberation Sans Regular" w:hAnsi="Liberation Sans Regular" w:cs="Liberation Sans Regular"/>
@@ -138,7 +138,7 @@
         </w:rPr>
       </w:pPr>
     </w:p>
-    <w:p ns2:paraId="04402B53" ns2:textId="77777777">
+    <w:p>
       <w:pPr>
         <w:ind w:left="993"/>
         <w:rPr>
@@ -158,7 +158,7 @@
         <w:t>Ficha técnica del modelo</w:t>
       </w:r>
     </w:p>
-    <w:p ns2:paraId="2CCAB764" ns2:textId="77777777">
+    <w:p>
       <w:pPr>
         <w:ind w:left="993"/>
         <w:rPr>
@@ -175,10 +175,10 @@
           <w:sz w:val="60"/>
           <w:szCs w:val="60"/>
         </w:rPr>
-        <w:t xml:space="preserve">a21 · cereals-price-spatial</w:t>
+        <w:t>a21 · cereals-price-spatial</w:t>
       </w:r>
     </w:p>
-    <w:p ns2:paraId="77EA3F8E" ns2:textId="77777777">
+    <w:p>
       <w:pPr>
         <w:shd w:val="clear" w:color="auto" w:fill="E3EFDD"/>
         <w:ind w:left="993" w:right="2267" w:firstLine="140"/>
@@ -196,10 +196,10 @@
           <w:sz w:val="44"/>
           <w:szCs w:val="44"/>
         </w:rPr>
-        <w:t xml:space="preserve">Especificación técnica para integración en la plataforma DatagIA</w:t>
+        <w:t>Especificación técnica para integración en la plataforma DatagIA</w:t>
       </w:r>
     </w:p>
-    <w:p ns2:paraId="70952EAF" ns2:textId="77777777">
+    <w:p>
       <w:pPr>
         <w:ind w:left="993"/>
         <w:rPr>
@@ -216,186 +216,75 @@
           <w:sz w:val="32"/>
           <w:szCs w:val="32"/>
         </w:rPr>
-        <w:t xml:space="preserve">Octubre 2026</w:t>
+        <w:t>Octubre 2026</w:t>
       </w:r>
     </w:p>
-    <w:p ns2:paraId="262CD268" ns2:textId="77777777">
+    <w:p>
       <w:r>
         <w:rPr>
           <w:noProof/>
         </w:rPr>
         <w:drawing>
-          <ns3:anchor distT="0" distB="0" distL="0" distR="0" simplePos="0" relativeHeight="251660288" behindDoc="1" locked="0" layoutInCell="1" hidden="0" allowOverlap="1" ns4:anchorId="42C3D32A" ns4:editId="6D88BCF5">
-            <ns3:simplePos x="0" y="0"/>
-            <ns3:positionH relativeFrom="margin">
-              <ns3:align>center</ns3:align>
-            </ns3:positionH>
-            <ns3:positionV relativeFrom="margin">
-              <ns3:align>center</ns3:align>
-            </ns3:positionV>
-            <ns3:extent cx="5397500" cy="5280025"/>
-            <ns3:effectExtent l="0" t="0" r="0" b="0"/>
-            <ns3:wrapNone/>
-            <ns3:docPr id="1003" name="image2.png"/>
-            <ns3:cNvGraphicFramePr/>
-            <ns5:graphic>
-              <ns5:graphicData uri="http://schemas.openxmlformats.org/drawingml/2006/picture">
-                <ns6:pic>
-                  <ns6:nvPicPr>
-                    <ns6:cNvPr id="0" name="image2.png"/>
-                    <ns6:cNvPicPr preferRelativeResize="0"/>
-                  </ns6:nvPicPr>
-                  <ns6:blipFill>
-                    <ns5:blip ns7:embed="rId11"/>
-                    <ns5:srcRect/>
-                    <ns5:stretch>
-                      <ns5:fillRect/>
-                    </ns5:stretch>
-                  </ns6:blipFill>
-                  <ns6:spPr>
-                    <ns5:xfrm>
-                      <ns5:off x="0" y="0"/>
-                      <ns5:ext cx="5397500" cy="5280025"/>
-                    </ns5:xfrm>
-                    <ns5:prstGeom prst="rect">
-                      <ns5:avLst/>
-                    </ns5:prstGeom>
-                    <ns5:ln/>
-                  </ns6:spPr>
-                </ns6:pic>
-              </ns5:graphicData>
-            </ns5:graphic>
-          </ns3:anchor>
+          <wp:anchor distT="0" distB="0" distL="0" distR="0" simplePos="0" relativeHeight="251660288" behindDoc="1" locked="0" layoutInCell="1" hidden="0" allowOverlap="1" wp14:anchorId="42C3D32A" wp14:editId="6D88BCF5">
+            <wp:simplePos x="0" y="0"/>
+            <wp:positionH relativeFrom="margin">
+              <wp:align>center</wp:align>
+            </wp:positionH>
+            <wp:positionV relativeFrom="margin">
+              <wp:align>center</wp:align>
+            </wp:positionV>
+            <wp:extent cx="5397500" cy="5280025"/>
+            <wp:effectExtent l="0" t="0" r="0" b="0"/>
+            <wp:wrapNone/>
+            <wp:docPr id="1003" name="image2.png"/>
+            <wp:cNvGraphicFramePr/>
+            <a:graphic xmlns:a="http://schemas.openxmlformats.org/drawingml/2006/main">
+              <a:graphicData uri="http://schemas.openxmlformats.org/drawingml/2006/picture">
+                <pic:pic xmlns:pic="http://schemas.openxmlformats.org/drawingml/2006/picture">
+                  <pic:nvPicPr>
+                    <pic:cNvPr id="0" name="image2.png"/>
+                    <pic:cNvPicPr preferRelativeResize="0"/>
+                  </pic:nvPicPr>
+                  <pic:blipFill>
+                    <a:blip r:embed="rId11"/>
+                    <a:srcRect/>
+                    <a:stretch>
+                      <a:fillRect/>
+                    </a:stretch>
+                  </pic:blipFill>
+                  <pic:spPr>
+                    <a:xfrm>
+                      <a:off x="0" y="0"/>
+                      <a:ext cx="5397500" cy="5280025"/>
+                    </a:xfrm>
+                    <a:prstGeom prst="rect">
+                      <a:avLst/>
+                    </a:prstGeom>
+                    <a:ln/>
+                  </pic:spPr>
+                </pic:pic>
+              </a:graphicData>
+            </a:graphic>
+          </wp:anchor>
         </w:drawing>
       </w:r>
       <w:r>
         <w:br w:type="page"/>
       </w:r>
     </w:p>
-    <w:p ns2:paraId="2090A9BD" ns2:textId="77777777"/>
-    <w:p ns2:paraId="49E44998" ns2:textId="77777777"/>
-    <w:p ns2:paraId="3C91F572" ns2:textId="77777777">
+    <w:p>
       <w:pPr>
-        <w:rPr>
-          <w:rFonts w:ascii="Liberalisation sans narrow" w:eastAsia="Liberalisation sans narrow" w:hAnsi="Liberalisation sans narrow" w:cs="Liberalisation sans narrow"/>
-          <w:b/>
-          <w:bCs/>
-        </w:rPr>
-      </w:pPr>
-    </w:p>
-    <w:p ns2:paraId="4681F6B2" ns2:textId="77777777">
-      <w:pPr>
-        <w:keepLines/>
-        <w:spacing w:before="120" w:after="120" w:line="276" w:lineRule="auto"/>
-        <w:jc w:val="both"/>
-        <w:rPr>
-          <w:rFonts w:ascii="Liberalisation sans narrow" w:eastAsia="Liberalisation sans narrow" w:hAnsi="Liberalisation sans narrow" w:cs="Liberalisation sans narrow"/>
-        </w:rPr>
-      </w:pPr>
-      <w:r>
-        <w:br w:type="page"/>
-      </w:r>
-    </w:p>
-    <w:p ns2:paraId="02E1F42B" ns2:textId="77777777">
-      <w:pPr>
-        <w:keepLines/>
-        <w:spacing w:before="120" w:after="120" w:line="276" w:lineRule="auto"/>
-        <w:jc w:val="both"/>
-        <w:rPr>
-          <w:rFonts w:ascii="Liberalisation sans narrow" w:eastAsia="Liberalisation sans narrow" w:hAnsi="Liberalisation sans narrow" w:cs="Liberalisation sans narrow"/>
-        </w:rPr>
-      </w:pPr>
-    </w:p>
-    <w:p ns2:paraId="3160BF82" ns2:textId="77777777">
-      <w:pPr>
-        <w:keepLines/>
-        <w:spacing w:before="120" w:after="120" w:line="276" w:lineRule="auto"/>
-        <w:jc w:val="both"/>
-        <w:rPr>
-          <w:rFonts w:ascii="Liberalisation sans narrow" w:eastAsia="Liberalisation sans narrow" w:hAnsi="Liberalisation sans narrow" w:cs="Liberalisation sans narrow"/>
-        </w:rPr>
-      </w:pPr>
-    </w:p>
-    <w:p ns2:paraId="7108173E" ns2:textId="6E1C69EF">
-      <w:pPr>
-        <w:pBdr>
-          <w:top w:val="nil"/>
-          <w:left w:val="nil"/>
-          <w:bottom w:val="nil"/>
-          <w:right w:val="nil"/>
-          <w:between w:val="nil"/>
-        </w:pBdr>
-        <w:tabs>
-          <w:tab w:val="right" w:leader="dot" w:pos="8494"/>
-        </w:tabs>
-        <w:spacing w:after="100"/>
-      </w:pPr>
-    </w:p>
-    <w:p ns2:paraId="208779DB" ns2:textId="0AFB4AE3">
-      <w:pPr>
-        <w:rPr>
-          <w:rFonts w:ascii="Liberalisation sans narrow" w:eastAsia="Liberalisation sans narrow" w:hAnsi="Liberalisation sans narrow" w:cs="Liberalisation sans narrow"/>
-          <w:color w:val="203441"/>
-        </w:rPr>
-      </w:pPr>
-      <w:r>
-        <w:br w:type="page"/>
-      </w:r>
-      <w:bookmarkStart w:id="0" w:name="_heading=h.33jjin156j5n" w:colFirst="0" w:colLast="0"/>
-      <w:bookmarkEnd w:id="0"/>
-    </w:p>
-    <w:p ns2:paraId="162D2D39" ns2:textId="3B463319">
-      <w:pPr>
-        <w:rPr>
-          <w:rFonts w:ascii="Liberation sans narrow" w:eastAsia="Liberation sans narrow" w:hAnsi="Liberation sans narrow" w:cs="Liberation sans narrow"/>
-        </w:rPr>
-      </w:pPr>
-      <w:r>
-        <w:rPr>
-          <w:rFonts w:ascii="Liberation sans narrow" w:eastAsia="Liberation sans narrow" w:hAnsi="Liberation sans narrow" w:cs="Liberation sans narrow"/>
-        </w:rPr>
-        <w:fldChar w:fldCharType="end"/>
-      </w:r>
-    </w:p>
-    <w:p ns2:paraId="71B34098" ns2:textId="08771405">
-      <w:pPr>
-        <w:pBdr>
-          <w:top w:val="nil"/>
-          <w:left w:val="nil"/>
-          <w:bottom w:val="nil"/>
-          <w:right w:val="nil"/>
-          <w:between w:val="nil"/>
-        </w:pBdr>
-        <w:spacing w:before="120" w:after="120" w:line="240" w:lineRule="auto"/>
-        <w:jc w:val="both"/>
-        <w:rPr>
-          <w:rFonts w:ascii="Liberation sans narrow" w:eastAsia="Liberation sans narrow" w:hAnsi="Liberation sans narrow" w:cs="Liberation sans narrow"/>
-          <w:color w:val="739A8A"/>
-        </w:rPr>
-      </w:pPr>
-    </w:p>
-    <w:p ns2:paraId="6D9B2421" ns2:textId="6574B031">
-      <w:pPr>
-        <w:rPr>
-          <w:rFonts w:ascii="Liberation sans narrow" w:eastAsia="Liberation sans narrow" w:hAnsi="Liberation sans narrow" w:cs="Liberation sans narrow"/>
-          <w:color w:val="203441"/>
-        </w:rPr>
-      </w:pPr>
-      <w:r>
-        <w:br w:type="page"/>
-      </w:r>
-    </w:p>
-    <w:p ns2:paraId="73C6066A" ns2:textId="77777777">
-      <w:pPr>
-        <w:pStyle w:val="Ttulo1"/>
+        <w:pStyle w:val="Heading1"/>
         <w:jc w:val="left"/>
       </w:pPr>
-      <w:bookmarkStart w:id="6" w:name="_Toc233977723"/>
+      <w:bookmarkStart w:id="0" w:name="_heading=h.33jjin156j5n" w:colFirst="0" w:colLast="0"/>
+      <w:bookmarkStart w:id="1" w:name="_Toc233977723"/>
+      <w:bookmarkEnd w:id="0"/>
       <w:r>
         <w:lastRenderedPageBreak/>
         <w:t>1. Información general del modelo</w:t>
       </w:r>
-      <w:bookmarkEnd w:id="6"/>
+      <w:bookmarkEnd w:id="1"/>
     </w:p>
     <w:tbl>
       <w:tblPr>
@@ -416,7 +305,7 @@
         <w:gridCol w:w="2800"/>
         <w:gridCol w:w="6560"/>
       </w:tblGrid>
-      <w:tr ns2:paraId="1AB946D2" ns2:textId="77777777">
+      <w:tr>
         <w:tc>
           <w:tcPr>
             <w:tcW w:w="2800" w:type="dxa"/>
@@ -434,7 +323,7 @@
               <w:right w:w="120" w:type="dxa"/>
             </w:tcMar>
           </w:tcPr>
-          <w:p ns2:paraId="0EF0F73D" ns2:textId="77777777">
+          <w:p>
             <w:r>
               <w:rPr>
                 <w:b/>
@@ -464,14 +353,14 @@
               <w:right w:w="120" w:type="dxa"/>
             </w:tcMar>
           </w:tcPr>
-          <w:p ns2:paraId="4D4993D6" ns2:textId="77777777">
-            <w:r>
-              <w:t xml:space="preserve">ml21-cereals-price-spatial</w:t>
+          <w:p>
+            <w:r>
+              <w:t>ml21-cereals-price-spatial</w:t>
             </w:r>
           </w:p>
         </w:tc>
       </w:tr>
-      <w:tr ns2:paraId="2B5210AD" ns2:textId="77777777">
+      <w:tr>
         <w:tc>
           <w:tcPr>
             <w:tcW w:w="2800" w:type="dxa"/>
@@ -489,7 +378,7 @@
               <w:right w:w="120" w:type="dxa"/>
             </w:tcMar>
           </w:tcPr>
-          <w:p ns2:paraId="50DEA41B" ns2:textId="77777777">
+          <w:p>
             <w:r>
               <w:rPr>
                 <w:b/>
@@ -519,14 +408,14 @@
               <w:right w:w="120" w:type="dxa"/>
             </w:tcMar>
           </w:tcPr>
-          <w:p ns2:paraId="084A7408" ns2:textId="77777777">
-            <w:r>
-              <w:t xml:space="preserve">1.0</w:t>
+          <w:p>
+            <w:r>
+              <w:t>1.0</w:t>
             </w:r>
           </w:p>
         </w:tc>
       </w:tr>
-      <w:tr ns2:paraId="02B4508D" ns2:textId="77777777">
+      <w:tr>
         <w:tc>
           <w:tcPr>
             <w:tcW w:w="2800" w:type="dxa"/>
@@ -544,7 +433,7 @@
               <w:right w:w="120" w:type="dxa"/>
             </w:tcMar>
           </w:tcPr>
-          <w:p ns2:paraId="0656986A" ns2:textId="77777777">
+          <w:p>
             <w:r>
               <w:rPr>
                 <w:b/>
@@ -574,14 +463,14 @@
               <w:right w:w="120" w:type="dxa"/>
             </w:tcMar>
           </w:tcPr>
-          <w:p ns2:paraId="4321CCA3" ns2:textId="77777777">
-            <w:r>
-              <w:t xml:space="preserve">Sistema de predicción de precios cerealísticos a nivel provincial español que combina regresión de retorno porcentual y clasificación direccional calibrada en una arquitectura de ensambles de árboles multi-horizonte (H1=30d, H2=60d, H3=90d). Integra una capa espacial y logística con variables de distancia a puertos, presión de combustible y análisis de vecindad provincial para identificar oportunidades de arbitraje geográfico.</w:t>
+          <w:p>
+            <w:r>
+              <w:t>Sistema de predicción de precios cerealísticos a nivel provincial español que combina regresión de retorno porcentual y clasificación direccional calibrada en una arquitectura de ensambles de árboles multi-horizonte (H1=30d, H2=60d, H3=90d). Integra una capa espacial y logística con variables de distancia a puertos, presión de combustible y análisis de vecindad provincial para identificar oportunidades de arbitraje geográfico.</w:t>
             </w:r>
           </w:p>
         </w:tc>
       </w:tr>
-      <w:tr ns2:paraId="6EFECFCA" ns2:textId="77777777">
+      <w:tr>
         <w:tc>
           <w:tcPr>
             <w:tcW w:w="2800" w:type="dxa"/>
@@ -599,7 +488,7 @@
               <w:right w:w="120" w:type="dxa"/>
             </w:tcMar>
           </w:tcPr>
-          <w:p ns2:paraId="5A82E1B3" ns2:textId="77777777">
+          <w:p>
             <w:r>
               <w:rPr>
                 <w:b/>
@@ -629,14 +518,14 @@
               <w:right w:w="120" w:type="dxa"/>
             </w:tcMar>
           </w:tcPr>
-          <w:p ns2:paraId="6A197DDF" ns2:textId="77777777">
-            <w:r>
-              <w:t xml:space="preserve">regresión + clasificación (multi-horizonte)</w:t>
+          <w:p>
+            <w:r>
+              <w:t>regresión + clasificación (multi-horizonte)</w:t>
             </w:r>
           </w:p>
         </w:tc>
       </w:tr>
-      <w:tr ns2:paraId="51B3BC95" ns2:textId="77777777">
+      <w:tr>
         <w:tc>
           <w:tcPr>
             <w:tcW w:w="2800" w:type="dxa"/>
@@ -654,7 +543,7 @@
               <w:right w:w="120" w:type="dxa"/>
             </w:tcMar>
           </w:tcPr>
-          <w:p ns2:paraId="40767B48" ns2:textId="77777777">
+          <w:p>
             <w:r>
               <w:rPr>
                 <w:b/>
@@ -684,14 +573,22 @@
               <w:right w:w="120" w:type="dxa"/>
             </w:tcMar>
           </w:tcPr>
-          <w:p ns2:paraId="1C645F96" ns2:textId="77777777">
-            <w:r>
-              <w:t xml:space="preserve">scikit-learn (ExtraTreesRegressor, LogisticRegression), XGBoost (XGBRegressor)</w:t>
+          <w:p>
+            <w:pPr>
+              <w:rPr>
+                <w:lang w:val="en-US"/>
+              </w:rPr>
+            </w:pPr>
+            <w:r>
+              <w:rPr>
+                <w:lang w:val="en-US"/>
+              </w:rPr>
+              <w:t>scikit-learn (ExtraTreesRegressor, LogisticRegression), XGBoost (XGBRegressor)</w:t>
             </w:r>
           </w:p>
         </w:tc>
       </w:tr>
-      <w:tr ns2:paraId="4C8DFFDF" ns2:textId="77777777">
+      <w:tr>
         <w:tc>
           <w:tcPr>
             <w:tcW w:w="2800" w:type="dxa"/>
@@ -709,7 +606,7 @@
               <w:right w:w="120" w:type="dxa"/>
             </w:tcMar>
           </w:tcPr>
-          <w:p ns2:paraId="775677B8" ns2:textId="77777777">
+          <w:p>
             <w:r>
               <w:rPr>
                 <w:b/>
@@ -739,14 +636,14 @@
               <w:right w:w="120" w:type="dxa"/>
             </w:tcMar>
           </w:tcPr>
-          <w:p ns2:paraId="4B3BB4A5" ns2:textId="77777777">
-            <w:r>
-              <w:t xml:space="preserve">6 modelos .joblib (datagia_best_h{1,2,3}_{reg,clf}.joblib) + model_metadata.json</w:t>
+          <w:p>
+            <w:r>
+              <w:t>6 modelos .joblib (datagia_best_h{1,2,3}_{reg,clf}.joblib) + model_metadata.json</w:t>
             </w:r>
           </w:p>
         </w:tc>
       </w:tr>
-      <w:tr ns2:paraId="3C91287B" ns2:textId="77777777">
+      <w:tr>
         <w:tc>
           <w:tcPr>
             <w:tcW w:w="2800" w:type="dxa"/>
@@ -764,7 +661,7 @@
               <w:right w:w="120" w:type="dxa"/>
             </w:tcMar>
           </w:tcPr>
-          <w:p ns2:paraId="7E9DF75B" ns2:textId="77777777">
+          <w:p>
             <w:r>
               <w:rPr>
                 <w:b/>
@@ -794,14 +691,14 @@
               <w:right w:w="120" w:type="dxa"/>
             </w:tcMar>
           </w:tcPr>
-          <w:p ns2:paraId="0D276D1A" ns2:textId="77777777">
-            <w:r>
-              <w:t xml:space="preserve">Proporcionar una señal mensual de dirección (compra/venta/espera) y magnitud del retorno porcentual del precio de trigo, cebada y maíz a nivel provincial en España, a horizontes de 30, 60 y 90 días, integrando fundamentales macroeconómicos, variables climáticas y una capa de análisis espacial-logístico que capture la fricción de costes de transporte y la eficiencia en la transmisión de precios entre mercados regionales.</w:t>
+          <w:p>
+            <w:r>
+              <w:t>Proporcionar una señal mensual de dirección (compra/venta/espera) y magnitud del retorno porcentual del precio de trigo, cebada y maíz a nivel provincial en España, a horizontes de 30, 60 y 90 días, integrando fundamentales macroeconómicos, variables climáticas y una capa de análisis espacial-logístico que capture la fricción de costes de transporte y la eficiencia en la transmisión de precios entre mercados regionales.</w:t>
             </w:r>
           </w:p>
         </w:tc>
       </w:tr>
-      <w:tr ns2:paraId="09F81BAA" ns2:textId="77777777">
+      <w:tr>
         <w:tc>
           <w:tcPr>
             <w:tcW w:w="2800" w:type="dxa"/>
@@ -819,7 +716,7 @@
               <w:right w:w="120" w:type="dxa"/>
             </w:tcMar>
           </w:tcPr>
-          <w:p ns2:paraId="27CACCB4" ns2:textId="77777777">
+          <w:p>
             <w:r>
               <w:rPr>
                 <w:b/>
@@ -849,20 +746,20 @@
               <w:right w:w="120" w:type="dxa"/>
             </w:tcMar>
           </w:tcPr>
-          <w:p ns2:paraId="2A1BDCF3" ns2:textId="77777777">
-            <w:r>
-              <w:t xml:space="preserve">Se utiliza como herramienta de soporte a la decisión en mesas de compras cerealistas: ante la necesidad de planificar inventarios o negociar suministros, el operador selecciona una provincia, cereal y mes de interés, y el sistema devuelve una recomendación táctica (COMPRAR/ESPERAR/VENDER) con nivel de confianza por horizonte temporal, además de rankings provinciales de arbitraje en modo batch para comparar oportunidades geográficas.</w:t>
+          <w:p>
+            <w:r>
+              <w:t>Se utiliza como herramienta de soporte a la decisión en mesas de compras cerealistas: ante la necesidad de planificar inventarios o negociar suministros, el operador selecciona una provincia, cereal y mes de interés, y el sistema devuelve una recomendación táctica (COMPRAR/ESPERAR/VENDER) con nivel de confianza por horizonte temporal, además de rankings provinciales de arbitraje en modo batch para comparar oportunidades geográficas.</w:t>
             </w:r>
           </w:p>
         </w:tc>
       </w:tr>
     </w:tbl>
-    <w:p ns2:paraId="0E4A03E1" ns2:textId="164C9CA4">
+    <w:p>
       <w:pPr>
-        <w:pStyle w:val="Descripcin"/>
+        <w:pStyle w:val="Caption"/>
         <w:jc w:val="center"/>
       </w:pPr>
-      <w:bookmarkStart w:id="7" w:name="_Toc233977640"/>
+      <w:bookmarkStart w:id="2" w:name="_Toc233977640"/>
       <w:r>
         <w:t xml:space="preserve">Tabla </w:t>
       </w:r>
@@ -877,18 +774,19 @@
       <w:r>
         <w:t xml:space="preserve"> Información general del modelo</w:t>
       </w:r>
-      <w:bookmarkEnd w:id="7"/>
+      <w:bookmarkEnd w:id="2"/>
     </w:p>
-    <w:p ns2:paraId="48838E47" ns2:textId="77777777">
+    <w:p>
       <w:pPr>
-        <w:pStyle w:val="Ttulo1"/>
+        <w:pStyle w:val="Heading1"/>
         <w:jc w:val="left"/>
       </w:pPr>
-      <w:bookmarkStart w:id="8" w:name="_Toc233977724"/>
+      <w:bookmarkStart w:id="3" w:name="_Toc233977724"/>
       <w:r>
+        <w:lastRenderedPageBreak/>
         <w:t>2. Campos de entrada (inputs)</w:t>
       </w:r>
-      <w:bookmarkEnd w:id="8"/>
+      <w:bookmarkEnd w:id="3"/>
     </w:p>
     <w:tbl>
       <w:tblPr>
@@ -912,7 +810,7 @@
         <w:gridCol w:w="1307"/>
         <w:gridCol w:w="1447"/>
       </w:tblGrid>
-      <w:tr ns2:paraId="71F932B9" ns2:textId="77777777">
+      <w:tr>
         <w:trPr>
           <w:tblHeader/>
         </w:trPr>
@@ -933,7 +831,7 @@
               <w:right w:w="120" w:type="dxa"/>
             </w:tcMar>
           </w:tcPr>
-          <w:p ns2:paraId="79F614D4" ns2:textId="77777777">
+          <w:p>
             <w:r>
               <w:rPr>
                 <w:b/>
@@ -963,7 +861,7 @@
               <w:right w:w="120" w:type="dxa"/>
             </w:tcMar>
           </w:tcPr>
-          <w:p ns2:paraId="7089FD74" ns2:textId="77777777">
+          <w:p>
             <w:r>
               <w:rPr>
                 <w:b/>
@@ -993,7 +891,7 @@
               <w:right w:w="120" w:type="dxa"/>
             </w:tcMar>
           </w:tcPr>
-          <w:p ns2:paraId="78CD2F77" ns2:textId="77777777">
+          <w:p>
             <w:r>
               <w:rPr>
                 <w:b/>
@@ -1023,7 +921,7 @@
               <w:right w:w="120" w:type="dxa"/>
             </w:tcMar>
           </w:tcPr>
-          <w:p ns2:paraId="72A2F0D2" ns2:textId="77777777">
+          <w:p>
             <w:r>
               <w:rPr>
                 <w:b/>
@@ -1053,7 +951,7 @@
               <w:right w:w="120" w:type="dxa"/>
             </w:tcMar>
           </w:tcPr>
-          <w:p ns2:paraId="6FFDAD95" ns2:textId="77777777">
+          <w:p>
             <w:r>
               <w:rPr>
                 <w:b/>
@@ -1067,7 +965,7 @@
           </w:p>
         </w:tc>
       </w:tr>
-      <w:tr ns2:paraId="5943B210" ns2:textId="77777777">
+      <w:tr>
         <w:tc>
           <w:tcPr>
             <w:tcW w:w="2167" w:type="dxa"/>
@@ -1085,9 +983,9 @@
               <w:right w:w="120" w:type="dxa"/>
             </w:tcMar>
           </w:tcPr>
-          <w:p ns2:paraId="274456BA" ns2:textId="77777777">
-            <w:r>
-              <w:t xml:space="preserve">provincia</w:t>
+          <w:p>
+            <w:r>
+              <w:t>provincia</w:t>
             </w:r>
           </w:p>
         </w:tc>
@@ -1108,9 +1006,9 @@
               <w:right w:w="120" w:type="dxa"/>
             </w:tcMar>
           </w:tcPr>
-          <w:p ns2:paraId="03BFE475" ns2:textId="77777777">
-            <w:r>
-              <w:t xml:space="preserve">str</w:t>
+          <w:p>
+            <w:r>
+              <w:t>str</w:t>
             </w:r>
           </w:p>
         </w:tc>
@@ -1131,9 +1029,9 @@
               <w:right w:w="120" w:type="dxa"/>
             </w:tcMar>
           </w:tcPr>
-          <w:p ns2:paraId="73AC0988" ns2:textId="77777777">
-            <w:r>
-              <w:t xml:space="preserve">Provincia española productora (Burgos, Zamora, Córdoba, etc.). Se codifica como one-hot.</w:t>
+          <w:p>
+            <w:r>
+              <w:t>Provincia española productora (Burgos, Zamora, Córdoba, etc.). Se codifica como one-hot.</w:t>
             </w:r>
           </w:p>
         </w:tc>
@@ -1154,9 +1052,9 @@
               <w:right w:w="120" w:type="dxa"/>
             </w:tcMar>
           </w:tcPr>
-          <w:p ns2:paraId="29F6ACFB" ns2:textId="77777777">
-            <w:r>
-              <w:t xml:space="preserve">Sí</w:t>
+          <w:p>
+            <w:r>
+              <w:t>Sí</w:t>
             </w:r>
           </w:p>
         </w:tc>
@@ -1177,14 +1075,14 @@
               <w:right w:w="120" w:type="dxa"/>
             </w:tcMar>
           </w:tcPr>
-          <w:p ns2:paraId="7756D559" ns2:textId="77777777">
-            <w:r>
-              <w:t xml:space="preserve">-</w:t>
+          <w:p>
+            <w:r>
+              <w:t>-</w:t>
             </w:r>
           </w:p>
         </w:tc>
       </w:tr>
-      <w:tr ns2:paraId="5943B210" ns2:textId="77777777">
+      <w:tr>
         <w:tc>
           <w:tcPr>
             <w:tcW w:w="2167" w:type="dxa"/>
@@ -1202,9 +1100,9 @@
               <w:right w:w="120" w:type="dxa"/>
             </w:tcMar>
           </w:tcPr>
-          <w:p ns2:paraId="274456BA" ns2:textId="77777777">
-            <w:r>
-              <w:t xml:space="preserve">cereal_predominante</w:t>
+          <w:p>
+            <w:r>
+              <w:t>cereal_predominante</w:t>
             </w:r>
           </w:p>
         </w:tc>
@@ -1225,9 +1123,9 @@
               <w:right w:w="120" w:type="dxa"/>
             </w:tcMar>
           </w:tcPr>
-          <w:p ns2:paraId="03BFE475" ns2:textId="77777777">
-            <w:r>
-              <w:t xml:space="preserve">str</w:t>
+          <w:p>
+            <w:r>
+              <w:t>str</w:t>
             </w:r>
           </w:p>
         </w:tc>
@@ -1248,9 +1146,9 @@
               <w:right w:w="120" w:type="dxa"/>
             </w:tcMar>
           </w:tcPr>
-          <w:p ns2:paraId="73AC0988" ns2:textId="77777777">
-            <w:r>
-              <w:t xml:space="preserve">Tipo de cereal predominante: trigo, cebada o maíz. Se codifica como one-hot.</w:t>
+          <w:p>
+            <w:r>
+              <w:t>Tipo de cereal predominante: trigo, cebada o maíz. Se codifica como one-hot.</w:t>
             </w:r>
           </w:p>
         </w:tc>
@@ -1271,9 +1169,9 @@
               <w:right w:w="120" w:type="dxa"/>
             </w:tcMar>
           </w:tcPr>
-          <w:p ns2:paraId="29F6ACFB" ns2:textId="77777777">
-            <w:r>
-              <w:t xml:space="preserve">Sí</w:t>
+          <w:p>
+            <w:r>
+              <w:t>Sí</w:t>
             </w:r>
           </w:p>
         </w:tc>
@@ -1294,14 +1192,14 @@
               <w:right w:w="120" w:type="dxa"/>
             </w:tcMar>
           </w:tcPr>
-          <w:p ns2:paraId="7756D559" ns2:textId="77777777">
-            <w:r>
-              <w:t xml:space="preserve">-</w:t>
+          <w:p>
+            <w:r>
+              <w:t>-</w:t>
             </w:r>
           </w:p>
         </w:tc>
       </w:tr>
-      <w:tr ns2:paraId="5943B210" ns2:textId="77777777">
+      <w:tr>
         <w:tc>
           <w:tcPr>
             <w:tcW w:w="2167" w:type="dxa"/>
@@ -1319,9 +1217,9 @@
               <w:right w:w="120" w:type="dxa"/>
             </w:tcMar>
           </w:tcPr>
-          <w:p ns2:paraId="274456BA" ns2:textId="77777777">
-            <w:r>
-              <w:t xml:space="preserve">date</w:t>
+          <w:p>
+            <w:r>
+              <w:t>date</w:t>
             </w:r>
           </w:p>
         </w:tc>
@@ -1342,9 +1240,9 @@
               <w:right w:w="120" w:type="dxa"/>
             </w:tcMar>
           </w:tcPr>
-          <w:p ns2:paraId="03BFE475" ns2:textId="77777777">
-            <w:r>
-              <w:t xml:space="preserve">str (YYYY-MM)</w:t>
+          <w:p>
+            <w:r>
+              <w:t>str (YYYY-MM)</w:t>
             </w:r>
           </w:p>
         </w:tc>
@@ -1365,9 +1263,9 @@
               <w:right w:w="120" w:type="dxa"/>
             </w:tcMar>
           </w:tcPr>
-          <w:p ns2:paraId="73AC0988" ns2:textId="77777777">
-            <w:r>
-              <w:t xml:space="preserve">Mes de predicción. Determina fase fenológica, lags temporales y ventana de features.</w:t>
+          <w:p>
+            <w:r>
+              <w:t>Mes de predicción. Determina fase fenológica, lags temporales y ventana de features.</w:t>
             </w:r>
           </w:p>
         </w:tc>
@@ -1388,9 +1286,9 @@
               <w:right w:w="120" w:type="dxa"/>
             </w:tcMar>
           </w:tcPr>
-          <w:p ns2:paraId="29F6ACFB" ns2:textId="77777777">
-            <w:r>
-              <w:t xml:space="preserve">Sí</w:t>
+          <w:p>
+            <w:r>
+              <w:t>Sí</w:t>
             </w:r>
           </w:p>
         </w:tc>
@@ -1411,14 +1309,14 @@
               <w:right w:w="120" w:type="dxa"/>
             </w:tcMar>
           </w:tcPr>
-          <w:p ns2:paraId="7756D559" ns2:textId="77777777">
-            <w:r>
-              <w:t xml:space="preserve">-</w:t>
+          <w:p>
+            <w:r>
+              <w:t>-</w:t>
             </w:r>
           </w:p>
         </w:tc>
       </w:tr>
-      <w:tr ns2:paraId="5943B210" ns2:textId="77777777">
+      <w:tr>
         <w:tc>
           <w:tcPr>
             <w:tcW w:w="2167" w:type="dxa"/>
@@ -1436,9 +1334,9 @@
               <w:right w:w="120" w:type="dxa"/>
             </w:tcMar>
           </w:tcPr>
-          <w:p ns2:paraId="274456BA" ns2:textId="77777777">
-            <w:r>
-              <w:t xml:space="preserve">corn_intl_eur_*</w:t>
+          <w:p>
+            <w:r>
+              <w:t>corn_intl_eur_*</w:t>
             </w:r>
           </w:p>
         </w:tc>
@@ -1459,9 +1357,9 @@
               <w:right w:w="120" w:type="dxa"/>
             </w:tcMar>
           </w:tcPr>
-          <w:p ns2:paraId="03BFE475" ns2:textId="77777777">
-            <w:r>
-              <w:t xml:space="preserve">float</w:t>
+          <w:p>
+            <w:r>
+              <w:t>float</w:t>
             </w:r>
           </w:p>
         </w:tc>
@@ -1482,9 +1380,9 @@
               <w:right w:w="120" w:type="dxa"/>
             </w:tcMar>
           </w:tcPr>
-          <w:p ns2:paraId="73AC0988" ns2:textId="77777777">
-            <w:r>
-              <w:t xml:space="preserve">Cotizaciones internacionales de maíz (MATIF/CBOT) con lags 1-3 meses, media móvil 3 meses y volatilidad 3 meses, convertidos a EUR.</w:t>
+          <w:p>
+            <w:r>
+              <w:t>Cotizaciones internacionales de maíz (MATIF/CBOT) con lags 1-3 meses, media móvil 3 meses y volatilidad 3 meses, convertidos a EUR.</w:t>
             </w:r>
           </w:p>
         </w:tc>
@@ -1505,9 +1403,9 @@
               <w:right w:w="120" w:type="dxa"/>
             </w:tcMar>
           </w:tcPr>
-          <w:p ns2:paraId="29F6ACFB" ns2:textId="77777777">
-            <w:r>
-              <w:t xml:space="preserve">Sí (derivado del pipeline ETL)</w:t>
+          <w:p>
+            <w:r>
+              <w:t>Sí (derivado del pipeline ETL)</w:t>
             </w:r>
           </w:p>
         </w:tc>
@@ -1528,14 +1426,14 @@
               <w:right w:w="120" w:type="dxa"/>
             </w:tcMar>
           </w:tcPr>
-          <w:p ns2:paraId="7756D559" ns2:textId="77777777">
-            <w:r>
-              <w:t xml:space="preserve">-</w:t>
+          <w:p>
+            <w:r>
+              <w:t>-</w:t>
             </w:r>
           </w:p>
         </w:tc>
       </w:tr>
-      <w:tr ns2:paraId="5943B210" ns2:textId="77777777">
+      <w:tr>
         <w:tc>
           <w:tcPr>
             <w:tcW w:w="2167" w:type="dxa"/>
@@ -1553,9 +1451,9 @@
               <w:right w:w="120" w:type="dxa"/>
             </w:tcMar>
           </w:tcPr>
-          <w:p ns2:paraId="274456BA" ns2:textId="77777777">
-            <w:r>
-              <w:t xml:space="preserve">wheat_intl_eur_*</w:t>
+          <w:p>
+            <w:r>
+              <w:t>wheat_intl_eur_*</w:t>
             </w:r>
           </w:p>
         </w:tc>
@@ -1576,9 +1474,9 @@
               <w:right w:w="120" w:type="dxa"/>
             </w:tcMar>
           </w:tcPr>
-          <w:p ns2:paraId="03BFE475" ns2:textId="77777777">
-            <w:r>
-              <w:t xml:space="preserve">float</w:t>
+          <w:p>
+            <w:r>
+              <w:t>float</w:t>
             </w:r>
           </w:p>
         </w:tc>
@@ -1599,9 +1497,9 @@
               <w:right w:w="120" w:type="dxa"/>
             </w:tcMar>
           </w:tcPr>
-          <w:p ns2:paraId="73AC0988" ns2:textId="77777777">
-            <w:r>
-              <w:t xml:space="preserve">Cotizaciones internacionales de trigo con lags 1-3, MA3 y vol3 en EUR.</w:t>
+          <w:p>
+            <w:r>
+              <w:t>Cotizaciones internacionales de trigo con lags 1-3, MA3 y vol3 en EUR.</w:t>
             </w:r>
           </w:p>
         </w:tc>
@@ -1622,9 +1520,9 @@
               <w:right w:w="120" w:type="dxa"/>
             </w:tcMar>
           </w:tcPr>
-          <w:p ns2:paraId="29F6ACFB" ns2:textId="77777777">
-            <w:r>
-              <w:t xml:space="preserve">Sí (derivado del pipeline ETL)</w:t>
+          <w:p>
+            <w:r>
+              <w:t>Sí (derivado del pipeline ETL)</w:t>
             </w:r>
           </w:p>
         </w:tc>
@@ -1645,14 +1543,14 @@
               <w:right w:w="120" w:type="dxa"/>
             </w:tcMar>
           </w:tcPr>
-          <w:p ns2:paraId="7756D559" ns2:textId="77777777">
-            <w:r>
-              <w:t xml:space="preserve">-</w:t>
+          <w:p>
+            <w:r>
+              <w:t>-</w:t>
             </w:r>
           </w:p>
         </w:tc>
       </w:tr>
-      <w:tr ns2:paraId="5943B210" ns2:textId="77777777">
+      <w:tr>
         <w:tc>
           <w:tcPr>
             <w:tcW w:w="2167" w:type="dxa"/>
@@ -1670,9 +1568,9 @@
               <w:right w:w="120" w:type="dxa"/>
             </w:tcMar>
           </w:tcPr>
-          <w:p ns2:paraId="274456BA" ns2:textId="77777777">
-            <w:r>
-              <w:t xml:space="preserve">eur_usd_lag_1/2</w:t>
+          <w:p>
+            <w:r>
+              <w:t>eur_usd_lag_1/2</w:t>
             </w:r>
           </w:p>
         </w:tc>
@@ -1693,9 +1591,9 @@
               <w:right w:w="120" w:type="dxa"/>
             </w:tcMar>
           </w:tcPr>
-          <w:p ns2:paraId="03BFE475" ns2:textId="77777777">
-            <w:r>
-              <w:t xml:space="preserve">float</w:t>
+          <w:p>
+            <w:r>
+              <w:t>float</w:t>
             </w:r>
           </w:p>
         </w:tc>
@@ -1716,9 +1614,9 @@
               <w:right w:w="120" w:type="dxa"/>
             </w:tcMar>
           </w:tcPr>
-          <w:p ns2:paraId="73AC0988" ns2:textId="77777777">
-            <w:r>
-              <w:t xml:space="preserve">Paridad EUR/USD con 1 y 2 meses de retardo.</w:t>
+          <w:p>
+            <w:r>
+              <w:t>Paridad EUR/USD con 1 y 2 meses de retardo.</w:t>
             </w:r>
           </w:p>
         </w:tc>
@@ -1739,9 +1637,9 @@
               <w:right w:w="120" w:type="dxa"/>
             </w:tcMar>
           </w:tcPr>
-          <w:p ns2:paraId="29F6ACFB" ns2:textId="77777777">
-            <w:r>
-              <w:t xml:space="preserve">Sí (derivado del pipeline ETL)</w:t>
+          <w:p>
+            <w:r>
+              <w:t>Sí (derivado del pipeline ETL)</w:t>
             </w:r>
           </w:p>
         </w:tc>
@@ -1762,14 +1660,14 @@
               <w:right w:w="120" w:type="dxa"/>
             </w:tcMar>
           </w:tcPr>
-          <w:p ns2:paraId="7756D559" ns2:textId="77777777">
-            <w:r>
-              <w:t xml:space="preserve">-</w:t>
+          <w:p>
+            <w:r>
+              <w:t>-</w:t>
             </w:r>
           </w:p>
         </w:tc>
       </w:tr>
-      <w:tr ns2:paraId="5943B210" ns2:textId="77777777">
+      <w:tr>
         <w:tc>
           <w:tcPr>
             <w:tcW w:w="2167" w:type="dxa"/>
@@ -1787,9 +1685,9 @@
               <w:right w:w="120" w:type="dxa"/>
             </w:tcMar>
           </w:tcPr>
-          <w:p ns2:paraId="274456BA" ns2:textId="77777777">
-            <w:r>
-              <w:t xml:space="preserve">idx_*_lag_3/4</w:t>
+          <w:p>
+            <w:r>
+              <w:t>idx_*_lag_3/4</w:t>
             </w:r>
           </w:p>
         </w:tc>
@@ -1810,9 +1708,9 @@
               <w:right w:w="120" w:type="dxa"/>
             </w:tcMar>
           </w:tcPr>
-          <w:p ns2:paraId="03BFE475" ns2:textId="77777777">
-            <w:r>
-              <w:t xml:space="preserve">float</w:t>
+          <w:p>
+            <w:r>
+              <w:t>float</w:t>
             </w:r>
           </w:p>
         </w:tc>
@@ -1833,9 +1731,9 @@
               <w:right w:w="120" w:type="dxa"/>
             </w:tcMar>
           </w:tcPr>
-          <w:p ns2:paraId="73AC0988" ns2:textId="77777777">
-            <w:r>
-              <w:t xml:space="preserve">Índices MAPA de costes: fertilizantes, fitosanitarios, semillas, energía, con lags 3-4 meses.</w:t>
+          <w:p>
+            <w:r>
+              <w:t>Índices MAPA de costes: fertilizantes, fitosanitarios, semillas, energía, con lags 3-4 meses.</w:t>
             </w:r>
           </w:p>
         </w:tc>
@@ -1856,9 +1754,9 @@
               <w:right w:w="120" w:type="dxa"/>
             </w:tcMar>
           </w:tcPr>
-          <w:p ns2:paraId="29F6ACFB" ns2:textId="77777777">
-            <w:r>
-              <w:t xml:space="preserve">Sí (derivado del pipeline ETL)</w:t>
+          <w:p>
+            <w:r>
+              <w:t>Sí (derivado del pipeline ETL)</w:t>
             </w:r>
           </w:p>
         </w:tc>
@@ -1879,14 +1777,14 @@
               <w:right w:w="120" w:type="dxa"/>
             </w:tcMar>
           </w:tcPr>
-          <w:p ns2:paraId="7756D559" ns2:textId="77777777">
-            <w:r>
-              <w:t xml:space="preserve">-</w:t>
+          <w:p>
+            <w:r>
+              <w:t>-</w:t>
             </w:r>
           </w:p>
         </w:tc>
       </w:tr>
-      <w:tr ns2:paraId="5943B210" ns2:textId="77777777">
+      <w:tr>
         <w:tc>
           <w:tcPr>
             <w:tcW w:w="2167" w:type="dxa"/>
@@ -1904,9 +1802,9 @@
               <w:right w:w="120" w:type="dxa"/>
             </w:tcMar>
           </w:tcPr>
-          <w:p ns2:paraId="274456BA" ns2:textId="77777777">
-            <w:r>
-              <w:t xml:space="preserve">prepag1/2_*_lag_3/4</w:t>
+          <w:p>
+            <w:r>
+              <w:t>prepag1/2_*_lag_3/4</w:t>
             </w:r>
           </w:p>
         </w:tc>
@@ -1927,9 +1825,9 @@
               <w:right w:w="120" w:type="dxa"/>
             </w:tcMar>
           </w:tcPr>
-          <w:p ns2:paraId="03BFE475" ns2:textId="77777777">
-            <w:r>
-              <w:t xml:space="preserve">float</w:t>
+          <w:p>
+            <w:r>
+              <w:t>float</w:t>
             </w:r>
           </w:p>
         </w:tc>
@@ -1950,9 +1848,9 @@
               <w:right w:w="120" w:type="dxa"/>
             </w:tcMar>
           </w:tcPr>
-          <w:p ns2:paraId="73AC0988" ns2:textId="77777777">
-            <w:r>
-              <w:t xml:space="preserve">Costes prepagados: urea, DAP, paja cereales, torta girasol, con lags 3-4 meses.</w:t>
+          <w:p>
+            <w:r>
+              <w:t>Costes prepagados: urea, DAP, paja cereales, torta girasol, con lags 3-4 meses.</w:t>
             </w:r>
           </w:p>
         </w:tc>
@@ -1973,9 +1871,13 @@
               <w:right w:w="120" w:type="dxa"/>
             </w:tcMar>
           </w:tcPr>
-          <w:p ns2:paraId="29F6ACFB" ns2:textId="77777777">
-            <w:r>
-              <w:t xml:space="preserve">Sí (derivado del pipeline ETL)</w:t>
+          <w:p>
+            <w:r>
+              <w:t xml:space="preserve">Sí (derivado del </w:t>
+            </w:r>
+            <w:r>
+              <w:lastRenderedPageBreak/>
+              <w:t>pipeline ETL)</w:t>
             </w:r>
           </w:p>
         </w:tc>
@@ -1996,14 +1898,15 @@
               <w:right w:w="120" w:type="dxa"/>
             </w:tcMar>
           </w:tcPr>
-          <w:p ns2:paraId="7756D559" ns2:textId="77777777">
-            <w:r>
-              <w:t xml:space="preserve">-</w:t>
+          <w:p>
+            <w:r>
+              <w:lastRenderedPageBreak/>
+              <w:t>-</w:t>
             </w:r>
           </w:p>
         </w:tc>
       </w:tr>
-      <w:tr ns2:paraId="5943B210" ns2:textId="77777777">
+      <w:tr>
         <w:tc>
           <w:tcPr>
             <w:tcW w:w="2167" w:type="dxa"/>
@@ -2021,9 +1924,9 @@
               <w:right w:w="120" w:type="dxa"/>
             </w:tcMar>
           </w:tcPr>
-          <w:p ns2:paraId="274456BA" ns2:textId="77777777">
-            <w:r>
-              <w:t xml:space="preserve">precip_provincial_lag_1/2</w:t>
+          <w:p>
+            <w:r>
+              <w:t>precip_provincial_lag_1/2</w:t>
             </w:r>
           </w:p>
         </w:tc>
@@ -2044,9 +1947,9 @@
               <w:right w:w="120" w:type="dxa"/>
             </w:tcMar>
           </w:tcPr>
-          <w:p ns2:paraId="03BFE475" ns2:textId="77777777">
-            <w:r>
-              <w:t xml:space="preserve">float (mm)</w:t>
+          <w:p>
+            <w:r>
+              <w:t>float (mm)</w:t>
             </w:r>
           </w:p>
         </w:tc>
@@ -2067,9 +1970,9 @@
               <w:right w:w="120" w:type="dxa"/>
             </w:tcMar>
           </w:tcPr>
-          <w:p ns2:paraId="73AC0988" ns2:textId="77777777">
-            <w:r>
-              <w:t xml:space="preserve">Precipitación provincial con lags 1-2 meses, incluyendo desviación estándar y shock relativo.</w:t>
+          <w:p>
+            <w:r>
+              <w:t>Precipitación provincial con lags 1-2 meses, incluyendo desviación estándar y shock relativo.</w:t>
             </w:r>
           </w:p>
         </w:tc>
@@ -2090,9 +1993,9 @@
               <w:right w:w="120" w:type="dxa"/>
             </w:tcMar>
           </w:tcPr>
-          <w:p ns2:paraId="29F6ACFB" ns2:textId="77777777">
-            <w:r>
-              <w:t xml:space="preserve">Sí (derivado del pipeline ETL)</w:t>
+          <w:p>
+            <w:r>
+              <w:t>Sí (derivado del pipeline ETL)</w:t>
             </w:r>
           </w:p>
         </w:tc>
@@ -2113,14 +2016,14 @@
               <w:right w:w="120" w:type="dxa"/>
             </w:tcMar>
           </w:tcPr>
-          <w:p ns2:paraId="7756D559" ns2:textId="77777777">
-            <w:r>
-              <w:t xml:space="preserve">-</w:t>
+          <w:p>
+            <w:r>
+              <w:t>-</w:t>
             </w:r>
           </w:p>
         </w:tc>
       </w:tr>
-      <w:tr ns2:paraId="5943B210" ns2:textId="77777777">
+      <w:tr>
         <w:tc>
           <w:tcPr>
             <w:tcW w:w="2167" w:type="dxa"/>
@@ -2138,9 +2041,9 @@
               <w:right w:w="120" w:type="dxa"/>
             </w:tcMar>
           </w:tcPr>
-          <w:p ns2:paraId="274456BA" ns2:textId="77777777">
-            <w:r>
-              <w:t xml:space="preserve">temp_provincial_*</w:t>
+          <w:p>
+            <w:r>
+              <w:t>temp_provincial_*</w:t>
             </w:r>
           </w:p>
         </w:tc>
@@ -2161,9 +2064,9 @@
               <w:right w:w="120" w:type="dxa"/>
             </w:tcMar>
           </w:tcPr>
-          <w:p ns2:paraId="03BFE475" ns2:textId="77777777">
-            <w:r>
-              <w:t xml:space="preserve">float (°C)</w:t>
+          <w:p>
+            <w:r>
+              <w:t>float (°C)</w:t>
             </w:r>
           </w:p>
         </w:tc>
@@ -2184,9 +2087,9 @@
               <w:right w:w="120" w:type="dxa"/>
             </w:tcMar>
           </w:tcPr>
-          <w:p ns2:paraId="73AC0988" ns2:textId="77777777">
-            <w:r>
-              <w:t xml:space="preserve">Variables de temperatura provincial (media, máxima, mínima) y anomalía.</w:t>
+          <w:p>
+            <w:r>
+              <w:t>Variables de temperatura provincial (media, máxima, mínima) y anomalía.</w:t>
             </w:r>
           </w:p>
         </w:tc>
@@ -2207,9 +2110,9 @@
               <w:right w:w="120" w:type="dxa"/>
             </w:tcMar>
           </w:tcPr>
-          <w:p ns2:paraId="29F6ACFB" ns2:textId="77777777">
-            <w:r>
-              <w:t xml:space="preserve">Sí (derivado del pipeline ETL)</w:t>
+          <w:p>
+            <w:r>
+              <w:t>Sí (derivado del pipeline ETL)</w:t>
             </w:r>
           </w:p>
         </w:tc>
@@ -2230,14 +2133,14 @@
               <w:right w:w="120" w:type="dxa"/>
             </w:tcMar>
           </w:tcPr>
-          <w:p ns2:paraId="7756D559" ns2:textId="77777777">
-            <w:r>
-              <w:t xml:space="preserve">-</w:t>
+          <w:p>
+            <w:r>
+              <w:t>-</w:t>
             </w:r>
           </w:p>
         </w:tc>
       </w:tr>
-      <w:tr ns2:paraId="5943B210" ns2:textId="77777777">
+      <w:tr>
         <w:tc>
           <w:tcPr>
             <w:tcW w:w="2167" w:type="dxa"/>
@@ -2255,9 +2158,9 @@
               <w:right w:w="120" w:type="dxa"/>
             </w:tcMar>
           </w:tcPr>
-          <w:p ns2:paraId="274456BA" ns2:textId="77777777">
-            <w:r>
-              <w:t xml:space="preserve">z_clima_adverso_*</w:t>
+          <w:p>
+            <w:r>
+              <w:t>z_clima_adverso_*</w:t>
             </w:r>
           </w:p>
         </w:tc>
@@ -2278,9 +2181,9 @@
               <w:right w:w="120" w:type="dxa"/>
             </w:tcMar>
           </w:tcPr>
-          <w:p ns2:paraId="03BFE475" ns2:textId="77777777">
-            <w:r>
-              <w:t xml:space="preserve">float</w:t>
+          <w:p>
+            <w:r>
+              <w:t>float</w:t>
             </w:r>
           </w:p>
         </w:tc>
@@ -2301,9 +2204,9 @@
               <w:right w:w="120" w:type="dxa"/>
             </w:tcMar>
           </w:tcPr>
-          <w:p ns2:paraId="73AC0988" ns2:textId="77777777">
-            <w:r>
-              <w:t xml:space="preserve">Z-scores de anomalía climática para identificar eventos extremos.</w:t>
+          <w:p>
+            <w:r>
+              <w:t>Z-scores de anomalía climática para identificar eventos extremos.</w:t>
             </w:r>
           </w:p>
         </w:tc>
@@ -2324,9 +2227,9 @@
               <w:right w:w="120" w:type="dxa"/>
             </w:tcMar>
           </w:tcPr>
-          <w:p ns2:paraId="29F6ACFB" ns2:textId="77777777">
-            <w:r>
-              <w:t xml:space="preserve">Sí (derivado del pipeline ETL)</w:t>
+          <w:p>
+            <w:r>
+              <w:t>Sí (derivado del pipeline ETL)</w:t>
             </w:r>
           </w:p>
         </w:tc>
@@ -2347,14 +2250,14 @@
               <w:right w:w="120" w:type="dxa"/>
             </w:tcMar>
           </w:tcPr>
-          <w:p ns2:paraId="7756D559" ns2:textId="77777777">
-            <w:r>
-              <w:t xml:space="preserve">-</w:t>
+          <w:p>
+            <w:r>
+              <w:t>-</w:t>
             </w:r>
           </w:p>
         </w:tc>
       </w:tr>
-      <w:tr ns2:paraId="5943B210" ns2:textId="77777777">
+      <w:tr>
         <w:tc>
           <w:tcPr>
             <w:tcW w:w="2167" w:type="dxa"/>
@@ -2372,9 +2275,9 @@
               <w:right w:w="120" w:type="dxa"/>
             </w:tcMar>
           </w:tcPr>
-          <w:p ns2:paraId="274456BA" ns2:textId="77777777">
-            <w:r>
-              <w:t xml:space="preserve">sup_cereal_predominante_lag_1</w:t>
+          <w:p>
+            <w:r>
+              <w:t>sup_cereal_predominante_lag_1</w:t>
             </w:r>
           </w:p>
         </w:tc>
@@ -2395,9 +2298,9 @@
               <w:right w:w="120" w:type="dxa"/>
             </w:tcMar>
           </w:tcPr>
-          <w:p ns2:paraId="03BFE475" ns2:textId="77777777">
-            <w:r>
-              <w:t xml:space="preserve">float (ha)</w:t>
+          <w:p>
+            <w:r>
+              <w:t>float (ha)</w:t>
             </w:r>
           </w:p>
         </w:tc>
@@ -2418,9 +2321,9 @@
               <w:right w:w="120" w:type="dxa"/>
             </w:tcMar>
           </w:tcPr>
-          <w:p ns2:paraId="73AC0988" ns2:textId="77777777">
-            <w:r>
-              <w:t xml:space="preserve">Superficie sembrada del cereal predominante con 1 mes de retardo.</w:t>
+          <w:p>
+            <w:r>
+              <w:t>Superficie sembrada del cereal predominante con 1 mes de retardo.</w:t>
             </w:r>
           </w:p>
         </w:tc>
@@ -2441,9 +2344,9 @@
               <w:right w:w="120" w:type="dxa"/>
             </w:tcMar>
           </w:tcPr>
-          <w:p ns2:paraId="29F6ACFB" ns2:textId="77777777">
-            <w:r>
-              <w:t xml:space="preserve">Sí (derivado del pipeline ETL)</w:t>
+          <w:p>
+            <w:r>
+              <w:t>Sí (derivado del pipeline ETL)</w:t>
             </w:r>
           </w:p>
         </w:tc>
@@ -2464,14 +2367,14 @@
               <w:right w:w="120" w:type="dxa"/>
             </w:tcMar>
           </w:tcPr>
-          <w:p ns2:paraId="7756D559" ns2:textId="77777777">
-            <w:r>
-              <w:t xml:space="preserve">-</w:t>
+          <w:p>
+            <w:r>
+              <w:t>-</w:t>
             </w:r>
           </w:p>
         </w:tc>
       </w:tr>
-      <w:tr ns2:paraId="5943B210" ns2:textId="77777777">
+      <w:tr>
         <w:tc>
           <w:tcPr>
             <w:tcW w:w="2167" w:type="dxa"/>
@@ -2489,9 +2392,9 @@
               <w:right w:w="120" w:type="dxa"/>
             </w:tcMar>
           </w:tcPr>
-          <w:p ns2:paraId="274456BA" ns2:textId="77777777">
-            <w:r>
-              <w:t xml:space="preserve">dist_puerto_min_km</w:t>
+          <w:p>
+            <w:r>
+              <w:t>dist_puerto_min_km</w:t>
             </w:r>
           </w:p>
         </w:tc>
@@ -2512,9 +2415,9 @@
               <w:right w:w="120" w:type="dxa"/>
             </w:tcMar>
           </w:tcPr>
-          <w:p ns2:paraId="03BFE475" ns2:textId="77777777">
-            <w:r>
-              <w:t xml:space="preserve">float (km)</w:t>
+          <w:p>
+            <w:r>
+              <w:t>float (km)</w:t>
             </w:r>
           </w:p>
         </w:tc>
@@ -2535,9 +2438,9 @@
               <w:right w:w="120" w:type="dxa"/>
             </w:tcMar>
           </w:tcPr>
-          <w:p ns2:paraId="73AC0988" ns2:textId="77777777">
-            <w:r>
-              <w:t xml:space="preserve">Distancia mínima geodésica (Haversine) al puerto de referencia más cercano.</w:t>
+          <w:p>
+            <w:r>
+              <w:t>Distancia mínima geodésica (Haversine) al puerto de referencia más cercano.</w:t>
             </w:r>
           </w:p>
         </w:tc>
@@ -2558,9 +2461,9 @@
               <w:right w:w="120" w:type="dxa"/>
             </w:tcMar>
           </w:tcPr>
-          <w:p ns2:paraId="29F6ACFB" ns2:textId="77777777">
-            <w:r>
-              <w:t xml:space="preserve">Sí (derivado del pipeline ETL)</w:t>
+          <w:p>
+            <w:r>
+              <w:t>Sí (derivado del pipeline ETL)</w:t>
             </w:r>
           </w:p>
         </w:tc>
@@ -2581,14 +2484,14 @@
               <w:right w:w="120" w:type="dxa"/>
             </w:tcMar>
           </w:tcPr>
-          <w:p ns2:paraId="7756D559" ns2:textId="77777777">
-            <w:r>
-              <w:t xml:space="preserve">-</w:t>
+          <w:p>
+            <w:r>
+              <w:t>-</w:t>
             </w:r>
           </w:p>
         </w:tc>
       </w:tr>
-      <w:tr ns2:paraId="5943B210" ns2:textId="77777777">
+      <w:tr>
         <w:tc>
           <w:tcPr>
             <w:tcW w:w="2167" w:type="dxa"/>
@@ -2606,9 +2509,9 @@
               <w:right w:w="120" w:type="dxa"/>
             </w:tcMar>
           </w:tcPr>
-          <w:p ns2:paraId="274456BA" ns2:textId="77777777">
-            <w:r>
-              <w:t xml:space="preserve">presion_combustible_puerto</w:t>
+          <w:p>
+            <w:r>
+              <w:t>presion_combustible_puerto</w:t>
             </w:r>
           </w:p>
         </w:tc>
@@ -2629,9 +2532,9 @@
               <w:right w:w="120" w:type="dxa"/>
             </w:tcMar>
           </w:tcPr>
-          <w:p ns2:paraId="03BFE475" ns2:textId="77777777">
-            <w:r>
-              <w:t xml:space="preserve">float</w:t>
+          <w:p>
+            <w:r>
+              <w:t>float</w:t>
             </w:r>
           </w:p>
         </w:tc>
@@ -2652,9 +2555,9 @@
               <w:right w:w="120" w:type="dxa"/>
             </w:tcMar>
           </w:tcPr>
-          <w:p ns2:paraId="73AC0988" ns2:textId="77777777">
-            <w:r>
-              <w:t xml:space="preserve">Índice de presión de costes de combustible vinculado a la distancia al nodo logístico.</w:t>
+          <w:p>
+            <w:r>
+              <w:t>Índice de presión de costes de combustible vinculado a la distancia al nodo logístico.</w:t>
             </w:r>
           </w:p>
         </w:tc>
@@ -2675,9 +2578,9 @@
               <w:right w:w="120" w:type="dxa"/>
             </w:tcMar>
           </w:tcPr>
-          <w:p ns2:paraId="29F6ACFB" ns2:textId="77777777">
-            <w:r>
-              <w:t xml:space="preserve">Sí (derivado del pipeline ETL)</w:t>
+          <w:p>
+            <w:r>
+              <w:t>Sí (derivado del pipeline ETL)</w:t>
             </w:r>
           </w:p>
         </w:tc>
@@ -2698,14 +2601,14 @@
               <w:right w:w="120" w:type="dxa"/>
             </w:tcMar>
           </w:tcPr>
-          <w:p ns2:paraId="7756D559" ns2:textId="77777777">
-            <w:r>
-              <w:t xml:space="preserve">-</w:t>
+          <w:p>
+            <w:r>
+              <w:t>-</w:t>
             </w:r>
           </w:p>
         </w:tc>
       </w:tr>
-      <w:tr ns2:paraId="5943B210" ns2:textId="77777777">
+      <w:tr>
         <w:tc>
           <w:tcPr>
             <w:tcW w:w="2167" w:type="dxa"/>
@@ -2723,9 +2626,9 @@
               <w:right w:w="120" w:type="dxa"/>
             </w:tcMar>
           </w:tcPr>
-          <w:p ns2:paraId="274456BA" ns2:textId="77777777">
-            <w:r>
-              <w:t xml:space="preserve">provincia_*</w:t>
+          <w:p>
+            <w:r>
+              <w:t>provincia_*</w:t>
             </w:r>
           </w:p>
         </w:tc>
@@ -2746,9 +2649,9 @@
               <w:right w:w="120" w:type="dxa"/>
             </w:tcMar>
           </w:tcPr>
-          <w:p ns2:paraId="03BFE475" ns2:textId="77777777">
-            <w:r>
-              <w:t xml:space="preserve">float (one-hot)</w:t>
+          <w:p>
+            <w:r>
+              <w:t>float (one-hot)</w:t>
             </w:r>
           </w:p>
         </w:tc>
@@ -2769,9 +2672,9 @@
               <w:right w:w="120" w:type="dxa"/>
             </w:tcMar>
           </w:tcPr>
-          <w:p ns2:paraId="73AC0988" ns2:textId="77777777">
-            <w:r>
-              <w:t xml:space="preserve">Codificación one-hot de 23 provincias productoras.</w:t>
+          <w:p>
+            <w:r>
+              <w:t>Codificación one-hot de 23 provincias productoras.</w:t>
             </w:r>
           </w:p>
         </w:tc>
@@ -2792,9 +2695,9 @@
               <w:right w:w="120" w:type="dxa"/>
             </w:tcMar>
           </w:tcPr>
-          <w:p ns2:paraId="29F6ACFB" ns2:textId="77777777">
-            <w:r>
-              <w:t xml:space="preserve">Sí (derivado del pipeline ETL)</w:t>
+          <w:p>
+            <w:r>
+              <w:t>Sí (derivado del pipeline ETL)</w:t>
             </w:r>
           </w:p>
         </w:tc>
@@ -2815,14 +2718,14 @@
               <w:right w:w="120" w:type="dxa"/>
             </w:tcMar>
           </w:tcPr>
-          <w:p ns2:paraId="7756D559" ns2:textId="77777777">
-            <w:r>
-              <w:t xml:space="preserve">-</w:t>
+          <w:p>
+            <w:r>
+              <w:t>-</w:t>
             </w:r>
           </w:p>
         </w:tc>
       </w:tr>
-      <w:tr ns2:paraId="5943B210" ns2:textId="77777777">
+      <w:tr>
         <w:tc>
           <w:tcPr>
             <w:tcW w:w="2167" w:type="dxa"/>
@@ -2840,9 +2743,10 @@
               <w:right w:w="120" w:type="dxa"/>
             </w:tcMar>
           </w:tcPr>
-          <w:p ns2:paraId="274456BA" ns2:textId="77777777">
-            <w:r>
-              <w:t xml:space="preserve">fase_siembra/crecimiento/cosecha</w:t>
+          <w:p>
+            <w:r>
+              <w:lastRenderedPageBreak/>
+              <w:t>fase_siembra/crecimiento/cosecha</w:t>
             </w:r>
           </w:p>
         </w:tc>
@@ -2863,9 +2767,9 @@
               <w:right w:w="120" w:type="dxa"/>
             </w:tcMar>
           </w:tcPr>
-          <w:p ns2:paraId="03BFE475" ns2:textId="77777777">
-            <w:r>
-              <w:t xml:space="preserve">float</w:t>
+          <w:p>
+            <w:r>
+              <w:t>float</w:t>
             </w:r>
           </w:p>
         </w:tc>
@@ -2886,9 +2790,9 @@
               <w:right w:w="120" w:type="dxa"/>
             </w:tcMar>
           </w:tcPr>
-          <w:p ns2:paraId="73AC0988" ns2:textId="77777777">
-            <w:r>
-              <w:t xml:space="preserve">Marcadores binarios de fase fenológica del cereal según el mes.</w:t>
+          <w:p>
+            <w:r>
+              <w:t>Marcadores binarios de fase fenológica del cereal según el mes.</w:t>
             </w:r>
           </w:p>
         </w:tc>
@@ -2909,9 +2813,9 @@
               <w:right w:w="120" w:type="dxa"/>
             </w:tcMar>
           </w:tcPr>
-          <w:p ns2:paraId="29F6ACFB" ns2:textId="77777777">
-            <w:r>
-              <w:t xml:space="preserve">Sí (derivado del pipeline ETL)</w:t>
+          <w:p>
+            <w:r>
+              <w:t>Sí (derivado del pipeline ETL)</w:t>
             </w:r>
           </w:p>
         </w:tc>
@@ -2932,14 +2836,14 @@
               <w:right w:w="120" w:type="dxa"/>
             </w:tcMar>
           </w:tcPr>
-          <w:p ns2:paraId="7756D559" ns2:textId="77777777">
-            <w:r>
-              <w:t xml:space="preserve">-</w:t>
+          <w:p>
+            <w:r>
+              <w:t>-</w:t>
             </w:r>
           </w:p>
         </w:tc>
       </w:tr>
-      <w:tr ns2:paraId="5943B210" ns2:textId="77777777">
+      <w:tr>
         <w:tc>
           <w:tcPr>
             <w:tcW w:w="2167" w:type="dxa"/>
@@ -2957,9 +2861,9 @@
               <w:right w:w="120" w:type="dxa"/>
             </w:tcMar>
           </w:tcPr>
-          <w:p ns2:paraId="274456BA" ns2:textId="77777777">
-            <w:r>
-              <w:t xml:space="preserve">month_sin/month_cos</w:t>
+          <w:p>
+            <w:r>
+              <w:t>month_sin/month_cos</w:t>
             </w:r>
           </w:p>
         </w:tc>
@@ -2980,9 +2884,9 @@
               <w:right w:w="120" w:type="dxa"/>
             </w:tcMar>
           </w:tcPr>
-          <w:p ns2:paraId="03BFE475" ns2:textId="77777777">
-            <w:r>
-              <w:t xml:space="preserve">float</w:t>
+          <w:p>
+            <w:r>
+              <w:t>float</w:t>
             </w:r>
           </w:p>
         </w:tc>
@@ -3003,9 +2907,9 @@
               <w:right w:w="120" w:type="dxa"/>
             </w:tcMar>
           </w:tcPr>
-          <w:p ns2:paraId="73AC0988" ns2:textId="77777777">
-            <w:r>
-              <w:t xml:space="preserve">Codificación cíclica trigonométrica del mes del año.</w:t>
+          <w:p>
+            <w:r>
+              <w:t>Codificación cíclica trigonométrica del mes del año.</w:t>
             </w:r>
           </w:p>
         </w:tc>
@@ -3026,9 +2930,9 @@
               <w:right w:w="120" w:type="dxa"/>
             </w:tcMar>
           </w:tcPr>
-          <w:p ns2:paraId="29F6ACFB" ns2:textId="77777777">
-            <w:r>
-              <w:t xml:space="preserve">Sí (derivado del pipeline ETL)</w:t>
+          <w:p>
+            <w:r>
+              <w:t>Sí (derivado del pipeline ETL)</w:t>
             </w:r>
           </w:p>
         </w:tc>
@@ -3049,20 +2953,20 @@
               <w:right w:w="120" w:type="dxa"/>
             </w:tcMar>
           </w:tcPr>
-          <w:p ns2:paraId="7756D559" ns2:textId="77777777">
-            <w:r>
-              <w:t xml:space="preserve">-</w:t>
+          <w:p>
+            <w:r>
+              <w:t>-</w:t>
             </w:r>
           </w:p>
         </w:tc>
       </w:tr>
     </w:tbl>
-    <w:p ns2:paraId="2301E228" ns2:textId="43111ADC">
+    <w:p>
       <w:pPr>
-        <w:pStyle w:val="Descripcin"/>
+        <w:pStyle w:val="Caption"/>
         <w:jc w:val="center"/>
       </w:pPr>
-      <w:bookmarkStart w:id="9" w:name="_Toc233977641"/>
+      <w:bookmarkStart w:id="4" w:name="_Toc233977641"/>
       <w:r>
         <w:t xml:space="preserve">Tabla </w:t>
       </w:r>
@@ -3077,18 +2981,18 @@
       <w:r>
         <w:t xml:space="preserve"> Campos de entrada (inputs)</w:t>
       </w:r>
-      <w:bookmarkEnd w:id="9"/>
+      <w:bookmarkEnd w:id="4"/>
     </w:p>
-    <w:p ns2:paraId="1A4DD035" ns2:textId="77777777">
+    <w:p>
       <w:pPr>
-        <w:pStyle w:val="Ttulo1"/>
+        <w:pStyle w:val="Heading1"/>
         <w:jc w:val="left"/>
       </w:pPr>
-      <w:bookmarkStart w:id="10" w:name="_Toc233977725"/>
+      <w:bookmarkStart w:id="5" w:name="_Toc233977725"/>
       <w:r>
         <w:t>3. Campos de salida (outputs)</w:t>
       </w:r>
-      <w:bookmarkEnd w:id="10"/>
+      <w:bookmarkEnd w:id="5"/>
     </w:p>
     <w:tbl>
       <w:tblPr>
@@ -3112,7 +3016,7 @@
         <w:gridCol w:w="1760"/>
         <w:gridCol w:w="1800"/>
       </w:tblGrid>
-      <w:tr ns2:paraId="74C19D16" ns2:textId="77777777">
+      <w:tr>
         <w:trPr>
           <w:tblHeader/>
         </w:trPr>
@@ -3133,7 +3037,7 @@
               <w:right w:w="120" w:type="dxa"/>
             </w:tcMar>
           </w:tcPr>
-          <w:p ns2:paraId="36393328" ns2:textId="77777777">
+          <w:p>
             <w:r>
               <w:rPr>
                 <w:b/>
@@ -3163,7 +3067,7 @@
               <w:right w:w="120" w:type="dxa"/>
             </w:tcMar>
           </w:tcPr>
-          <w:p ns2:paraId="4B6C5E52" ns2:textId="77777777">
+          <w:p>
             <w:r>
               <w:rPr>
                 <w:b/>
@@ -3193,7 +3097,7 @@
               <w:right w:w="120" w:type="dxa"/>
             </w:tcMar>
           </w:tcPr>
-          <w:p ns2:paraId="176B52FF" ns2:textId="77777777">
+          <w:p>
             <w:r>
               <w:rPr>
                 <w:b/>
@@ -3223,7 +3127,7 @@
               <w:right w:w="120" w:type="dxa"/>
             </w:tcMar>
           </w:tcPr>
-          <w:p ns2:paraId="0B5BC6FF" ns2:textId="77777777">
+          <w:p>
             <w:r>
               <w:rPr>
                 <w:b/>
@@ -3253,7 +3157,7 @@
               <w:right w:w="120" w:type="dxa"/>
             </w:tcMar>
           </w:tcPr>
-          <w:p ns2:paraId="5AEDED9E" ns2:textId="77777777">
+          <w:p>
             <w:r>
               <w:rPr>
                 <w:b/>
@@ -3267,7 +3171,7 @@
           </w:p>
         </w:tc>
       </w:tr>
-      <w:tr ns2:paraId="4B6C9425" ns2:textId="77777777">
+      <w:tr>
         <w:tc>
           <w:tcPr>
             <w:tcW w:w="2200" w:type="dxa"/>
@@ -3285,9 +3189,9 @@
               <w:right w:w="120" w:type="dxa"/>
             </w:tcMar>
           </w:tcPr>
-          <w:p ns2:paraId="4132C6A4" ns2:textId="77777777">
-            <w:r>
-              <w:t xml:space="preserve">signal_h1/h2/h3</w:t>
+          <w:p>
+            <w:r>
+              <w:t>signal_h1/h2/h3</w:t>
             </w:r>
           </w:p>
         </w:tc>
@@ -3308,9 +3212,9 @@
               <w:right w:w="120" w:type="dxa"/>
             </w:tcMar>
           </w:tcPr>
-          <w:p ns2:paraId="53FB4F47" ns2:textId="77777777">
-            <w:r>
-              <w:t xml:space="preserve">str (ALCISTA/BAJISTA/NEUTRAL)</w:t>
+          <w:p>
+            <w:r>
+              <w:t>str (ALCISTA/BAJISTA/NEUTRAL)</w:t>
             </w:r>
           </w:p>
         </w:tc>
@@ -3331,9 +3235,9 @@
               <w:right w:w="120" w:type="dxa"/>
             </w:tcMar>
           </w:tcPr>
-          <w:p ns2:paraId="6B1D3E7E" ns2:textId="77777777">
-            <w:r>
-              <w:t xml:space="preserve">Señal de tendencia por horizonte temporal según umbrales de retorno y probabilidad calibrados.</w:t>
+          <w:p>
+            <w:r>
+              <w:t>Señal de tendencia por horizonte temporal según umbrales de retorno y probabilidad calibrados.</w:t>
             </w:r>
           </w:p>
         </w:tc>
@@ -3354,9 +3258,9 @@
               <w:right w:w="120" w:type="dxa"/>
             </w:tcMar>
           </w:tcPr>
-          <w:p ns2:paraId="5BF35099" ns2:textId="77777777">
-            <w:r>
-              <w:t xml:space="preserve">ALCISTA, BAJISTA o NEUTRAL</w:t>
+          <w:p>
+            <w:r>
+              <w:t>ALCISTA, BAJISTA o NEUTRAL</w:t>
             </w:r>
           </w:p>
         </w:tc>
@@ -3377,14 +3281,14 @@
               <w:right w:w="120" w:type="dxa"/>
             </w:tcMar>
           </w:tcPr>
-          <w:p ns2:paraId="2067DBEB" ns2:textId="77777777">
-            <w:r>
-              <w:t xml:space="preserve">ALCISTA indica oportunidad de compra con retorno esperado positivo y alta probabilidad; BAJISTA indica venta o espera; NEUTRAL indica zona de baja confianza.</w:t>
+          <w:p>
+            <w:r>
+              <w:t>ALCISTA indica oportunidad de compra con retorno esperado positivo y alta probabilidad; BAJISTA indica venta o espera; NEUTRAL indica zona de baja confianza.</w:t>
             </w:r>
           </w:p>
         </w:tc>
       </w:tr>
-      <w:tr ns2:paraId="4B6C9425" ns2:textId="77777777">
+      <w:tr>
         <w:tc>
           <w:tcPr>
             <w:tcW w:w="2200" w:type="dxa"/>
@@ -3402,9 +3306,9 @@
               <w:right w:w="120" w:type="dxa"/>
             </w:tcMar>
           </w:tcPr>
-          <w:p ns2:paraId="4132C6A4" ns2:textId="77777777">
-            <w:r>
-              <w:t xml:space="preserve">confidence_h1/h2/h3</w:t>
+          <w:p>
+            <w:r>
+              <w:t>confidence_h1/h2/h3</w:t>
             </w:r>
           </w:p>
         </w:tc>
@@ -3425,9 +3329,9 @@
               <w:right w:w="120" w:type="dxa"/>
             </w:tcMar>
           </w:tcPr>
-          <w:p ns2:paraId="53FB4F47" ns2:textId="77777777">
-            <w:r>
-              <w:t xml:space="preserve">float (%)</w:t>
+          <w:p>
+            <w:r>
+              <w:t>float (%)</w:t>
             </w:r>
           </w:p>
         </w:tc>
@@ -3448,9 +3352,9 @@
               <w:right w:w="120" w:type="dxa"/>
             </w:tcMar>
           </w:tcPr>
-          <w:p ns2:paraId="6B1D3E7E" ns2:textId="77777777">
-            <w:r>
-              <w:t xml:space="preserve">Nivel de confianza de la señal, basado en la probabilidad calibrada del clasificador.</w:t>
+          <w:p>
+            <w:r>
+              <w:t>Nivel de confianza de la señal, basado en la probabilidad calibrada del clasificador.</w:t>
             </w:r>
           </w:p>
         </w:tc>
@@ -3471,9 +3375,9 @@
               <w:right w:w="120" w:type="dxa"/>
             </w:tcMar>
           </w:tcPr>
-          <w:p ns2:paraId="5BF35099" ns2:textId="77777777">
-            <w:r>
-              <w:t xml:space="preserve">0-100%</w:t>
+          <w:p>
+            <w:r>
+              <w:t>0-100%</w:t>
             </w:r>
           </w:p>
         </w:tc>
@@ -3494,14 +3398,14 @@
               <w:right w:w="120" w:type="dxa"/>
             </w:tcMar>
           </w:tcPr>
-          <w:p ns2:paraId="2067DBEB" ns2:textId="77777777">
-            <w:r>
-              <w:t xml:space="preserve">Valores &gt;60% indican alta fiabilidad de la señal; 40-60% zona de cautela; &lt;40% señal no operativa.</w:t>
+          <w:p>
+            <w:r>
+              <w:t>Valores &gt;60% indican alta fiabilidad de la señal; 40-60% zona de cautela; &lt;40% señal no operativa.</w:t>
             </w:r>
           </w:p>
         </w:tc>
       </w:tr>
-      <w:tr ns2:paraId="4B6C9425" ns2:textId="77777777">
+      <w:tr>
         <w:tc>
           <w:tcPr>
             <w:tcW w:w="2200" w:type="dxa"/>
@@ -3519,9 +3423,17 @@
               <w:right w:w="120" w:type="dxa"/>
             </w:tcMar>
           </w:tcPr>
-          <w:p ns2:paraId="4132C6A4" ns2:textId="77777777">
-            <w:r>
-              <w:t xml:space="preserve">expected_return_h1/h2/h3</w:t>
+          <w:p>
+            <w:pPr>
+              <w:rPr>
+                <w:lang w:val="en-US"/>
+              </w:rPr>
+            </w:pPr>
+            <w:r>
+              <w:rPr>
+                <w:lang w:val="en-US"/>
+              </w:rPr>
+              <w:t>expected_return_h1/h2/h3</w:t>
             </w:r>
           </w:p>
         </w:tc>
@@ -3542,9 +3454,9 @@
               <w:right w:w="120" w:type="dxa"/>
             </w:tcMar>
           </w:tcPr>
-          <w:p ns2:paraId="53FB4F47" ns2:textId="77777777">
-            <w:r>
-              <w:t xml:space="preserve">float (fracción)</w:t>
+          <w:p>
+            <w:r>
+              <w:t>float (fracción)</w:t>
             </w:r>
           </w:p>
         </w:tc>
@@ -3565,9 +3477,13 @@
               <w:right w:w="120" w:type="dxa"/>
             </w:tcMar>
           </w:tcPr>
-          <w:p ns2:paraId="6B1D3E7E" ns2:textId="77777777">
-            <w:r>
-              <w:t xml:space="preserve">Retorno porcentual esperado estimado por el regresor para cada horizonte.</w:t>
+          <w:p>
+            <w:r>
+              <w:t xml:space="preserve">Retorno porcentual esperado estimado </w:t>
+            </w:r>
+            <w:r>
+              <w:lastRenderedPageBreak/>
+              <w:t>por el regresor para cada horizonte.</w:t>
             </w:r>
           </w:p>
         </w:tc>
@@ -3588,9 +3504,10 @@
               <w:right w:w="120" w:type="dxa"/>
             </w:tcMar>
           </w:tcPr>
-          <w:p ns2:paraId="5BF35099" ns2:textId="77777777">
-            <w:r>
-              <w:t xml:space="preserve">Continuo (típicamente -0.05 a +0.05)</w:t>
+          <w:p>
+            <w:r>
+              <w:lastRenderedPageBreak/>
+              <w:t>Continuo (típicamente -0.05 a +0.05)</w:t>
             </w:r>
           </w:p>
         </w:tc>
@@ -3611,14 +3528,18 @@
               <w:right w:w="120" w:type="dxa"/>
             </w:tcMar>
           </w:tcPr>
-          <w:p ns2:paraId="2067DBEB" ns2:textId="77777777">
-            <w:r>
-              <w:t xml:space="preserve">Valor positivo indica retorno esperado alcista; negativo bajista. Se interpreta como fracción del precio actual.</w:t>
+          <w:p>
+            <w:r>
+              <w:t xml:space="preserve">Valor positivo indica retorno esperado </w:t>
+            </w:r>
+            <w:r>
+              <w:lastRenderedPageBreak/>
+              <w:t>alcista; negativo bajista. Se interpreta como fracción del precio actual.</w:t>
             </w:r>
           </w:p>
         </w:tc>
       </w:tr>
-      <w:tr ns2:paraId="4B6C9425" ns2:textId="77777777">
+      <w:tr>
         <w:tc>
           <w:tcPr>
             <w:tcW w:w="2200" w:type="dxa"/>
@@ -3636,9 +3557,9 @@
               <w:right w:w="120" w:type="dxa"/>
             </w:tcMar>
           </w:tcPr>
-          <w:p ns2:paraId="4132C6A4" ns2:textId="77777777">
-            <w:r>
-              <w:t xml:space="preserve">prob_up_h1/h2/h3</w:t>
+          <w:p>
+            <w:r>
+              <w:t>prob_up_h1/h2/h3</w:t>
             </w:r>
           </w:p>
         </w:tc>
@@ -3659,9 +3580,9 @@
               <w:right w:w="120" w:type="dxa"/>
             </w:tcMar>
           </w:tcPr>
-          <w:p ns2:paraId="53FB4F47" ns2:textId="77777777">
-            <w:r>
-              <w:t xml:space="preserve">float</w:t>
+          <w:p>
+            <w:r>
+              <w:t>float</w:t>
             </w:r>
           </w:p>
         </w:tc>
@@ -3682,9 +3603,9 @@
               <w:right w:w="120" w:type="dxa"/>
             </w:tcMar>
           </w:tcPr>
-          <w:p ns2:paraId="6B1D3E7E" ns2:textId="77777777">
-            <w:r>
-              <w:t xml:space="preserve">Probabilidad calibrada de movimiento alcista según el clasificador.</w:t>
+          <w:p>
+            <w:r>
+              <w:t>Probabilidad calibrada de movimiento alcista según el clasificador.</w:t>
             </w:r>
           </w:p>
         </w:tc>
@@ -3705,9 +3626,9 @@
               <w:right w:w="120" w:type="dxa"/>
             </w:tcMar>
           </w:tcPr>
-          <w:p ns2:paraId="5BF35099" ns2:textId="77777777">
-            <w:r>
-              <w:t xml:space="preserve">0-1</w:t>
+          <w:p>
+            <w:r>
+              <w:t>0-1</w:t>
             </w:r>
           </w:p>
         </w:tc>
@@ -3728,14 +3649,14 @@
               <w:right w:w="120" w:type="dxa"/>
             </w:tcMar>
           </w:tcPr>
-          <w:p ns2:paraId="2067DBEB" ns2:textId="77777777">
-            <w:r>
-              <w:t xml:space="preserve">Probabilidad de que el precio suba en el horizonte indicado. Umbral de referencia: 0.65 para señal alcista.</w:t>
+          <w:p>
+            <w:r>
+              <w:t>Probabilidad de que el precio suba en el horizonte indicado. Umbral de referencia: 0.65 para señal alcista.</w:t>
             </w:r>
           </w:p>
         </w:tc>
       </w:tr>
-      <w:tr ns2:paraId="4B6C9425" ns2:textId="77777777">
+      <w:tr>
         <w:tc>
           <w:tcPr>
             <w:tcW w:w="2200" w:type="dxa"/>
@@ -3753,9 +3674,9 @@
               <w:right w:w="120" w:type="dxa"/>
             </w:tcMar>
           </w:tcPr>
-          <w:p ns2:paraId="4132C6A4" ns2:textId="77777777">
-            <w:r>
-              <w:t xml:space="preserve">timing_label</w:t>
+          <w:p>
+            <w:r>
+              <w:t>timing_label</w:t>
             </w:r>
           </w:p>
         </w:tc>
@@ -3776,9 +3697,9 @@
               <w:right w:w="120" w:type="dxa"/>
             </w:tcMar>
           </w:tcPr>
-          <w:p ns2:paraId="53FB4F47" ns2:textId="77777777">
-            <w:r>
-              <w:t xml:space="preserve">str</w:t>
+          <w:p>
+            <w:r>
+              <w:t>str</w:t>
             </w:r>
           </w:p>
         </w:tc>
@@ -3799,9 +3720,9 @@
               <w:right w:w="120" w:type="dxa"/>
             </w:tcMar>
           </w:tcPr>
-          <w:p ns2:paraId="6B1D3E7E" ns2:textId="77777777">
-            <w:r>
-              <w:t xml:space="preserve">Etiqueta de recomendación táctica consolidada.</w:t>
+          <w:p>
+            <w:r>
+              <w:t>Etiqueta de recomendación táctica consolidada.</w:t>
             </w:r>
           </w:p>
         </w:tc>
@@ -3822,9 +3743,9 @@
               <w:right w:w="120" w:type="dxa"/>
             </w:tcMar>
           </w:tcPr>
-          <w:p ns2:paraId="5BF35099" ns2:textId="77777777">
-            <w:r>
-              <w:t xml:space="preserve">COMPRA YA / VENDE YA / ESPERA / SEGUIMIENTO ACTIVO</w:t>
+          <w:p>
+            <w:r>
+              <w:t>COMPRA YA / VENDE YA / ESPERA / SEGUIMIENTO ACTIVO</w:t>
             </w:r>
           </w:p>
         </w:tc>
@@ -3845,14 +3766,14 @@
               <w:right w:w="120" w:type="dxa"/>
             </w:tcMar>
           </w:tcPr>
-          <w:p ns2:paraId="2067DBEB" ns2:textId="77777777">
-            <w:r>
-              <w:t xml:space="preserve">Resumen ejecutivo de la acción recomendada según la alineación de horizontes y umbrales.</w:t>
+          <w:p>
+            <w:r>
+              <w:t>Resumen ejecutivo de la acción recomendada según la alineación de horizontes y umbrales.</w:t>
             </w:r>
           </w:p>
         </w:tc>
       </w:tr>
-      <w:tr ns2:paraId="4B6C9425" ns2:textId="77777777">
+      <w:tr>
         <w:tc>
           <w:tcPr>
             <w:tcW w:w="2200" w:type="dxa"/>
@@ -3870,9 +3791,9 @@
               <w:right w:w="120" w:type="dxa"/>
             </w:tcMar>
           </w:tcPr>
-          <w:p ns2:paraId="4132C6A4" ns2:textId="77777777">
-            <w:r>
-              <w:t xml:space="preserve">geo_risk</w:t>
+          <w:p>
+            <w:r>
+              <w:t>geo_risk</w:t>
             </w:r>
           </w:p>
         </w:tc>
@@ -3893,9 +3814,9 @@
               <w:right w:w="120" w:type="dxa"/>
             </w:tcMar>
           </w:tcPr>
-          <w:p ns2:paraId="53FB4F47" ns2:textId="77777777">
-            <w:r>
-              <w:t xml:space="preserve">bool</w:t>
+          <w:p>
+            <w:r>
+              <w:t>bool</w:t>
             </w:r>
           </w:p>
         </w:tc>
@@ -3916,9 +3837,9 @@
               <w:right w:w="120" w:type="dxa"/>
             </w:tcMar>
           </w:tcPr>
-          <w:p ns2:paraId="6B1D3E7E" ns2:textId="77777777">
-            <w:r>
-              <w:t xml:space="preserve">Indicador de riesgo geográfico alto basado en distancia a puertos y presión de combustible.</w:t>
+          <w:p>
+            <w:r>
+              <w:t>Indicador de riesgo geográfico alto basado en distancia a puertos y presión de combustible.</w:t>
             </w:r>
           </w:p>
         </w:tc>
@@ -3939,9 +3860,9 @@
               <w:right w:w="120" w:type="dxa"/>
             </w:tcMar>
           </w:tcPr>
-          <w:p ns2:paraId="5BF35099" ns2:textId="77777777">
-            <w:r>
-              <w:t xml:space="preserve">True/False</w:t>
+          <w:p>
+            <w:r>
+              <w:t>True/False</w:t>
             </w:r>
           </w:p>
         </w:tc>
@@ -3962,14 +3883,14 @@
               <w:right w:w="120" w:type="dxa"/>
             </w:tcMar>
           </w:tcPr>
-          <w:p ns2:paraId="2067DBEB" ns2:textId="77777777">
-            <w:r>
-              <w:t xml:space="preserve">True indica que la provincia tiene alta fricción logística, lo que puede degradar la rentabilidad del arbitraje.</w:t>
+          <w:p>
+            <w:r>
+              <w:t>True indica que la provincia tiene alta fricción logística, lo que puede degradar la rentabilidad del arbitraje.</w:t>
             </w:r>
           </w:p>
         </w:tc>
       </w:tr>
-      <w:tr ns2:paraId="4B6C9425" ns2:textId="77777777">
+      <w:tr>
         <w:tc>
           <w:tcPr>
             <w:tcW w:w="2200" w:type="dxa"/>
@@ -3987,9 +3908,9 @@
               <w:right w:w="120" w:type="dxa"/>
             </w:tcMar>
           </w:tcPr>
-          <w:p ns2:paraId="4132C6A4" ns2:textId="77777777">
-            <w:r>
-              <w:t xml:space="preserve">causal_drivers</w:t>
+          <w:p>
+            <w:r>
+              <w:t>causal_drivers</w:t>
             </w:r>
           </w:p>
         </w:tc>
@@ -4010,9 +3931,9 @@
               <w:right w:w="120" w:type="dxa"/>
             </w:tcMar>
           </w:tcPr>
-          <w:p ns2:paraId="53FB4F47" ns2:textId="77777777">
-            <w:r>
-              <w:t xml:space="preserve">list[str]</w:t>
+          <w:p>
+            <w:r>
+              <w:t>list[str]</w:t>
             </w:r>
           </w:p>
         </w:tc>
@@ -4033,9 +3954,9 @@
               <w:right w:w="120" w:type="dxa"/>
             </w:tcMar>
           </w:tcPr>
-          <w:p ns2:paraId="6B1D3E7E" ns2:textId="77777777">
-            <w:r>
-              <w:t xml:space="preserve">Top 3 factores causales con dirección e intensidad que explican la señal.</w:t>
+          <w:p>
+            <w:r>
+              <w:t>Top 3 factores causales con dirección e intensidad que explican la señal.</w:t>
             </w:r>
           </w:p>
         </w:tc>
@@ -4056,9 +3977,9 @@
               <w:right w:w="120" w:type="dxa"/>
             </w:tcMar>
           </w:tcPr>
-          <w:p ns2:paraId="5BF35099" ns2:textId="77777777">
-            <w:r>
-              <w:t xml:space="preserve">Lista de hasta 3 elementos</w:t>
+          <w:p>
+            <w:r>
+              <w:t>Lista de hasta 3 elementos</w:t>
             </w:r>
           </w:p>
         </w:tc>
@@ -4079,14 +4000,14 @@
               <w:right w:w="120" w:type="dxa"/>
             </w:tcMar>
           </w:tcPr>
-          <w:p ns2:paraId="2067DBEB" ns2:textId="77777777">
-            <w:r>
-              <w:t xml:space="preserve">Permite al usuario entender qué fundamentales están impulsando la recomendación.</w:t>
+          <w:p>
+            <w:r>
+              <w:t>Permite al usuario entender qué fundamentales están impulsando la recomendación.</w:t>
             </w:r>
           </w:p>
         </w:tc>
       </w:tr>
-      <w:tr ns2:paraId="4B6C9425" ns2:textId="77777777">
+      <w:tr>
         <w:tc>
           <w:tcPr>
             <w:tcW w:w="2200" w:type="dxa"/>
@@ -4104,9 +4025,10 @@
               <w:right w:w="120" w:type="dxa"/>
             </w:tcMar>
           </w:tcPr>
-          <w:p ns2:paraId="4132C6A4" ns2:textId="77777777">
-            <w:r>
-              <w:t xml:space="preserve">card_text</w:t>
+          <w:p>
+            <w:r>
+              <w:lastRenderedPageBreak/>
+              <w:t>card_text</w:t>
             </w:r>
           </w:p>
         </w:tc>
@@ -4127,9 +4049,9 @@
               <w:right w:w="120" w:type="dxa"/>
             </w:tcMar>
           </w:tcPr>
-          <w:p ns2:paraId="53FB4F47" ns2:textId="77777777">
-            <w:r>
-              <w:t xml:space="preserve">str</w:t>
+          <w:p>
+            <w:r>
+              <w:t>str</w:t>
             </w:r>
           </w:p>
         </w:tc>
@@ -4150,9 +4072,9 @@
               <w:right w:w="120" w:type="dxa"/>
             </w:tcMar>
           </w:tcPr>
-          <w:p ns2:paraId="6B1D3E7E" ns2:textId="77777777">
-            <w:r>
-              <w:t xml:space="preserve">Ficha de decisión completa en texto plano con resumen ejecutivo.</w:t>
+          <w:p>
+            <w:r>
+              <w:t>Ficha de decisión completa en texto plano con resumen ejecutivo.</w:t>
             </w:r>
           </w:p>
         </w:tc>
@@ -4173,9 +4095,9 @@
               <w:right w:w="120" w:type="dxa"/>
             </w:tcMar>
           </w:tcPr>
-          <w:p ns2:paraId="5BF35099" ns2:textId="77777777">
-            <w:r>
-              <w:t xml:space="preserve">Texto libre</w:t>
+          <w:p>
+            <w:r>
+              <w:t>Texto libre</w:t>
             </w:r>
           </w:p>
         </w:tc>
@@ -4196,20 +4118,20 @@
               <w:right w:w="120" w:type="dxa"/>
             </w:tcMar>
           </w:tcPr>
-          <w:p ns2:paraId="2067DBEB" ns2:textId="77777777">
-            <w:r>
-              <w:t xml:space="preserve">Documento legible para el operador que consolida la información de los 3 horizontes.</w:t>
+          <w:p>
+            <w:r>
+              <w:t>Documento legible para el operador que consolida la información de los 3 horizontes.</w:t>
             </w:r>
           </w:p>
         </w:tc>
       </w:tr>
     </w:tbl>
-    <w:p ns2:paraId="3CB96C1C" ns2:textId="58E5926D">
+    <w:p>
       <w:pPr>
-        <w:pStyle w:val="Descripcin"/>
+        <w:pStyle w:val="Caption"/>
         <w:jc w:val="center"/>
       </w:pPr>
-      <w:bookmarkStart w:id="11" w:name="_Toc233977642"/>
+      <w:bookmarkStart w:id="6" w:name="_Toc233977642"/>
       <w:r>
         <w:t xml:space="preserve">Tabla </w:t>
       </w:r>
@@ -4224,18 +4146,18 @@
       <w:r>
         <w:t xml:space="preserve"> Campos de salida (outputs)</w:t>
       </w:r>
-      <w:bookmarkEnd w:id="11"/>
+      <w:bookmarkEnd w:id="6"/>
     </w:p>
-    <w:p ns2:paraId="30754C35" ns2:textId="77777777">
+    <w:p>
       <w:pPr>
-        <w:pStyle w:val="Ttulo1"/>
+        <w:pStyle w:val="Heading1"/>
         <w:jc w:val="left"/>
       </w:pPr>
-      <w:bookmarkStart w:id="12" w:name="_Toc233977726"/>
+      <w:bookmarkStart w:id="7" w:name="_Toc233977726"/>
       <w:r>
         <w:t>4. Métricas de evaluación</w:t>
       </w:r>
-      <w:bookmarkEnd w:id="12"/>
+      <w:bookmarkEnd w:id="7"/>
     </w:p>
     <w:tbl>
       <w:tblPr>
@@ -4257,7 +4179,7 @@
         <w:gridCol w:w="2340"/>
         <w:gridCol w:w="2340"/>
       </w:tblGrid>
-      <w:tr ns2:paraId="663A768A" ns2:textId="77777777">
+      <w:tr>
         <w:trPr>
           <w:tblHeader/>
         </w:trPr>
@@ -4278,7 +4200,7 @@
               <w:right w:w="120" w:type="dxa"/>
             </w:tcMar>
           </w:tcPr>
-          <w:p ns2:paraId="1EF96586" ns2:textId="77777777">
+          <w:p>
             <w:r>
               <w:rPr>
                 <w:b/>
@@ -4308,7 +4230,7 @@
               <w:right w:w="120" w:type="dxa"/>
             </w:tcMar>
           </w:tcPr>
-          <w:p ns2:paraId="60B8781B" ns2:textId="77777777">
+          <w:p>
             <w:r>
               <w:rPr>
                 <w:b/>
@@ -4338,7 +4260,7 @@
               <w:right w:w="120" w:type="dxa"/>
             </w:tcMar>
           </w:tcPr>
-          <w:p ns2:paraId="1FE48704" ns2:textId="77777777">
+          <w:p>
             <w:r>
               <w:rPr>
                 <w:b/>
@@ -4368,7 +4290,7 @@
               <w:right w:w="120" w:type="dxa"/>
             </w:tcMar>
           </w:tcPr>
-          <w:p ns2:paraId="1D1C6AD0" ns2:textId="77777777">
+          <w:p>
             <w:r>
               <w:rPr>
                 <w:b/>
@@ -4382,7 +4304,7 @@
           </w:p>
         </w:tc>
       </w:tr>
-      <w:tr ns2:paraId="66471EDA" ns2:textId="77777777">
+      <w:tr>
         <w:tc>
           <w:tcPr>
             <w:tcW w:w="2340" w:type="dxa"/>
@@ -4400,9 +4322,9 @@
               <w:right w:w="120" w:type="dxa"/>
             </w:tcMar>
           </w:tcPr>
-          <w:p ns2:paraId="631A7871" ns2:textId="77777777">
-            <w:r>
-              <w:t xml:space="preserve">MAE H1 (regresión)</w:t>
+          <w:p>
+            <w:r>
+              <w:t>MAE H1 (regresión)</w:t>
             </w:r>
           </w:p>
         </w:tc>
@@ -4423,9 +4345,9 @@
               <w:right w:w="120" w:type="dxa"/>
             </w:tcMar>
           </w:tcPr>
-          <w:p ns2:paraId="098B665D" ns2:textId="77777777">
-            <w:r>
-              <w:t xml:space="preserve">0.0508</w:t>
+          <w:p>
+            <w:r>
+              <w:t>0.0508</w:t>
             </w:r>
           </w:p>
         </w:tc>
@@ -4446,9 +4368,9 @@
               <w:right w:w="120" w:type="dxa"/>
             </w:tcMar>
           </w:tcPr>
-          <w:p ns2:paraId="43E2B30F" ns2:textId="77777777">
-            <w:r>
-              <w:t xml:space="preserve">Error absoluto medio en retorno porcentual para el horizonte de 30 días en test.</w:t>
+          <w:p>
+            <w:r>
+              <w:t>Error absoluto medio en retorno porcentual para el horizonte de 30 días en test.</w:t>
             </w:r>
           </w:p>
         </w:tc>
@@ -4469,14 +4391,14 @@
               <w:right w:w="120" w:type="dxa"/>
             </w:tcMar>
           </w:tcPr>
-          <w:p ns2:paraId="6AFC25E8" ns2:textId="77777777">
-            <w:r>
-              <w:t xml:space="preserve">El modelo se equivoca de media 5.08 puntos porcentuales en la estimación del retorno a 30 días.</w:t>
+          <w:p>
+            <w:r>
+              <w:t>El modelo se equivoca de media 5.08 puntos porcentuales en la estimación del retorno a 30 días.</w:t>
             </w:r>
           </w:p>
         </w:tc>
       </w:tr>
-      <w:tr ns2:paraId="66471EDA" ns2:textId="77777777">
+      <w:tr>
         <w:tc>
           <w:tcPr>
             <w:tcW w:w="2340" w:type="dxa"/>
@@ -4494,9 +4416,9 @@
               <w:right w:w="120" w:type="dxa"/>
             </w:tcMar>
           </w:tcPr>
-          <w:p ns2:paraId="631A7871" ns2:textId="77777777">
-            <w:r>
-              <w:t xml:space="preserve">Pearson R H1</w:t>
+          <w:p>
+            <w:r>
+              <w:t>Pearson R H1</w:t>
             </w:r>
           </w:p>
         </w:tc>
@@ -4517,9 +4439,9 @@
               <w:right w:w="120" w:type="dxa"/>
             </w:tcMar>
           </w:tcPr>
-          <w:p ns2:paraId="098B665D" ns2:textId="77777777">
-            <w:r>
-              <w:t xml:space="preserve">0.3785</w:t>
+          <w:p>
+            <w:r>
+              <w:t>0.3785</w:t>
             </w:r>
           </w:p>
         </w:tc>
@@ -4540,9 +4462,9 @@
               <w:right w:w="120" w:type="dxa"/>
             </w:tcMar>
           </w:tcPr>
-          <w:p ns2:paraId="43E2B30F" ns2:textId="77777777">
-            <w:r>
-              <w:t xml:space="preserve">Correlación de Pearson entre retorno predicho y real en test (H1).</w:t>
+          <w:p>
+            <w:r>
+              <w:t>Correlación de Pearson entre retorno predicho y real en test (H1).</w:t>
             </w:r>
           </w:p>
         </w:tc>
@@ -4563,14 +4485,14 @@
               <w:right w:w="120" w:type="dxa"/>
             </w:tcMar>
           </w:tcPr>
-          <w:p ns2:paraId="6AFC25E8" ns2:textId="77777777">
-            <w:r>
-              <w:t xml:space="preserve">Correlación moderada positiva: el modelo captura la tendencia directionally en el corto plazo.</w:t>
+          <w:p>
+            <w:r>
+              <w:t>Correlación moderada positiva: el modelo captura la tendencia directionally en el corto plazo.</w:t>
             </w:r>
           </w:p>
         </w:tc>
       </w:tr>
-      <w:tr ns2:paraId="66471EDA" ns2:textId="77777777">
+      <w:tr>
         <w:tc>
           <w:tcPr>
             <w:tcW w:w="2340" w:type="dxa"/>
@@ -4588,9 +4510,9 @@
               <w:right w:w="120" w:type="dxa"/>
             </w:tcMar>
           </w:tcPr>
-          <w:p ns2:paraId="631A7871" ns2:textId="77777777">
-            <w:r>
-              <w:t xml:space="preserve">DA H1 (Direction Accuracy)</w:t>
+          <w:p>
+            <w:r>
+              <w:t>DA H1 (Direction Accuracy)</w:t>
             </w:r>
           </w:p>
         </w:tc>
@@ -4611,9 +4533,9 @@
               <w:right w:w="120" w:type="dxa"/>
             </w:tcMar>
           </w:tcPr>
-          <w:p ns2:paraId="098B665D" ns2:textId="77777777">
-            <w:r>
-              <w:t xml:space="preserve">55.91%</w:t>
+          <w:p>
+            <w:r>
+              <w:t>55.91%</w:t>
             </w:r>
           </w:p>
         </w:tc>
@@ -4634,9 +4556,9 @@
               <w:right w:w="120" w:type="dxa"/>
             </w:tcMar>
           </w:tcPr>
-          <w:p ns2:paraId="43E2B30F" ns2:textId="77777777">
-            <w:r>
-              <w:t xml:space="preserve">Porcentaje de aciertos directionales en el horizonte de 30 días.</w:t>
+          <w:p>
+            <w:r>
+              <w:t>Porcentaje de aciertos directionales en el horizonte de 30 días.</w:t>
             </w:r>
           </w:p>
         </w:tc>
@@ -4657,14 +4579,14 @@
               <w:right w:w="120" w:type="dxa"/>
             </w:tcMar>
           </w:tcPr>
-          <w:p ns2:paraId="6AFC25E8" ns2:textId="77777777">
-            <w:r>
-              <w:t xml:space="preserve">El modelo acierta la dirección del movimiento en más de la mitad de los casos en H1.</w:t>
+          <w:p>
+            <w:r>
+              <w:t>El modelo acierta la dirección del movimiento en más de la mitad de los casos en H1.</w:t>
             </w:r>
           </w:p>
         </w:tc>
       </w:tr>
-      <w:tr ns2:paraId="66471EDA" ns2:textId="77777777">
+      <w:tr>
         <w:tc>
           <w:tcPr>
             <w:tcW w:w="2340" w:type="dxa"/>
@@ -4682,9 +4604,9 @@
               <w:right w:w="120" w:type="dxa"/>
             </w:tcMar>
           </w:tcPr>
-          <w:p ns2:paraId="631A7871" ns2:textId="77777777">
-            <w:r>
-              <w:t xml:space="preserve">AUC H1 (clasificación)</w:t>
+          <w:p>
+            <w:r>
+              <w:t>AUC H1 (clasificación)</w:t>
             </w:r>
           </w:p>
         </w:tc>
@@ -4705,9 +4627,9 @@
               <w:right w:w="120" w:type="dxa"/>
             </w:tcMar>
           </w:tcPr>
-          <w:p ns2:paraId="098B665D" ns2:textId="77777777">
-            <w:r>
-              <w:t xml:space="preserve">0.7116</w:t>
+          <w:p>
+            <w:r>
+              <w:t>0.7116</w:t>
             </w:r>
           </w:p>
         </w:tc>
@@ -4728,9 +4650,9 @@
               <w:right w:w="120" w:type="dxa"/>
             </w:tcMar>
           </w:tcPr>
-          <w:p ns2:paraId="43E2B30F" ns2:textId="77777777">
-            <w:r>
-              <w:t xml:space="preserve">Área bajo la curva ROC del clasificador calibrado para H1.</w:t>
+          <w:p>
+            <w:r>
+              <w:t>Área bajo la curva ROC del clasificador calibrado para H1.</w:t>
             </w:r>
           </w:p>
         </w:tc>
@@ -4751,14 +4673,18 @@
               <w:right w:w="120" w:type="dxa"/>
             </w:tcMar>
           </w:tcPr>
-          <w:p ns2:paraId="6AFC25E8" ns2:textId="77777777">
-            <w:r>
-              <w:t xml:space="preserve">Capacidad discriminativa buena: separa señales alcistas reales de ruido con 71.2% de capacidad.</w:t>
+          <w:p>
+            <w:r>
+              <w:t xml:space="preserve">Capacidad discriminativa buena: separa señales alcistas </w:t>
+            </w:r>
+            <w:r>
+              <w:lastRenderedPageBreak/>
+              <w:t>reales de ruido con 71.2% de capacidad.</w:t>
             </w:r>
           </w:p>
         </w:tc>
       </w:tr>
-      <w:tr ns2:paraId="66471EDA" ns2:textId="77777777">
+      <w:tr>
         <w:tc>
           <w:tcPr>
             <w:tcW w:w="2340" w:type="dxa"/>
@@ -4776,9 +4702,9 @@
               <w:right w:w="120" w:type="dxa"/>
             </w:tcMar>
           </w:tcPr>
-          <w:p ns2:paraId="631A7871" ns2:textId="77777777">
-            <w:r>
-              <w:t xml:space="preserve">MAE H2 (regresión)</w:t>
+          <w:p>
+            <w:r>
+              <w:t>MAE H2 (regresión)</w:t>
             </w:r>
           </w:p>
         </w:tc>
@@ -4799,9 +4725,9 @@
               <w:right w:w="120" w:type="dxa"/>
             </w:tcMar>
           </w:tcPr>
-          <w:p ns2:paraId="098B665D" ns2:textId="77777777">
-            <w:r>
-              <w:t xml:space="preserve">0.0674</w:t>
+          <w:p>
+            <w:r>
+              <w:t>0.0674</w:t>
             </w:r>
           </w:p>
         </w:tc>
@@ -4822,9 +4748,9 @@
               <w:right w:w="120" w:type="dxa"/>
             </w:tcMar>
           </w:tcPr>
-          <w:p ns2:paraId="43E2B30F" ns2:textId="77777777">
-            <w:r>
-              <w:t xml:space="preserve">Error absoluto medio en retorno porcentual para el horizonte de 60 días en test.</w:t>
+          <w:p>
+            <w:r>
+              <w:t>Error absoluto medio en retorno porcentual para el horizonte de 60 días en test.</w:t>
             </w:r>
           </w:p>
         </w:tc>
@@ -4845,14 +4771,14 @@
               <w:right w:w="120" w:type="dxa"/>
             </w:tcMar>
           </w:tcPr>
-          <w:p ns2:paraId="6AFC25E8" ns2:textId="77777777">
-            <w:r>
-              <w:t xml:space="preserve">El modelo se equivoca de media 6.74 puntos porcentuales en la estimación del retorno a 60 días.</w:t>
+          <w:p>
+            <w:r>
+              <w:t>El modelo se equivoca de media 6.74 puntos porcentuales en la estimación del retorno a 60 días.</w:t>
             </w:r>
           </w:p>
         </w:tc>
       </w:tr>
-      <w:tr ns2:paraId="66471EDA" ns2:textId="77777777">
+      <w:tr>
         <w:tc>
           <w:tcPr>
             <w:tcW w:w="2340" w:type="dxa"/>
@@ -4870,9 +4796,9 @@
               <w:right w:w="120" w:type="dxa"/>
             </w:tcMar>
           </w:tcPr>
-          <w:p ns2:paraId="631A7871" ns2:textId="77777777">
-            <w:r>
-              <w:t xml:space="preserve">Pearson R H2</w:t>
+          <w:p>
+            <w:r>
+              <w:t>Pearson R H2</w:t>
             </w:r>
           </w:p>
         </w:tc>
@@ -4893,9 +4819,9 @@
               <w:right w:w="120" w:type="dxa"/>
             </w:tcMar>
           </w:tcPr>
-          <w:p ns2:paraId="098B665D" ns2:textId="77777777">
-            <w:r>
-              <w:t xml:space="preserve">0.2653</w:t>
+          <w:p>
+            <w:r>
+              <w:t>0.2653</w:t>
             </w:r>
           </w:p>
         </w:tc>
@@ -4916,9 +4842,9 @@
               <w:right w:w="120" w:type="dxa"/>
             </w:tcMar>
           </w:tcPr>
-          <w:p ns2:paraId="43E2B30F" ns2:textId="77777777">
-            <w:r>
-              <w:t xml:space="preserve">Correlación de Pearson entre retorno predicho y real en test (H2).</w:t>
+          <w:p>
+            <w:r>
+              <w:t>Correlación de Pearson entre retorno predicho y real en test (H2).</w:t>
             </w:r>
           </w:p>
         </w:tc>
@@ -4939,14 +4865,14 @@
               <w:right w:w="120" w:type="dxa"/>
             </w:tcMar>
           </w:tcPr>
-          <w:p ns2:paraId="6AFC25E8" ns2:textId="77777777">
-            <w:r>
-              <w:t xml:space="preserve">Correlación moderada: el modelo mantiene capacidad predictiva en el medio plazo.</w:t>
+          <w:p>
+            <w:r>
+              <w:t>Correlación moderada: el modelo mantiene capacidad predictiva en el medio plazo.</w:t>
             </w:r>
           </w:p>
         </w:tc>
       </w:tr>
-      <w:tr ns2:paraId="66471EDA" ns2:textId="77777777">
+      <w:tr>
         <w:tc>
           <w:tcPr>
             <w:tcW w:w="2340" w:type="dxa"/>
@@ -4964,9 +4890,9 @@
               <w:right w:w="120" w:type="dxa"/>
             </w:tcMar>
           </w:tcPr>
-          <w:p ns2:paraId="631A7871" ns2:textId="77777777">
-            <w:r>
-              <w:t xml:space="preserve">DA H2 (Direction Accuracy)</w:t>
+          <w:p>
+            <w:r>
+              <w:t>DA H2 (Direction Accuracy)</w:t>
             </w:r>
           </w:p>
         </w:tc>
@@ -4987,9 +4913,9 @@
               <w:right w:w="120" w:type="dxa"/>
             </w:tcMar>
           </w:tcPr>
-          <w:p ns2:paraId="098B665D" ns2:textId="77777777">
-            <w:r>
-              <w:t xml:space="preserve">56.56%</w:t>
+          <w:p>
+            <w:r>
+              <w:t>56.56%</w:t>
             </w:r>
           </w:p>
         </w:tc>
@@ -5010,9 +4936,9 @@
               <w:right w:w="120" w:type="dxa"/>
             </w:tcMar>
           </w:tcPr>
-          <w:p ns2:paraId="43E2B30F" ns2:textId="77777777">
-            <w:r>
-              <w:t xml:space="preserve">Porcentaje de aciertos directionales en el horizonte de 60 días.</w:t>
+          <w:p>
+            <w:r>
+              <w:t>Porcentaje de aciertos directionales en el horizonte de 60 días.</w:t>
             </w:r>
           </w:p>
         </w:tc>
@@ -5033,14 +4959,14 @@
               <w:right w:w="120" w:type="dxa"/>
             </w:tcMar>
           </w:tcPr>
-          <w:p ns2:paraId="6AFC25E8" ns2:textId="77777777">
-            <w:r>
-              <w:t xml:space="preserve">H2 alcanza la mayor exactitud global (67.3%) y cobertura (54.7%) entre los horizontes.</w:t>
+          <w:p>
+            <w:r>
+              <w:t>H2 alcanza la mayor exactitud global (67.3%) y cobertura (54.7%) entre los horizontes.</w:t>
             </w:r>
           </w:p>
         </w:tc>
       </w:tr>
-      <w:tr ns2:paraId="66471EDA" ns2:textId="77777777">
+      <w:tr>
         <w:tc>
           <w:tcPr>
             <w:tcW w:w="2340" w:type="dxa"/>
@@ -5058,9 +4984,9 @@
               <w:right w:w="120" w:type="dxa"/>
             </w:tcMar>
           </w:tcPr>
-          <w:p ns2:paraId="631A7871" ns2:textId="77777777">
-            <w:r>
-              <w:t xml:space="preserve">AUC H2 (clasificación)</w:t>
+          <w:p>
+            <w:r>
+              <w:t>AUC H2 (clasificación)</w:t>
             </w:r>
           </w:p>
         </w:tc>
@@ -5081,9 +5007,9 @@
               <w:right w:w="120" w:type="dxa"/>
             </w:tcMar>
           </w:tcPr>
-          <w:p ns2:paraId="098B665D" ns2:textId="77777777">
-            <w:r>
-              <w:t xml:space="preserve">0.7441</w:t>
+          <w:p>
+            <w:r>
+              <w:t>0.7441</w:t>
             </w:r>
           </w:p>
         </w:tc>
@@ -5104,9 +5030,9 @@
               <w:right w:w="120" w:type="dxa"/>
             </w:tcMar>
           </w:tcPr>
-          <w:p ns2:paraId="43E2B30F" ns2:textId="77777777">
-            <w:r>
-              <w:t xml:space="preserve">Área bajo la curva ROC del clasificador calibrado para H2.</w:t>
+          <w:p>
+            <w:r>
+              <w:t>Área bajo la curva ROC del clasificador calibrado para H2.</w:t>
             </w:r>
           </w:p>
         </w:tc>
@@ -5127,14 +5053,14 @@
               <w:right w:w="120" w:type="dxa"/>
             </w:tcMar>
           </w:tcPr>
-          <w:p ns2:paraId="6AFC25E8" ns2:textId="77777777">
-            <w:r>
-              <w:t xml:space="preserve">Mejor capacidad discriminativa que H1: el horizonte medio es el más equilibrado.</w:t>
+          <w:p>
+            <w:r>
+              <w:t>Mejor capacidad discriminativa que H1: el horizonte medio es el más equilibrado.</w:t>
             </w:r>
           </w:p>
         </w:tc>
       </w:tr>
-      <w:tr ns2:paraId="66471EDA" ns2:textId="77777777">
+      <w:tr>
         <w:tc>
           <w:tcPr>
             <w:tcW w:w="2340" w:type="dxa"/>
@@ -5152,9 +5078,9 @@
               <w:right w:w="120" w:type="dxa"/>
             </w:tcMar>
           </w:tcPr>
-          <w:p ns2:paraId="631A7871" ns2:textId="77777777">
-            <w:r>
-              <w:t xml:space="preserve">MAE H3 (regresión)</w:t>
+          <w:p>
+            <w:r>
+              <w:t>MAE H3 (regresión)</w:t>
             </w:r>
           </w:p>
         </w:tc>
@@ -5175,9 +5101,9 @@
               <w:right w:w="120" w:type="dxa"/>
             </w:tcMar>
           </w:tcPr>
-          <w:p ns2:paraId="098B665D" ns2:textId="77777777">
-            <w:r>
-              <w:t xml:space="preserve">0.1012</w:t>
+          <w:p>
+            <w:r>
+              <w:t>0.1012</w:t>
             </w:r>
           </w:p>
         </w:tc>
@@ -5198,9 +5124,9 @@
               <w:right w:w="120" w:type="dxa"/>
             </w:tcMar>
           </w:tcPr>
-          <w:p ns2:paraId="43E2B30F" ns2:textId="77777777">
-            <w:r>
-              <w:t xml:space="preserve">Error absoluto medio en retorno porcentual para el horizonte de 90 días en test.</w:t>
+          <w:p>
+            <w:r>
+              <w:t>Error absoluto medio en retorno porcentual para el horizonte de 90 días en test.</w:t>
             </w:r>
           </w:p>
         </w:tc>
@@ -5221,14 +5147,14 @@
               <w:right w:w="120" w:type="dxa"/>
             </w:tcMar>
           </w:tcPr>
-          <w:p ns2:paraId="6AFC25E8" ns2:textId="77777777">
-            <w:r>
-              <w:t xml:space="preserve">El error crece con el horizonte, esperado por la mayor incertidumbre a largo plazo.</w:t>
+          <w:p>
+            <w:r>
+              <w:t>El error crece con el horizonte, esperado por la mayor incertidumbre a largo plazo.</w:t>
             </w:r>
           </w:p>
         </w:tc>
       </w:tr>
-      <w:tr ns2:paraId="66471EDA" ns2:textId="77777777">
+      <w:tr>
         <w:tc>
           <w:tcPr>
             <w:tcW w:w="2340" w:type="dxa"/>
@@ -5246,9 +5172,9 @@
               <w:right w:w="120" w:type="dxa"/>
             </w:tcMar>
           </w:tcPr>
-          <w:p ns2:paraId="631A7871" ns2:textId="77777777">
-            <w:r>
-              <w:t xml:space="preserve">Pearson R H3</w:t>
+          <w:p>
+            <w:r>
+              <w:t>Pearson R H3</w:t>
             </w:r>
           </w:p>
         </w:tc>
@@ -5269,9 +5195,9 @@
               <w:right w:w="120" w:type="dxa"/>
             </w:tcMar>
           </w:tcPr>
-          <w:p ns2:paraId="098B665D" ns2:textId="77777777">
-            <w:r>
-              <w:t xml:space="preserve">0.2093</w:t>
+          <w:p>
+            <w:r>
+              <w:t>0.2093</w:t>
             </w:r>
           </w:p>
         </w:tc>
@@ -5292,9 +5218,13 @@
               <w:right w:w="120" w:type="dxa"/>
             </w:tcMar>
           </w:tcPr>
-          <w:p ns2:paraId="43E2B30F" ns2:textId="77777777">
-            <w:r>
-              <w:t xml:space="preserve">Correlación de Pearson entre retorno predicho y real en test (H3).</w:t>
+          <w:p>
+            <w:r>
+              <w:t xml:space="preserve">Correlación de Pearson entre </w:t>
+            </w:r>
+            <w:r>
+              <w:lastRenderedPageBreak/>
+              <w:t>retorno predicho y real en test (H3).</w:t>
             </w:r>
           </w:p>
         </w:tc>
@@ -5315,14 +5245,19 @@
               <w:right w:w="120" w:type="dxa"/>
             </w:tcMar>
           </w:tcPr>
-          <w:p ns2:paraId="6AFC25E8" ns2:textId="77777777">
-            <w:r>
-              <w:t xml:space="preserve">Correlación menor pero aún significativa dado el protocolo de Blacklist Nuclear (sin lags de precio).</w:t>
+          <w:p>
+            <w:r>
+              <w:lastRenderedPageBreak/>
+              <w:t xml:space="preserve">Correlación menor pero aún </w:t>
+            </w:r>
+            <w:r>
+              <w:lastRenderedPageBreak/>
+              <w:t>significativa dado el protocolo de Blacklist Nuclear (sin lags de precio).</w:t>
             </w:r>
           </w:p>
         </w:tc>
       </w:tr>
-      <w:tr ns2:paraId="66471EDA" ns2:textId="77777777">
+      <w:tr>
         <w:tc>
           <w:tcPr>
             <w:tcW w:w="2340" w:type="dxa"/>
@@ -5340,9 +5275,9 @@
               <w:right w:w="120" w:type="dxa"/>
             </w:tcMar>
           </w:tcPr>
-          <w:p ns2:paraId="631A7871" ns2:textId="77777777">
-            <w:r>
-              <w:t xml:space="preserve">DA H3 (Direction Accuracy)</w:t>
+          <w:p>
+            <w:r>
+              <w:t>DA H3 (Direction Accuracy)</w:t>
             </w:r>
           </w:p>
         </w:tc>
@@ -5363,9 +5298,9 @@
               <w:right w:w="120" w:type="dxa"/>
             </w:tcMar>
           </w:tcPr>
-          <w:p ns2:paraId="098B665D" ns2:textId="77777777">
-            <w:r>
-              <w:t xml:space="preserve">62.50%</w:t>
+          <w:p>
+            <w:r>
+              <w:t>62.50%</w:t>
             </w:r>
           </w:p>
         </w:tc>
@@ -5386,9 +5321,9 @@
               <w:right w:w="120" w:type="dxa"/>
             </w:tcMar>
           </w:tcPr>
-          <w:p ns2:paraId="43E2B30F" ns2:textId="77777777">
-            <w:r>
-              <w:t xml:space="preserve">Porcentaje de aciertos directionales en el horizonte de 90 días.</w:t>
+          <w:p>
+            <w:r>
+              <w:t>Porcentaje de aciertos directionales en el horizonte de 90 días.</w:t>
             </w:r>
           </w:p>
         </w:tc>
@@ -5409,14 +5344,14 @@
               <w:right w:w="120" w:type="dxa"/>
             </w:tcMar>
           </w:tcPr>
-          <w:p ns2:paraId="6AFC25E8" ns2:textId="77777777">
-            <w:r>
-              <w:t xml:space="preserve">H3 tiene la mayor DA, coherente con su rol en planificación estratégica de largo plazo.</w:t>
+          <w:p>
+            <w:r>
+              <w:t>H3 tiene la mayor DA, coherente con su rol en planificación estratégica de largo plazo.</w:t>
             </w:r>
           </w:p>
         </w:tc>
       </w:tr>
-      <w:tr ns2:paraId="66471EDA" ns2:textId="77777777">
+      <w:tr>
         <w:tc>
           <w:tcPr>
             <w:tcW w:w="2340" w:type="dxa"/>
@@ -5434,9 +5369,9 @@
               <w:right w:w="120" w:type="dxa"/>
             </w:tcMar>
           </w:tcPr>
-          <w:p ns2:paraId="631A7871" ns2:textId="77777777">
-            <w:r>
-              <w:t xml:space="preserve">AUC H3 (clasificación)</w:t>
+          <w:p>
+            <w:r>
+              <w:t>AUC H3 (clasificación)</w:t>
             </w:r>
           </w:p>
         </w:tc>
@@ -5457,9 +5392,9 @@
               <w:right w:w="120" w:type="dxa"/>
             </w:tcMar>
           </w:tcPr>
-          <w:p ns2:paraId="098B665D" ns2:textId="77777777">
-            <w:r>
-              <w:t xml:space="preserve">0.7523</w:t>
+          <w:p>
+            <w:r>
+              <w:t>0.7523</w:t>
             </w:r>
           </w:p>
         </w:tc>
@@ -5480,9 +5415,9 @@
               <w:right w:w="120" w:type="dxa"/>
             </w:tcMar>
           </w:tcPr>
-          <w:p ns2:paraId="43E2B30F" ns2:textId="77777777">
-            <w:r>
-              <w:t xml:space="preserve">Área bajo la curva ROC del clasificador calibrado para H3.</w:t>
+          <w:p>
+            <w:r>
+              <w:t>Área bajo la curva ROC del clasificador calibrado para H3.</w:t>
             </w:r>
           </w:p>
         </w:tc>
@@ -5503,14 +5438,14 @@
               <w:right w:w="120" w:type="dxa"/>
             </w:tcMar>
           </w:tcPr>
-          <w:p ns2:paraId="6AFC25E8" ns2:textId="77777777">
-            <w:r>
-              <w:t xml:space="preserve">Mejor AUC del sistema: el horizonte largo discrimina mejor las señales alcistas reales.</w:t>
+          <w:p>
+            <w:r>
+              <w:t>Mejor AUC del sistema: el horizonte largo discrimina mejor las señales alcistas reales.</w:t>
             </w:r>
           </w:p>
         </w:tc>
       </w:tr>
-      <w:tr ns2:paraId="66471EDA" ns2:textId="77777777">
+      <w:tr>
         <w:tc>
           <w:tcPr>
             <w:tcW w:w="2340" w:type="dxa"/>
@@ -5528,9 +5463,9 @@
               <w:right w:w="120" w:type="dxa"/>
             </w:tcMar>
           </w:tcPr>
-          <w:p ns2:paraId="631A7871" ns2:textId="77777777">
-            <w:r>
-              <w:t xml:space="preserve">Verificación golden dataset (18 casos, dataset_entrenamiento_final.csv, date&gt;=2021-01)</w:t>
+          <w:p>
+            <w:r>
+              <w:t>Verificación golden dataset (18 casos, dataset_entrenamiento_final.csv, date&gt;=2021-01)</w:t>
             </w:r>
           </w:p>
         </w:tc>
@@ -5551,9 +5486,9 @@
               <w:right w:w="120" w:type="dxa"/>
             </w:tcMar>
           </w:tcPr>
-          <w:p ns2:paraId="098B665D" ns2:textId="77777777">
-            <w:r>
-              <w:t xml:space="preserve">17/18 (94%) dentro de tolerancia de magnitud (2x MAE); 32/54 (59.3%) aciertos de dirección</w:t>
+          <w:p>
+            <w:r>
+              <w:t>17/18 (94%) dentro de tolerancia de magnitud (2x MAE); 32/54 (59.3%) aciertos de dirección</w:t>
             </w:r>
           </w:p>
         </w:tc>
@@ -5574,9 +5509,9 @@
               <w:right w:w="120" w:type="dxa"/>
             </w:tcMar>
           </w:tcPr>
-          <w:p ns2:paraId="43E2B30F" ns2:textId="77777777">
-            <w:r>
-              <w:t xml:space="preserve">Tras integrar el plugin, se compararon 18 predicciones reales del servicio (vía /predict) contra el retorno realmente observado en el dataset histórico, con tolerancia = 2x el MAE reportado por horizonte.</w:t>
+          <w:p>
+            <w:r>
+              <w:t>Tras integrar el plugin, se compararon 18 predicciones reales del servicio (vía /predict) contra el retorno realmente observado en el dataset histórico, con tolerancia = 2x el MAE reportado por horizonte.</w:t>
             </w:r>
           </w:p>
         </w:tc>
@@ -5597,20 +5532,24 @@
               <w:right w:w="120" w:type="dxa"/>
             </w:tcMar>
           </w:tcPr>
-          <w:p ns2:paraId="6AFC25E8" ns2:textId="77777777">
-            <w:r>
-              <w:t xml:space="preserve">Confirma que el pipeline integrado reproduce el comportamiento declarado por el equipo de IA (magnitud consistente, dirección en línea con la DA reportada de 56-63%). El único caso fuera de tolerancia corresponde a un movimiento extremo real (+17-35%, shock de precios de 2022) que el modelo subestima sistemáticamente — limitación conocida del modelo, no un defecto de integración. Ver outputs/a21/verification_report.md.</w:t>
+          <w:p>
+            <w:r>
+              <w:t xml:space="preserve">Confirma que el pipeline integrado reproduce el comportamiento declarado por el equipo de IA (magnitud consistente, dirección en línea con la DA reportada de 56-63%). El único caso fuera de tolerancia corresponde a un movimiento extremo real (+17-35%, shock de precios de 2022) </w:t>
+            </w:r>
+            <w:r>
+              <w:lastRenderedPageBreak/>
+              <w:t>que el modelo subestima sistemáticamente — limitación conocida del modelo, no un defecto de integración. Ver outputs/a21/verification_report.md.</w:t>
             </w:r>
           </w:p>
         </w:tc>
       </w:tr>
     </w:tbl>
-    <w:p ns2:paraId="1A7F9A77" ns2:textId="4488DBEE">
+    <w:p>
       <w:pPr>
-        <w:pStyle w:val="Descripcin"/>
+        <w:pStyle w:val="Caption"/>
         <w:jc w:val="center"/>
       </w:pPr>
-      <w:bookmarkStart w:id="13" w:name="_Toc233977643"/>
+      <w:bookmarkStart w:id="8" w:name="_Toc233977643"/>
       <w:r>
         <w:t xml:space="preserve">Tabla </w:t>
       </w:r>
@@ -5625,19 +5564,18 @@
       <w:r>
         <w:t xml:space="preserve"> Métricas de evaluación</w:t>
       </w:r>
-      <w:bookmarkEnd w:id="13"/>
+      <w:bookmarkEnd w:id="8"/>
     </w:p>
-    <w:p ns2:paraId="2C5581FA" ns2:textId="77777777">
+    <w:p>
       <w:pPr>
-        <w:pStyle w:val="Ttulo1"/>
+        <w:pStyle w:val="Heading1"/>
         <w:jc w:val="left"/>
       </w:pPr>
-      <w:bookmarkStart w:id="14" w:name="_Toc233977727"/>
+      <w:bookmarkStart w:id="9" w:name="_Toc233977727"/>
       <w:r>
-        <w:lastRenderedPageBreak/>
         <w:t>5. Limitaciones conocidas</w:t>
       </w:r>
-      <w:bookmarkEnd w:id="14"/>
+      <w:bookmarkEnd w:id="9"/>
     </w:p>
     <w:tbl>
       <w:tblPr>
@@ -5658,7 +5596,7 @@
         <w:gridCol w:w="3120"/>
         <w:gridCol w:w="6240"/>
       </w:tblGrid>
-      <w:tr ns2:paraId="5ACF6CCD" ns2:textId="77777777">
+      <w:tr>
         <w:trPr>
           <w:tblHeader/>
         </w:trPr>
@@ -5679,7 +5617,7 @@
               <w:right w:w="120" w:type="dxa"/>
             </w:tcMar>
           </w:tcPr>
-          <w:p ns2:paraId="676816E1" ns2:textId="77777777">
+          <w:p>
             <w:r>
               <w:rPr>
                 <w:b/>
@@ -5709,7 +5647,7 @@
               <w:right w:w="120" w:type="dxa"/>
             </w:tcMar>
           </w:tcPr>
-          <w:p ns2:paraId="1F42A562" ns2:textId="77777777">
+          <w:p>
             <w:r>
               <w:rPr>
                 <w:b/>
@@ -5723,7 +5661,7 @@
           </w:p>
         </w:tc>
       </w:tr>
-      <w:tr ns2:paraId="221304F4" ns2:textId="77777777">
+      <w:tr>
         <w:tc>
           <w:tcPr>
             <w:tcW w:w="3120" w:type="dxa"/>
@@ -5741,9 +5679,9 @@
               <w:right w:w="120" w:type="dxa"/>
             </w:tcMar>
           </w:tcPr>
-          <w:p ns2:paraId="26419EF2" ns2:textId="77777777">
-            <w:r>
-              <w:t xml:space="preserve">Sesgo de agregación institucional</w:t>
+          <w:p>
+            <w:r>
+              <w:t>Sesgo de agregación institucional</w:t>
             </w:r>
           </w:p>
         </w:tc>
@@ -5764,14 +5702,14 @@
               <w:right w:w="120" w:type="dxa"/>
             </w:tcMar>
           </w:tcPr>
-          <w:p ns2:paraId="3E7B7A63" ns2:textId="77777777">
-            <w:r>
-              <w:t xml:space="preserve">El modelo aprende el precio medio provincial a partir de fuentes MAPA, ignorando dispersiones intraprovinciales. La predicción refleja una tendencia macro, no precios puntuales de mercado.</w:t>
+          <w:p>
+            <w:r>
+              <w:t>El modelo aprende el precio medio provincial a partir de fuentes MAPA, ignorando dispersiones intraprovinciales. La predicción refleja una tendencia macro, no precios puntuales de mercado.</w:t>
             </w:r>
           </w:p>
         </w:tc>
       </w:tr>
-      <w:tr ns2:paraId="221304F4" ns2:textId="77777777">
+      <w:tr>
         <w:tc>
           <w:tcPr>
             <w:tcW w:w="3120" w:type="dxa"/>
@@ -5789,9 +5727,9 @@
               <w:right w:w="120" w:type="dxa"/>
             </w:tcMar>
           </w:tcPr>
-          <w:p ns2:paraId="26419EF2" ns2:textId="77777777">
-            <w:r>
-              <w:t xml:space="preserve">Blacklist Nuclear — ceguera técnica</w:t>
+          <w:p>
+            <w:r>
+              <w:t>Blacklist Nuclear — ceguera técnica</w:t>
             </w:r>
           </w:p>
         </w:tc>
@@ -5812,14 +5750,14 @@
               <w:right w:w="120" w:type="dxa"/>
             </w:tcMar>
           </w:tcPr>
-          <w:p ns2:paraId="3E7B7A63" ns2:textId="77777777">
-            <w:r>
-              <w:t xml:space="preserve">La exclusión de lags de precio impide capturar rebotes técnicos de corto plazo. El modelo es resiliente pero menos reactivo a movimientos de inercia del mercado.</w:t>
+          <w:p>
+            <w:r>
+              <w:t>La exclusión de lags de precio impide capturar rebotes técnicos de corto plazo. El modelo es resiliente pero menos reactivo a movimientos de inercia del mercado.</w:t>
             </w:r>
           </w:p>
         </w:tc>
       </w:tr>
-      <w:tr ns2:paraId="221304F4" ns2:textId="77777777">
+      <w:tr>
         <w:tc>
           <w:tcPr>
             <w:tcW w:w="3120" w:type="dxa"/>
@@ -5837,9 +5775,9 @@
               <w:right w:w="120" w:type="dxa"/>
             </w:tcMar>
           </w:tcPr>
-          <w:p ns2:paraId="26419EF2" ns2:textId="77777777">
-            <w:r>
-              <w:t xml:space="preserve">Sesgo geográfico</w:t>
+          <w:p>
+            <w:r>
+              <w:t>Sesgo geográfico</w:t>
             </w:r>
           </w:p>
         </w:tc>
@@ -5860,14 +5798,14 @@
               <w:right w:w="120" w:type="dxa"/>
             </w:tcMar>
           </w:tcPr>
-          <w:p ns2:paraId="3E7B7A63" ns2:textId="77777777">
-            <w:r>
-              <w:t xml:space="preserve">Optimizado para provincias con mayor peso histórico en el dataset. En regiones con baja liquidez o dinámicas no representadas, la precisión se degrada por extrapolación.</w:t>
+          <w:p>
+            <w:r>
+              <w:t>Optimizado para provincias con mayor peso histórico en el dataset. En regiones con baja liquidez o dinámicas no representadas, la precisión se degrada por extrapolación.</w:t>
             </w:r>
           </w:p>
         </w:tc>
       </w:tr>
-      <w:tr ns2:paraId="221304F4" ns2:textId="77777777">
+      <w:tr>
         <w:tc>
           <w:tcPr>
             <w:tcW w:w="3120" w:type="dxa"/>
@@ -5885,9 +5823,9 @@
               <w:right w:w="120" w:type="dxa"/>
             </w:tcMar>
           </w:tcPr>
-          <w:p ns2:paraId="26419EF2" ns2:textId="77777777">
-            <w:r>
-              <w:t xml:space="preserve">Dependencia energética</w:t>
+          <w:p>
+            <w:r>
+              <w:t>Dependencia energética</w:t>
             </w:r>
           </w:p>
         </w:tc>
@@ -5908,14 +5846,14 @@
               <w:right w:w="120" w:type="dxa"/>
             </w:tcMar>
           </w:tcPr>
-          <w:p ns2:paraId="3E7B7A63" ns2:textId="77777777">
-            <w:r>
-              <w:t xml:space="preserve">Asume que costes de insumos (Urea, Gas) y futuros internacionales son los motores primarios. Una ruptura estructural en esta jerarquía podría generar drift silencioso.</w:t>
+          <w:p>
+            <w:r>
+              <w:t>Asume que costes de insumos (Urea, Gas) y futuros internacionales son los motores primarios. Una ruptura estructural en esta jerarquía podría generar drift silencioso.</w:t>
             </w:r>
           </w:p>
         </w:tc>
       </w:tr>
-      <w:tr ns2:paraId="221304F4" ns2:textId="77777777">
+      <w:tr>
         <w:tc>
           <w:tcPr>
             <w:tcW w:w="3120" w:type="dxa"/>
@@ -5933,9 +5871,9 @@
               <w:right w:w="120" w:type="dxa"/>
             </w:tcMar>
           </w:tcPr>
-          <w:p ns2:paraId="26419EF2" ns2:textId="77777777">
-            <w:r>
-              <w:t xml:space="preserve">Disrupciones intrapublicación</w:t>
+          <w:p>
+            <w:r>
+              <w:t>Disrupciones intrapublicación</w:t>
             </w:r>
           </w:p>
         </w:tc>
@@ -5956,14 +5894,14 @@
               <w:right w:w="120" w:type="dxa"/>
             </w:tcMar>
           </w:tcPr>
-          <w:p ns2:paraId="3E7B7A63" ns2:textId="77777777">
-            <w:r>
-              <w:t xml:space="preserve">Eventos de impacto inmediato (cisnes negros) ocurridos entre dos cortes mensuales de datos no serán capturados hasta el siguiente ciclo ETL.</w:t>
+          <w:p>
+            <w:r>
+              <w:t>Eventos de impacto inmediato (cisnes negros) ocurridos entre dos cortes mensuales de datos no serán capturados hasta el siguiente ciclo ETL.</w:t>
             </w:r>
           </w:p>
         </w:tc>
       </w:tr>
-      <w:tr ns2:paraId="221304F4" ns2:textId="77777777">
+      <w:tr>
         <w:tc>
           <w:tcPr>
             <w:tcW w:w="3120" w:type="dxa"/>
@@ -5981,9 +5919,9 @@
               <w:right w:w="120" w:type="dxa"/>
             </w:tcMar>
           </w:tcPr>
-          <w:p ns2:paraId="26419EF2" ns2:textId="77777777">
-            <w:r>
-              <w:t xml:space="preserve">Intervencionismo político</w:t>
+          <w:p>
+            <w:r>
+              <w:t>Intervencionismo político</w:t>
             </w:r>
           </w:p>
         </w:tc>
@@ -6004,14 +5942,14 @@
               <w:right w:w="120" w:type="dxa"/>
             </w:tcMar>
           </w:tcPr>
-          <w:p ns2:paraId="3E7B7A63" ns2:textId="77777777">
-            <w:r>
-              <w:t xml:space="preserve">No anticipa decisiones gubernamentales discretas (precios máximos, aranceles, prohibiciones de exportación) que rompan la dinámica de oferta-demandada aprendida.</w:t>
+          <w:p>
+            <w:r>
+              <w:t>No anticipa decisiones gubernamentales discretas (precios máximos, aranceles, prohibiciones de exportación) que rompan la dinámica de oferta-demandada aprendida.</w:t>
             </w:r>
           </w:p>
         </w:tc>
       </w:tr>
-      <w:tr ns2:paraId="221304F4" ns2:textId="77777777">
+      <w:tr>
         <w:tc>
           <w:tcPr>
             <w:tcW w:w="3120" w:type="dxa"/>
@@ -6029,9 +5967,10 @@
               <w:right w:w="120" w:type="dxa"/>
             </w:tcMar>
           </w:tcPr>
-          <w:p ns2:paraId="26419EF2" ns2:textId="77777777">
-            <w:r>
-              <w:t xml:space="preserve">Requiere reentrenamiento ante cambio de régimen</w:t>
+          <w:p>
+            <w:r>
+              <w:lastRenderedPageBreak/>
+              <w:t>Requiere reentrenamiento ante cambio de régimen</w:t>
             </w:r>
           </w:p>
         </w:tc>
@@ -6052,14 +5991,14 @@
               <w:right w:w="120" w:type="dxa"/>
             </w:tcMar>
           </w:tcPr>
-          <w:p ns2:paraId="3E7B7A63" ns2:textId="77777777">
-            <w:r>
-              <w:t xml:space="preserve">Si las correlaciones históricas se invalidan permanentemente, el modelo deja de ser fiable hasta un reentrenamiento con datos actualizados.</w:t>
+          <w:p>
+            <w:r>
+              <w:t>Si las correlaciones históricas se invalidan permanentemente, el modelo deja de ser fiable hasta un reentrenamiento con datos actualizados.</w:t>
             </w:r>
           </w:p>
         </w:tc>
       </w:tr>
-      <w:tr ns2:paraId="221304F4" ns2:textId="77777777">
+      <w:tr>
         <w:tc>
           <w:tcPr>
             <w:tcW w:w="3120" w:type="dxa"/>
@@ -6077,9 +6016,9 @@
               <w:right w:w="120" w:type="dxa"/>
             </w:tcMar>
           </w:tcPr>
-          <w:p ns2:paraId="26419EF2" ns2:textId="77777777">
-            <w:r>
-              <w:t xml:space="preserve">Mercados sin contrapartida</w:t>
+          <w:p>
+            <w:r>
+              <w:t>Mercados sin contrapartida</w:t>
             </w:r>
           </w:p>
         </w:tc>
@@ -6100,20 +6039,20 @@
               <w:right w:w="120" w:type="dxa"/>
             </w:tcMar>
           </w:tcPr>
-          <w:p ns2:paraId="3E7B7A63" ns2:textId="77777777">
-            <w:r>
-              <w:t xml:space="preserve">En meses de inactividad física del mercado, la salida teórica puede ser coherente pero la ejecución real imposible por falta de liquidez.</w:t>
+          <w:p>
+            <w:r>
+              <w:t>En meses de inactividad física del mercado, la salida teórica puede ser coherente pero la ejecución real imposible por falta de liquidez.</w:t>
             </w:r>
           </w:p>
         </w:tc>
       </w:tr>
     </w:tbl>
-    <w:p ns2:paraId="23E22C97" ns2:textId="02183EA3">
+    <w:p>
       <w:pPr>
-        <w:pStyle w:val="Descripcin"/>
+        <w:pStyle w:val="Caption"/>
         <w:jc w:val="center"/>
       </w:pPr>
-      <w:bookmarkStart w:id="15" w:name="_Toc233977644"/>
+      <w:bookmarkStart w:id="10" w:name="_Toc233977644"/>
       <w:r>
         <w:t xml:space="preserve">Tabla </w:t>
       </w:r>
@@ -6128,45 +6067,53 @@
       <w:r>
         <w:t xml:space="preserve"> Limitaciones conocidas</w:t>
       </w:r>
-      <w:bookmarkEnd w:id="15"/>
+      <w:bookmarkEnd w:id="10"/>
     </w:p>
-    <w:p ns2:paraId="36D55773" ns2:textId="77777777">
+    <w:p>
       <w:pPr>
-        <w:pStyle w:val="Ttulo1"/>
+        <w:pStyle w:val="Heading1"/>
         <w:jc w:val="left"/>
       </w:pPr>
-      <w:bookmarkStart w:id="16" w:name="_Toc233977728"/>
+      <w:bookmarkStart w:id="11" w:name="_Toc233977728"/>
       <w:r>
         <w:t>6. Observaciones técnicas</w:t>
       </w:r>
-      <w:bookmarkEnd w:id="16"/>
+      <w:bookmarkEnd w:id="11"/>
     </w:p>
-    <w:p ns2:paraId="3188B244" ns2:textId="77777777">
+    <w:p>
       <w:pPr>
         <w:jc w:val="both"/>
       </w:pPr>
       <w:r>
-        <w:t xml:space="preserve">CPU 4 núcleos (x86-64), 8 GB RAM mín. (16 GB recomendados). Sin GPU necesaria. Inferencia &lt;1s individual, &lt;5s batch nacional. Entrenamiento completo 5-15 min. Artefactos totales ~19.5 MB (6 .joblib + metadata.json). Librerías: scikit-learn&gt;=1.3, xgboost&gt;=2.0, pandas&gt;=2.0, numpy&gt;=1.24, joblib&gt;=1.3. Los modelos H1/H2 usan ExtraTrees (reg) + LogisticRegression (clf); H3 usa XGBoost (reg) + LogisticRegression (clf). Training sube artefactos a MLflow (no S3). El artefacto dataset_entrenamiento_final.csv (~7.1 MB, ~7.6k filas) se añadió como dependencia obligatoria tras esta auditoría: predict_inline solo recibe provincia/cereal/mes del caller y necesita este panel para resolver el resto de columnas de ingeniería (antes se rellenaban con 0, corrompiendo la predicción).</w:t>
+        <w:t xml:space="preserve">CPU 4 núcleos (x86-64), 8 GB RAM mín. (16 GB recomendados). Sin GPU necesaria. Inferencia &lt;1s individual, &lt;5s batch nacional. Entrenamiento completo 5-15 min. Artefactos totales ~19.5 MB (6 .joblib + metadata.json). </w:t>
+      </w:r>
+      <w:r>
+        <w:rPr>
+          <w:lang w:val="en-US"/>
+        </w:rPr>
+        <w:t xml:space="preserve">Librerías: scikit-learn&gt;=1.3, xgboost&gt;=2.0, pandas&gt;=2.0, numpy&gt;=1.24, joblib&gt;=1.3. Los modelos H1/H2 usan ExtraTrees (reg) + LogisticRegression (clf); H3 usa XGBoost (reg) + LogisticRegression (clf). </w:t>
+      </w:r>
+      <w:r>
+        <w:t>Training sube artefactos a MLflow (no S3). El artefacto dataset_entrenamiento_final.csv (~7.1 MB, ~7.6k filas) se añadió como dependencia obligatoria tras esta auditoría: predict_inline solo recibe provincia/cereal/mes del caller y necesita este panel para resolver el resto de columnas de ingeniería (antes se rellenaban con 0, corrompiendo la predicción).</w:t>
       </w:r>
     </w:p>
-    <w:p ns2:paraId="642BAC39" ns2:textId="77777777"/>
-    <w:p ns2:paraId="6AE49187" ns2:textId="77777777"/>
-    <w:p ns2:paraId="3CCD1455" ns2:textId="77777777"/>
-    <w:p ns2:paraId="03DFC7FC" ns2:textId="77777777"/>
-    <w:p ns2:paraId="3E74D38E" ns2:textId="77777777"/>
-    <w:p ns2:paraId="0B8151BB" ns2:textId="77777777"/>
-    <w:p ns2:paraId="53E05546" ns2:textId="77777777"/>
-    <w:p ns2:paraId="7A7AF885" ns2:textId="77777777">
+    <w:p/>
+    <w:p/>
+    <w:p/>
+    <w:p/>
+    <w:p/>
+    <w:p/>
+    <w:p/>
+    <w:p>
       <w:pPr>
-        <w:pStyle w:val="Ttulo1"/>
+        <w:pStyle w:val="Heading1"/>
         <w:jc w:val="left"/>
       </w:pPr>
-      <w:bookmarkStart w:id="17" w:name="_Toc233977729"/>
+      <w:bookmarkStart w:id="12" w:name="_Toc233977729"/>
       <w:r>
-        <w:lastRenderedPageBreak/>
         <w:t>7. Fichero de prueba de referencia</w:t>
       </w:r>
-      <w:bookmarkEnd w:id="17"/>
+      <w:bookmarkEnd w:id="12"/>
     </w:p>
     <w:tbl>
       <w:tblPr>
@@ -6187,7 +6134,7 @@
         <w:gridCol w:w="2800"/>
         <w:gridCol w:w="6560"/>
       </w:tblGrid>
-      <w:tr ns2:paraId="7CCEFEF5" ns2:textId="77777777">
+      <w:tr>
         <w:tc>
           <w:tcPr>
             <w:tcW w:w="2800" w:type="dxa"/>
@@ -6205,7 +6152,7 @@
               <w:right w:w="120" w:type="dxa"/>
             </w:tcMar>
           </w:tcPr>
-          <w:p ns2:paraId="5A9D0325" ns2:textId="77777777">
+          <w:p>
             <w:r>
               <w:rPr>
                 <w:b/>
@@ -6235,14 +6182,14 @@
               <w:right w:w="120" w:type="dxa"/>
             </w:tcMar>
           </w:tcPr>
-          <w:p ns2:paraId="548E93F5" ns2:textId="77777777">
-            <w:r>
-              <w:t xml:space="preserve">test_predict_batch.csv (360 registros: 3 provincias × 2 cereales × 60 meses)</w:t>
+          <w:p>
+            <w:r>
+              <w:t>test_predict_batch.csv (360 registros: 3 provincias × 2 cereales × 60 meses)</w:t>
             </w:r>
           </w:p>
         </w:tc>
       </w:tr>
-      <w:tr ns2:paraId="183575F5" ns2:textId="77777777">
+      <w:tr>
         <w:tc>
           <w:tcPr>
             <w:tcW w:w="2800" w:type="dxa"/>
@@ -6260,7 +6207,7 @@
               <w:right w:w="120" w:type="dxa"/>
             </w:tcMar>
           </w:tcPr>
-          <w:p ns2:paraId="2C17FEDB" ns2:textId="77777777">
+          <w:p>
             <w:r>
               <w:rPr>
                 <w:b/>
@@ -6290,14 +6237,14 @@
               <w:right w:w="120" w:type="dxa"/>
             </w:tcMar>
           </w:tcPr>
-          <w:p ns2:paraId="2F98E928" ns2:textId="77777777">
-            <w:r>
-              <w:t xml:space="preserve">360</w:t>
+          <w:p>
+            <w:r>
+              <w:t>360</w:t>
             </w:r>
           </w:p>
         </w:tc>
       </w:tr>
-      <w:tr ns2:paraId="1BF4E262" ns2:textId="77777777">
+      <w:tr>
         <w:tc>
           <w:tcPr>
             <w:tcW w:w="2800" w:type="dxa"/>
@@ -6315,7 +6262,7 @@
               <w:right w:w="120" w:type="dxa"/>
             </w:tcMar>
           </w:tcPr>
-          <w:p ns2:paraId="55FAE3FC" ns2:textId="77777777">
+          <w:p>
             <w:r>
               <w:rPr>
                 <w:b/>
@@ -6324,6 +6271,7 @@
                 <w:sz w:val="20"/>
                 <w:szCs w:val="20"/>
               </w:rPr>
+              <w:lastRenderedPageBreak/>
               <w:t>Resultado esperado con este fichero</w:t>
             </w:r>
           </w:p>
@@ -6345,20 +6293,20 @@
               <w:right w:w="120" w:type="dxa"/>
             </w:tcMar>
           </w:tcPr>
-          <w:p ns2:paraId="15092C4A" ns2:textId="77777777">
-            <w:r>
-              <w:t xml:space="preserve">Predicciones batch con 6 columnas de retorno y señal por horizonte (ret_h1-3, signal_h1-3, risk_geo_alto) para cada combinación provincia-cereal-mes.</w:t>
+          <w:p>
+            <w:r>
+              <w:t>Predicciones batch con 6 columnas de retorno y señal por horizonte (ret_h1-3, signal_h1-3, risk_geo_alto) para cada combinación provincia-cereal-mes.</w:t>
             </w:r>
           </w:p>
         </w:tc>
       </w:tr>
     </w:tbl>
-    <w:p ns2:paraId="3773E7D0" ns2:textId="48983DD0">
+    <w:p>
       <w:pPr>
-        <w:pStyle w:val="Descripcin"/>
+        <w:pStyle w:val="Caption"/>
         <w:jc w:val="center"/>
       </w:pPr>
-      <w:bookmarkStart w:id="18" w:name="_Toc233977645"/>
+      <w:bookmarkStart w:id="13" w:name="_Toc233977645"/>
       <w:r>
         <w:t xml:space="preserve">Tabla </w:t>
       </w:r>
@@ -6373,13 +6321,13 @@
       <w:r>
         <w:t xml:space="preserve"> Fichero de prueba de referencia</w:t>
       </w:r>
-      <w:bookmarkEnd w:id="18"/>
+      <w:bookmarkEnd w:id="13"/>
     </w:p>
     <w:sectPr>
-      <w:headerReference w:type="even" ns7:id="rId12"/>
-      <w:headerReference w:type="default" ns7:id="rId13"/>
-      <w:footerReference w:type="default" ns7:id="rId14"/>
-      <w:footerReference w:type="first" ns7:id="rId15"/>
+      <w:headerReference w:type="even" r:id="rId12"/>
+      <w:headerReference w:type="default" r:id="rId13"/>
+      <w:footerReference w:type="default" r:id="rId14"/>
+      <w:footerReference w:type="first" r:id="rId15"/>
       <w:pgSz w:w="11906" w:h="16838"/>
       <w:pgMar w:top="1417" w:right="1701" w:bottom="1417" w:left="1701" w:header="708" w:footer="708" w:gutter="0"/>
       <w:pgNumType w:start="1"/>
@@ -7132,7 +7080,7 @@
         <w:noProof/>
         <w:color w:val="000000"/>
       </w:rPr>
-      <w:t xml:space="preserve">2</w:t>
+      <w:t>2</w:t>
     </w:r>
     <w:r>
       <w:rPr>
@@ -7146,23 +7094,7 @@
         <w:rFonts w:ascii="Liberalisation sans narrow" w:eastAsia="Liberalisation sans narrow" w:hAnsi="Liberalisation sans narrow" w:cs="Liberalisation sans narrow"/>
         <w:color w:val="000000"/>
       </w:rPr>
-      <w:t xml:space="preserve"> |Ficha técnica – Modelo a21 (</w:t>
-    </w:r>
-    <w:proofErr w:type="spellStart"/>
-    <w:r>
-      <w:rPr>
-        <w:rFonts w:ascii="Liberalisation sans narrow" w:eastAsia="Liberalisation sans narrow" w:hAnsi="Liberalisation sans narrow" w:cs="Liberalisation sans narrow"/>
-        <w:color w:val="000000"/>
-      </w:rPr>
-      <w:t xml:space="preserve">cereals-price-spatial</w:t>
-    </w:r>
-    <w:proofErr w:type="spellEnd"/>
-    <w:r>
-      <w:rPr>
-        <w:rFonts w:ascii="Liberalisation sans narrow" w:eastAsia="Liberalisation sans narrow" w:hAnsi="Liberalisation sans narrow" w:cs="Liberalisation sans narrow"/>
-        <w:color w:val="000000"/>
-      </w:rPr>
-      <w:t>)</w:t>
+      <w:t xml:space="preserve"> |Ficha técnica – Modelo a21 (cereals-price-spatial)</w:t>
     </w:r>
   </w:p>
   <w:p>
@@ -7710,11 +7642,11 @@
     <w:name w:val="Normal"/>
     <w:qFormat/>
   </w:style>
-  <w:style w:type="paragraph" w:styleId="Ttulo1">
+  <w:style w:type="paragraph" w:styleId="Heading1">
     <w:name w:val="heading 1"/>
     <w:basedOn w:val="Normal"/>
     <w:next w:val="Normal"/>
-    <w:link w:val="Ttulo1Car"/>
+    <w:link w:val="Heading1Char"/>
     <w:uiPriority w:val="9"/>
     <w:qFormat/>
     <w:pPr>
@@ -7732,11 +7664,11 @@
       <w:szCs w:val="36"/>
     </w:rPr>
   </w:style>
-  <w:style w:type="paragraph" w:styleId="Ttulo2">
+  <w:style w:type="paragraph" w:styleId="Heading2">
     <w:name w:val="heading 2"/>
     <w:basedOn w:val="Normal"/>
     <w:next w:val="Normal"/>
-    <w:link w:val="Ttulo2Car"/>
+    <w:link w:val="Heading2Char"/>
     <w:uiPriority w:val="9"/>
     <w:semiHidden/>
     <w:unhideWhenUsed/>
@@ -7755,11 +7687,11 @@
       <w:szCs w:val="32"/>
     </w:rPr>
   </w:style>
-  <w:style w:type="paragraph" w:styleId="Ttulo3">
+  <w:style w:type="paragraph" w:styleId="Heading3">
     <w:name w:val="heading 3"/>
     <w:basedOn w:val="Normal"/>
     <w:next w:val="Normal"/>
-    <w:link w:val="Ttulo3Car"/>
+    <w:link w:val="Heading3Char"/>
     <w:uiPriority w:val="9"/>
     <w:semiHidden/>
     <w:unhideWhenUsed/>
@@ -7778,11 +7710,11 @@
       <w:szCs w:val="28"/>
     </w:rPr>
   </w:style>
-  <w:style w:type="paragraph" w:styleId="Ttulo4">
+  <w:style w:type="paragraph" w:styleId="Heading4">
     <w:name w:val="heading 4"/>
     <w:basedOn w:val="Normal"/>
     <w:next w:val="Normal"/>
-    <w:link w:val="Ttulo4Car"/>
+    <w:link w:val="Heading4Char"/>
     <w:uiPriority w:val="9"/>
     <w:semiHidden/>
     <w:unhideWhenUsed/>
@@ -7801,11 +7733,11 @@
       <w:szCs w:val="24"/>
     </w:rPr>
   </w:style>
-  <w:style w:type="paragraph" w:styleId="Ttulo5">
+  <w:style w:type="paragraph" w:styleId="Heading5">
     <w:name w:val="heading 5"/>
     <w:basedOn w:val="Normal"/>
     <w:next w:val="Normal"/>
-    <w:link w:val="Ttulo5Car"/>
+    <w:link w:val="Heading5Char"/>
     <w:uiPriority w:val="9"/>
     <w:semiHidden/>
     <w:unhideWhenUsed/>
@@ -7823,11 +7755,11 @@
       <w:color w:val="284546"/>
     </w:rPr>
   </w:style>
-  <w:style w:type="paragraph" w:styleId="Ttulo6">
+  <w:style w:type="paragraph" w:styleId="Heading6">
     <w:name w:val="heading 6"/>
     <w:basedOn w:val="Normal"/>
     <w:next w:val="Normal"/>
-    <w:link w:val="Ttulo6Car"/>
+    <w:link w:val="Heading6Char"/>
     <w:uiPriority w:val="9"/>
     <w:semiHidden/>
     <w:unhideWhenUsed/>
@@ -7847,11 +7779,11 @@
       <w:color w:val="1B2E2F"/>
     </w:rPr>
   </w:style>
-  <w:style w:type="paragraph" w:styleId="Ttulo7">
+  <w:style w:type="paragraph" w:styleId="Heading7">
     <w:name w:val="heading 7"/>
     <w:basedOn w:val="Normal"/>
     <w:next w:val="Normal"/>
-    <w:link w:val="Ttulo7Car"/>
+    <w:link w:val="Heading7Char"/>
     <w:uiPriority w:val="9"/>
     <w:unhideWhenUsed/>
     <w:qFormat/>
@@ -7869,11 +7801,11 @@
       <w:color w:val="1B2E2E" w:themeColor="accent1" w:themeShade="80"/>
     </w:rPr>
   </w:style>
-  <w:style w:type="paragraph" w:styleId="Ttulo8">
+  <w:style w:type="paragraph" w:styleId="Heading8">
     <w:name w:val="heading 8"/>
     <w:basedOn w:val="Normal"/>
     <w:next w:val="Normal"/>
-    <w:link w:val="Ttulo8Car"/>
+    <w:link w:val="Heading8Char"/>
     <w:uiPriority w:val="9"/>
     <w:unhideWhenUsed/>
     <w:qFormat/>
@@ -7893,11 +7825,11 @@
       <w:color w:val="1B2E2E" w:themeColor="accent1" w:themeShade="80"/>
     </w:rPr>
   </w:style>
-  <w:style w:type="paragraph" w:styleId="Ttulo9">
+  <w:style w:type="paragraph" w:styleId="Heading9">
     <w:name w:val="heading 9"/>
     <w:basedOn w:val="Normal"/>
     <w:next w:val="Normal"/>
-    <w:link w:val="Ttulo9Car"/>
+    <w:link w:val="Heading9Char"/>
     <w:uiPriority w:val="9"/>
     <w:semiHidden/>
     <w:unhideWhenUsed/>
@@ -7916,12 +7848,13 @@
       <w:color w:val="1B2E2E" w:themeColor="accent1" w:themeShade="80"/>
     </w:rPr>
   </w:style>
-  <w:style w:type="character" w:default="1" w:styleId="Fuentedeprrafopredeter">
+  <w:style w:type="character" w:default="1" w:styleId="DefaultParagraphFont">
     <w:name w:val="Default Paragraph Font"/>
     <w:uiPriority w:val="1"/>
+    <w:semiHidden/>
     <w:unhideWhenUsed/>
   </w:style>
-  <w:style w:type="table" w:default="1" w:styleId="Tablanormal">
+  <w:style w:type="table" w:default="1" w:styleId="TableNormal">
     <w:name w:val="Normal Table"/>
     <w:uiPriority w:val="99"/>
     <w:semiHidden/>
@@ -7936,13 +7869,13 @@
       </w:tblCellMar>
     </w:tblPr>
   </w:style>
-  <w:style w:type="numbering" w:default="1" w:styleId="Sinlista">
+  <w:style w:type="numbering" w:default="1" w:styleId="NoList">
     <w:name w:val="No List"/>
     <w:uiPriority w:val="99"/>
     <w:semiHidden/>
     <w:unhideWhenUsed/>
   </w:style>
-  <w:style w:type="table" w:customStyle="1" w:styleId="TableNormal">
+  <w:style w:type="table" w:customStyle="1" w:styleId="TableNormal0">
     <w:name w:val="TableNormal"/>
     <w:tblPr>
       <w:tblCellMar>
@@ -7953,11 +7886,11 @@
       </w:tblCellMar>
     </w:tblPr>
   </w:style>
-  <w:style w:type="paragraph" w:styleId="Ttulo">
+  <w:style w:type="paragraph" w:styleId="Title">
     <w:name w:val="Title"/>
     <w:basedOn w:val="Normal"/>
     <w:next w:val="Normal"/>
-    <w:link w:val="TtuloCar"/>
+    <w:link w:val="TitleChar"/>
     <w:uiPriority w:val="10"/>
     <w:qFormat/>
     <w:pPr>
@@ -7972,10 +7905,10 @@
       <w:szCs w:val="72"/>
     </w:rPr>
   </w:style>
-  <w:style w:type="character" w:customStyle="1" w:styleId="Ttulo1Car">
-    <w:name w:val="Título 1 Car"/>
-    <w:basedOn w:val="Fuentedeprrafopredeter"/>
-    <w:link w:val="Ttulo1"/>
+  <w:style w:type="character" w:customStyle="1" w:styleId="Heading1Char">
+    <w:name w:val="Heading 1 Char"/>
+    <w:basedOn w:val="DefaultParagraphFont"/>
+    <w:link w:val="Heading1"/>
     <w:uiPriority w:val="9"/>
     <w:rsid w:val="00AB39A2"/>
     <w:rPr>
@@ -7985,10 +7918,10 @@
       <w:szCs w:val="36"/>
     </w:rPr>
   </w:style>
-  <w:style w:type="character" w:customStyle="1" w:styleId="Ttulo2Car">
-    <w:name w:val="Título 2 Car"/>
-    <w:basedOn w:val="Fuentedeprrafopredeter"/>
-    <w:link w:val="Ttulo2"/>
+  <w:style w:type="character" w:customStyle="1" w:styleId="Heading2Char">
+    <w:name w:val="Heading 2 Char"/>
+    <w:basedOn w:val="DefaultParagraphFont"/>
+    <w:link w:val="Heading2"/>
     <w:uiPriority w:val="9"/>
     <w:rsid w:val="00AB39A2"/>
     <w:rPr>
@@ -7998,10 +7931,10 @@
       <w:szCs w:val="32"/>
     </w:rPr>
   </w:style>
-  <w:style w:type="character" w:customStyle="1" w:styleId="Ttulo3Car">
-    <w:name w:val="Título 3 Car"/>
-    <w:basedOn w:val="Fuentedeprrafopredeter"/>
-    <w:link w:val="Ttulo3"/>
+  <w:style w:type="character" w:customStyle="1" w:styleId="Heading3Char">
+    <w:name w:val="Heading 3 Char"/>
+    <w:basedOn w:val="DefaultParagraphFont"/>
+    <w:link w:val="Heading3"/>
     <w:uiPriority w:val="9"/>
     <w:rsid w:val="00AB39A2"/>
     <w:rPr>
@@ -8011,10 +7944,10 @@
       <w:szCs w:val="28"/>
     </w:rPr>
   </w:style>
-  <w:style w:type="character" w:customStyle="1" w:styleId="Ttulo4Car">
-    <w:name w:val="Título 4 Car"/>
-    <w:basedOn w:val="Fuentedeprrafopredeter"/>
-    <w:link w:val="Ttulo4"/>
+  <w:style w:type="character" w:customStyle="1" w:styleId="Heading4Char">
+    <w:name w:val="Heading 4 Char"/>
+    <w:basedOn w:val="DefaultParagraphFont"/>
+    <w:link w:val="Heading4"/>
     <w:uiPriority w:val="9"/>
     <w:rsid w:val="00AB39A2"/>
     <w:rPr>
@@ -8024,10 +7957,10 @@
       <w:szCs w:val="24"/>
     </w:rPr>
   </w:style>
-  <w:style w:type="character" w:customStyle="1" w:styleId="Ttulo5Car">
-    <w:name w:val="Título 5 Car"/>
-    <w:basedOn w:val="Fuentedeprrafopredeter"/>
-    <w:link w:val="Ttulo5"/>
+  <w:style w:type="character" w:customStyle="1" w:styleId="Heading5Char">
+    <w:name w:val="Heading 5 Char"/>
+    <w:basedOn w:val="DefaultParagraphFont"/>
+    <w:link w:val="Heading5"/>
     <w:uiPriority w:val="9"/>
     <w:rsid w:val="00AB39A2"/>
     <w:rPr>
@@ -8036,10 +7969,10 @@
       <w:color w:val="284546" w:themeColor="accent1" w:themeShade="BF"/>
     </w:rPr>
   </w:style>
-  <w:style w:type="character" w:customStyle="1" w:styleId="Ttulo6Car">
-    <w:name w:val="Título 6 Car"/>
-    <w:basedOn w:val="Fuentedeprrafopredeter"/>
-    <w:link w:val="Ttulo6"/>
+  <w:style w:type="character" w:customStyle="1" w:styleId="Heading6Char">
+    <w:name w:val="Heading 6 Char"/>
+    <w:basedOn w:val="DefaultParagraphFont"/>
+    <w:link w:val="Heading6"/>
     <w:uiPriority w:val="9"/>
     <w:rsid w:val="00AB39A2"/>
     <w:rPr>
@@ -8050,10 +7983,10 @@
       <w:color w:val="1B2E2E" w:themeColor="accent1" w:themeShade="80"/>
     </w:rPr>
   </w:style>
-  <w:style w:type="character" w:customStyle="1" w:styleId="Ttulo7Car">
-    <w:name w:val="Título 7 Car"/>
-    <w:basedOn w:val="Fuentedeprrafopredeter"/>
-    <w:link w:val="Ttulo7"/>
+  <w:style w:type="character" w:customStyle="1" w:styleId="Heading7Char">
+    <w:name w:val="Heading 7 Char"/>
+    <w:basedOn w:val="DefaultParagraphFont"/>
+    <w:link w:val="Heading7"/>
     <w:uiPriority w:val="9"/>
     <w:rsid w:val="00AB39A2"/>
     <w:rPr>
@@ -8063,10 +7996,10 @@
       <w:color w:val="1B2E2E" w:themeColor="accent1" w:themeShade="80"/>
     </w:rPr>
   </w:style>
-  <w:style w:type="character" w:customStyle="1" w:styleId="Ttulo8Car">
-    <w:name w:val="Título 8 Car"/>
-    <w:basedOn w:val="Fuentedeprrafopredeter"/>
-    <w:link w:val="Ttulo8"/>
+  <w:style w:type="character" w:customStyle="1" w:styleId="Heading8Char">
+    <w:name w:val="Heading 8 Char"/>
+    <w:basedOn w:val="DefaultParagraphFont"/>
+    <w:link w:val="Heading8"/>
     <w:uiPriority w:val="9"/>
     <w:rsid w:val="00AB39A2"/>
     <w:rPr>
@@ -8078,10 +8011,10 @@
       <w:color w:val="1B2E2E" w:themeColor="accent1" w:themeShade="80"/>
     </w:rPr>
   </w:style>
-  <w:style w:type="character" w:customStyle="1" w:styleId="Ttulo9Car">
-    <w:name w:val="Título 9 Car"/>
-    <w:basedOn w:val="Fuentedeprrafopredeter"/>
-    <w:link w:val="Ttulo9"/>
+  <w:style w:type="character" w:customStyle="1" w:styleId="Heading9Char">
+    <w:name w:val="Heading 9 Char"/>
+    <w:basedOn w:val="DefaultParagraphFont"/>
+    <w:link w:val="Heading9"/>
     <w:uiPriority w:val="9"/>
     <w:semiHidden/>
     <w:rsid w:val="00AB39A2"/>
@@ -8092,11 +8025,11 @@
       <w:color w:val="1B2E2E" w:themeColor="accent1" w:themeShade="80"/>
     </w:rPr>
   </w:style>
-  <w:style w:type="paragraph" w:styleId="Descripcin">
+  <w:style w:type="paragraph" w:styleId="Caption">
     <w:name w:val="caption"/>
     <w:basedOn w:val="Normal"/>
     <w:next w:val="Normal"/>
-    <w:link w:val="DescripcinCar"/>
+    <w:link w:val="CaptionChar"/>
     <w:unhideWhenUsed/>
     <w:qFormat/>
     <w:rsid w:val="00AB39A2"/>
@@ -8110,10 +8043,10 @@
       <w:color w:val="739A8A" w:themeColor="text2"/>
     </w:rPr>
   </w:style>
-  <w:style w:type="character" w:customStyle="1" w:styleId="TtuloCar">
-    <w:name w:val="Título Car"/>
-    <w:basedOn w:val="Fuentedeprrafopredeter"/>
-    <w:link w:val="Ttulo"/>
+  <w:style w:type="character" w:customStyle="1" w:styleId="TitleChar">
+    <w:name w:val="Title Char"/>
+    <w:basedOn w:val="DefaultParagraphFont"/>
+    <w:link w:val="Title"/>
     <w:uiPriority w:val="10"/>
     <w:rsid w:val="00AB39A2"/>
     <w:rPr>
@@ -8125,10 +8058,10 @@
       <w:szCs w:val="72"/>
     </w:rPr>
   </w:style>
-  <w:style w:type="character" w:customStyle="1" w:styleId="SubttuloCar">
-    <w:name w:val="Subtítulo Car"/>
-    <w:basedOn w:val="Fuentedeprrafopredeter"/>
-    <w:link w:val="Subttulo"/>
+  <w:style w:type="character" w:customStyle="1" w:styleId="SubtitleChar">
+    <w:name w:val="Subtitle Char"/>
+    <w:basedOn w:val="DefaultParagraphFont"/>
+    <w:link w:val="Subtitle"/>
     <w:uiPriority w:val="11"/>
     <w:rsid w:val="00AB39A2"/>
     <w:rPr>
@@ -8138,9 +8071,9 @@
       <w:szCs w:val="28"/>
     </w:rPr>
   </w:style>
-  <w:style w:type="character" w:styleId="Fuerte">
+  <w:style w:type="character" w:styleId="Strong">
     <w:name w:val="Strong"/>
-    <w:basedOn w:val="Fuentedeprrafopredeter"/>
+    <w:basedOn w:val="DefaultParagraphFont"/>
     <w:uiPriority w:val="22"/>
     <w:qFormat/>
     <w:rsid w:val="00AB39A2"/>
@@ -8149,9 +8082,9 @@
       <w:bCs/>
     </w:rPr>
   </w:style>
-  <w:style w:type="character" w:styleId="nfasis">
+  <w:style w:type="character" w:styleId="Emphasis">
     <w:name w:val="Emphasis"/>
-    <w:basedOn w:val="Fuentedeprrafopredeter"/>
+    <w:basedOn w:val="DefaultParagraphFont"/>
     <w:uiPriority w:val="20"/>
     <w:qFormat/>
     <w:rsid w:val="00AB39A2"/>
@@ -8160,7 +8093,7 @@
       <w:iCs/>
     </w:rPr>
   </w:style>
-  <w:style w:type="paragraph" w:styleId="Sinespaciado">
+  <w:style w:type="paragraph" w:styleId="NoSpacing">
     <w:name w:val="No Spacing"/>
     <w:uiPriority w:val="1"/>
     <w:qFormat/>
@@ -8169,11 +8102,11 @@
       <w:spacing w:after="0" w:line="240" w:lineRule="auto"/>
     </w:pPr>
   </w:style>
-  <w:style w:type="paragraph" w:styleId="Cita">
+  <w:style w:type="paragraph" w:styleId="Quote">
     <w:name w:val="Quote"/>
     <w:basedOn w:val="Normal"/>
     <w:next w:val="Normal"/>
-    <w:link w:val="CitaCar"/>
+    <w:link w:val="QuoteChar"/>
     <w:uiPriority w:val="29"/>
     <w:qFormat/>
     <w:rsid w:val="00AB39A2"/>
@@ -8187,10 +8120,10 @@
       <w:szCs w:val="24"/>
     </w:rPr>
   </w:style>
-  <w:style w:type="character" w:customStyle="1" w:styleId="CitaCar">
-    <w:name w:val="Cita Car"/>
-    <w:basedOn w:val="Fuentedeprrafopredeter"/>
-    <w:link w:val="Cita"/>
+  <w:style w:type="character" w:customStyle="1" w:styleId="QuoteChar">
+    <w:name w:val="Quote Char"/>
+    <w:basedOn w:val="DefaultParagraphFont"/>
+    <w:link w:val="Quote"/>
     <w:uiPriority w:val="29"/>
     <w:rsid w:val="00AB39A2"/>
     <w:rPr>
@@ -8199,11 +8132,11 @@
       <w:szCs w:val="24"/>
     </w:rPr>
   </w:style>
-  <w:style w:type="paragraph" w:styleId="Citadestacada">
+  <w:style w:type="paragraph" w:styleId="IntenseQuote">
     <w:name w:val="Intense Quote"/>
     <w:basedOn w:val="Normal"/>
     <w:next w:val="Normal"/>
-    <w:link w:val="CitadestacadaCar"/>
+    <w:link w:val="IntenseQuoteChar"/>
     <w:uiPriority w:val="30"/>
     <w:qFormat/>
     <w:rsid w:val="00AB39A2"/>
@@ -8220,10 +8153,10 @@
       <w:szCs w:val="32"/>
     </w:rPr>
   </w:style>
-  <w:style w:type="character" w:customStyle="1" w:styleId="CitadestacadaCar">
-    <w:name w:val="Cita destacada Car"/>
-    <w:basedOn w:val="Fuentedeprrafopredeter"/>
-    <w:link w:val="Citadestacada"/>
+  <w:style w:type="character" w:customStyle="1" w:styleId="IntenseQuoteChar">
+    <w:name w:val="Intense Quote Char"/>
+    <w:basedOn w:val="DefaultParagraphFont"/>
+    <w:link w:val="IntenseQuote"/>
     <w:uiPriority w:val="30"/>
     <w:rsid w:val="00AB39A2"/>
     <w:rPr>
@@ -8234,9 +8167,9 @@
       <w:szCs w:val="32"/>
     </w:rPr>
   </w:style>
-  <w:style w:type="character" w:styleId="nfasissutil">
+  <w:style w:type="character" w:styleId="SubtleEmphasis">
     <w:name w:val="Subtle Emphasis"/>
-    <w:basedOn w:val="Fuentedeprrafopredeter"/>
+    <w:basedOn w:val="DefaultParagraphFont"/>
     <w:uiPriority w:val="19"/>
     <w:qFormat/>
     <w:rsid w:val="00AB39A2"/>
@@ -8246,9 +8179,9 @@
       <w:color w:val="A3BDB2" w:themeColor="text1" w:themeTint="A6"/>
     </w:rPr>
   </w:style>
-  <w:style w:type="character" w:styleId="nfasisintenso">
+  <w:style w:type="character" w:styleId="IntenseEmphasis">
     <w:name w:val="Intense Emphasis"/>
-    <w:basedOn w:val="Fuentedeprrafopredeter"/>
+    <w:basedOn w:val="DefaultParagraphFont"/>
     <w:uiPriority w:val="21"/>
     <w:qFormat/>
     <w:rsid w:val="00AB39A2"/>
@@ -8259,9 +8192,9 @@
       <w:iCs/>
     </w:rPr>
   </w:style>
-  <w:style w:type="character" w:styleId="Referenciasutil">
+  <w:style w:type="character" w:styleId="SubtleReference">
     <w:name w:val="Subtle Reference"/>
-    <w:basedOn w:val="Fuentedeprrafopredeter"/>
+    <w:basedOn w:val="DefaultParagraphFont"/>
     <w:uiPriority w:val="31"/>
     <w:qFormat/>
     <w:rsid w:val="00AB39A2"/>
@@ -8272,9 +8205,9 @@
       <w:bdr w:val="none" w:sz="0" w:space="0" w:color="auto"/>
     </w:rPr>
   </w:style>
-  <w:style w:type="character" w:styleId="Referenciaintensa">
+  <w:style w:type="character" w:styleId="IntenseReference">
     <w:name w:val="Intense Reference"/>
-    <w:basedOn w:val="Fuentedeprrafopredeter"/>
+    <w:basedOn w:val="DefaultParagraphFont"/>
     <w:uiPriority w:val="32"/>
     <w:qFormat/>
     <w:rsid w:val="00AB39A2"/>
@@ -8286,9 +8219,9 @@
       <w:u w:val="single"/>
     </w:rPr>
   </w:style>
-  <w:style w:type="character" w:styleId="Ttulodellibro">
+  <w:style w:type="character" w:styleId="BookTitle">
     <w:name w:val="Book Title"/>
-    <w:basedOn w:val="Fuentedeprrafopredeter"/>
+    <w:basedOn w:val="DefaultParagraphFont"/>
     <w:uiPriority w:val="33"/>
     <w:qFormat/>
     <w:rsid w:val="00AB39A2"/>
@@ -8299,9 +8232,9 @@
       <w:spacing w:val="10"/>
     </w:rPr>
   </w:style>
-  <w:style w:type="paragraph" w:styleId="TtuloTDC">
+  <w:style w:type="paragraph" w:styleId="TOCHeading">
     <w:name w:val="TOC Heading"/>
-    <w:basedOn w:val="Ttulo1"/>
+    <w:basedOn w:val="Heading1"/>
     <w:next w:val="Normal"/>
     <w:uiPriority w:val="39"/>
     <w:unhideWhenUsed/>
@@ -8311,10 +8244,10 @@
       <w:outlineLvl w:val="9"/>
     </w:pPr>
   </w:style>
-  <w:style w:type="paragraph" w:styleId="Encabezado">
+  <w:style w:type="paragraph" w:styleId="Header">
     <w:name w:val="header"/>
     <w:basedOn w:val="Normal"/>
-    <w:link w:val="EncabezadoCar"/>
+    <w:link w:val="HeaderChar"/>
     <w:uiPriority w:val="99"/>
     <w:unhideWhenUsed/>
     <w:rsid w:val="00171F5E"/>
@@ -8326,17 +8259,17 @@
       <w:spacing w:after="0" w:line="240" w:lineRule="auto"/>
     </w:pPr>
   </w:style>
-  <w:style w:type="character" w:customStyle="1" w:styleId="EncabezadoCar">
-    <w:name w:val="Encabezado Car"/>
-    <w:basedOn w:val="Fuentedeprrafopredeter"/>
-    <w:link w:val="Encabezado"/>
+  <w:style w:type="character" w:customStyle="1" w:styleId="HeaderChar">
+    <w:name w:val="Header Char"/>
+    <w:basedOn w:val="DefaultParagraphFont"/>
+    <w:link w:val="Header"/>
     <w:uiPriority w:val="99"/>
     <w:rsid w:val="00171F5E"/>
   </w:style>
-  <w:style w:type="paragraph" w:styleId="Piedepgina">
+  <w:style w:type="paragraph" w:styleId="Footer">
     <w:name w:val="footer"/>
     <w:basedOn w:val="Normal"/>
-    <w:link w:val="PiedepginaCar"/>
+    <w:link w:val="FooterChar"/>
     <w:uiPriority w:val="99"/>
     <w:unhideWhenUsed/>
     <w:rsid w:val="00171F5E"/>
@@ -8348,14 +8281,14 @@
       <w:spacing w:after="0" w:line="240" w:lineRule="auto"/>
     </w:pPr>
   </w:style>
-  <w:style w:type="character" w:customStyle="1" w:styleId="PiedepginaCar">
-    <w:name w:val="Pie de página Car"/>
-    <w:basedOn w:val="Fuentedeprrafopredeter"/>
-    <w:link w:val="Piedepgina"/>
+  <w:style w:type="character" w:customStyle="1" w:styleId="FooterChar">
+    <w:name w:val="Footer Char"/>
+    <w:basedOn w:val="DefaultParagraphFont"/>
+    <w:link w:val="Footer"/>
     <w:uiPriority w:val="99"/>
     <w:rsid w:val="00171F5E"/>
   </w:style>
-  <w:style w:type="paragraph" w:styleId="TDC1">
+  <w:style w:type="paragraph" w:styleId="TOC1">
     <w:name w:val="toc 1"/>
     <w:basedOn w:val="Normal"/>
     <w:next w:val="Normal"/>
@@ -8367,7 +8300,7 @@
       <w:spacing w:after="100"/>
     </w:pPr>
   </w:style>
-  <w:style w:type="paragraph" w:styleId="TDC2">
+  <w:style w:type="paragraph" w:styleId="TOC2">
     <w:name w:val="toc 2"/>
     <w:basedOn w:val="Normal"/>
     <w:next w:val="Normal"/>
@@ -8384,7 +8317,7 @@
       <w:ind w:left="220"/>
     </w:pPr>
   </w:style>
-  <w:style w:type="paragraph" w:styleId="TDC3">
+  <w:style w:type="paragraph" w:styleId="TOC3">
     <w:name w:val="toc 3"/>
     <w:basedOn w:val="Normal"/>
     <w:next w:val="Normal"/>
@@ -8398,10 +8331,10 @@
       <w:ind w:left="440"/>
     </w:pPr>
   </w:style>
-  <w:style w:type="paragraph" w:styleId="Textonotapie">
+  <w:style w:type="paragraph" w:styleId="FootnoteText">
     <w:name w:val="footnote text"/>
     <w:basedOn w:val="Normal"/>
-    <w:link w:val="TextonotapieCar"/>
+    <w:link w:val="FootnoteTextChar"/>
     <w:uiPriority w:val="99"/>
     <w:semiHidden/>
     <w:unhideWhenUsed/>
@@ -8414,10 +8347,10 @@
       <w:szCs w:val="20"/>
     </w:rPr>
   </w:style>
-  <w:style w:type="character" w:customStyle="1" w:styleId="TextonotapieCar">
-    <w:name w:val="Texto nota pie Car"/>
-    <w:basedOn w:val="Fuentedeprrafopredeter"/>
-    <w:link w:val="Textonotapie"/>
+  <w:style w:type="character" w:customStyle="1" w:styleId="FootnoteTextChar">
+    <w:name w:val="Footnote Text Char"/>
+    <w:basedOn w:val="DefaultParagraphFont"/>
+    <w:link w:val="FootnoteText"/>
     <w:uiPriority w:val="99"/>
     <w:semiHidden/>
     <w:rsid w:val="00C81877"/>
@@ -8426,10 +8359,10 @@
       <w:szCs w:val="20"/>
     </w:rPr>
   </w:style>
-  <w:style w:type="paragraph" w:styleId="Textocomentario">
+  <w:style w:type="paragraph" w:styleId="CommentText">
     <w:name w:val="annotation text"/>
     <w:basedOn w:val="Normal"/>
-    <w:link w:val="TextocomentarioCar"/>
+    <w:link w:val="CommentTextChar"/>
     <w:uiPriority w:val="99"/>
     <w:semiHidden/>
     <w:unhideWhenUsed/>
@@ -8446,10 +8379,10 @@
       <w:lang w:val="en-US"/>
     </w:rPr>
   </w:style>
-  <w:style w:type="character" w:customStyle="1" w:styleId="TextocomentarioCar">
-    <w:name w:val="Texto comentario Car"/>
-    <w:basedOn w:val="Fuentedeprrafopredeter"/>
-    <w:link w:val="Textocomentario"/>
+  <w:style w:type="character" w:customStyle="1" w:styleId="CommentTextChar">
+    <w:name w:val="Comment Text Char"/>
+    <w:basedOn w:val="DefaultParagraphFont"/>
+    <w:link w:val="CommentText"/>
     <w:uiPriority w:val="99"/>
     <w:semiHidden/>
     <w:rsid w:val="00C81877"/>
@@ -8460,7 +8393,7 @@
       <w:lang w:val="en-US"/>
     </w:rPr>
   </w:style>
-  <w:style w:type="character" w:styleId="Refdenotaalpie">
+  <w:style w:type="character" w:styleId="FootnoteReference">
     <w:name w:val="footnote reference"/>
     <w:uiPriority w:val="99"/>
     <w:semiHidden/>
@@ -8470,9 +8403,9 @@
       <w:vertAlign w:val="superscript"/>
     </w:rPr>
   </w:style>
-  <w:style w:type="character" w:styleId="Refdecomentario">
+  <w:style w:type="character" w:styleId="CommentReference">
     <w:name w:val="annotation reference"/>
-    <w:basedOn w:val="Fuentedeprrafopredeter"/>
+    <w:basedOn w:val="DefaultParagraphFont"/>
     <w:uiPriority w:val="99"/>
     <w:semiHidden/>
     <w:unhideWhenUsed/>
@@ -8482,9 +8415,9 @@
       <w:szCs w:val="16"/>
     </w:rPr>
   </w:style>
-  <w:style w:type="character" w:styleId="Hipervnculo">
+  <w:style w:type="character" w:styleId="Hyperlink">
     <w:name w:val="Hyperlink"/>
-    <w:basedOn w:val="Fuentedeprrafopredeter"/>
+    <w:basedOn w:val="DefaultParagraphFont"/>
     <w:uiPriority w:val="99"/>
     <w:unhideWhenUsed/>
     <w:rsid w:val="00C81877"/>
@@ -8493,9 +8426,9 @@
       <w:u w:val="single"/>
     </w:rPr>
   </w:style>
-  <w:style w:type="character" w:styleId="Mencinsinresolver">
+  <w:style w:type="character" w:styleId="UnresolvedMention">
     <w:name w:val="Unresolved Mention"/>
-    <w:basedOn w:val="Fuentedeprrafopredeter"/>
+    <w:basedOn w:val="DefaultParagraphFont"/>
     <w:uiPriority w:val="99"/>
     <w:semiHidden/>
     <w:unhideWhenUsed/>
@@ -8505,9 +8438,9 @@
       <w:shd w:val="clear" w:color="auto" w:fill="E1DFDD"/>
     </w:rPr>
   </w:style>
-  <w:style w:type="table" w:styleId="Tablaconcuadrcula">
+  <w:style w:type="table" w:styleId="TableGrid">
     <w:name w:val="Table Grid"/>
-    <w:basedOn w:val="Tablanormal"/>
+    <w:basedOn w:val="TableNormal"/>
     <w:uiPriority w:val="39"/>
     <w:rsid w:val="00292DEB"/>
     <w:pPr>
@@ -8531,7 +8464,7 @@
       </w:tblBorders>
     </w:tblPr>
   </w:style>
-  <w:style w:type="paragraph" w:styleId="Tabladeilustraciones">
+  <w:style w:type="paragraph" w:styleId="TableofFigures">
     <w:name w:val="table of figures"/>
     <w:basedOn w:val="Normal"/>
     <w:next w:val="Normal"/>
@@ -8549,10 +8482,10 @@
       <w:lang w:val="en-US"/>
     </w:rPr>
   </w:style>
-  <w:style w:type="character" w:customStyle="1" w:styleId="DescripcinCar">
-    <w:name w:val="Descripción Car"/>
-    <w:basedOn w:val="Fuentedeprrafopredeter"/>
-    <w:link w:val="Descripcin"/>
+  <w:style w:type="character" w:customStyle="1" w:styleId="CaptionChar">
+    <w:name w:val="Caption Char"/>
+    <w:basedOn w:val="DefaultParagraphFont"/>
+    <w:link w:val="Caption"/>
     <w:locked/>
     <w:rsid w:val="00CE62B2"/>
     <w:rPr>
@@ -8562,11 +8495,11 @@
       <w:color w:val="739A8A" w:themeColor="text2"/>
     </w:rPr>
   </w:style>
-  <w:style w:type="paragraph" w:styleId="Subttulo">
+  <w:style w:type="paragraph" w:styleId="Subtitle">
     <w:name w:val="Subtitle"/>
     <w:basedOn w:val="Normal"/>
     <w:next w:val="Normal"/>
-    <w:link w:val="SubttuloCar"/>
+    <w:link w:val="SubtitleChar"/>
     <w:uiPriority w:val="11"/>
     <w:qFormat/>
     <w:pPr>
@@ -8581,7 +8514,7 @@
     </w:rPr>
   </w:style>
   <w:style w:type="table" w:customStyle="1" w:styleId="a">
-    <w:basedOn w:val="Tablanormal"/>
+    <w:basedOn w:val="TableNormal"/>
     <w:pPr>
       <w:spacing w:after="0" w:line="240" w:lineRule="auto"/>
     </w:pPr>
@@ -8597,7 +8530,7 @@
     </w:tblPr>
   </w:style>
   <w:style w:type="table" w:customStyle="1" w:styleId="a0">
-    <w:basedOn w:val="Tablanormal"/>
+    <w:basedOn w:val="TableNormal"/>
     <w:pPr>
       <w:spacing w:after="0" w:line="240" w:lineRule="auto"/>
     </w:pPr>
@@ -8613,7 +8546,7 @@
     </w:tblPr>
   </w:style>
   <w:style w:type="table" w:customStyle="1" w:styleId="a1">
-    <w:basedOn w:val="Tablanormal"/>
+    <w:basedOn w:val="TableNormal"/>
     <w:pPr>
       <w:spacing w:after="0" w:line="240" w:lineRule="auto"/>
     </w:pPr>
@@ -8833,28 +8766,28 @@
 </file>
 
 <file path=customXml/item1.xml><?xml version="1.0" encoding="utf-8"?>
+<b:Sources xmlns:b="http://schemas.openxmlformats.org/officeDocument/2006/bibliography" xmlns="http://schemas.openxmlformats.org/officeDocument/2006/bibliography" SelectedStyle="\APASixthEditionOfficeOnline.xsl" StyleName="APA" Version="6"/>
+</file>
+
+<file path=customXml/item2.xml><?xml version="1.0" encoding="utf-8"?>
 <go:gDocsCustomXmlDataStorage xmlns:go="http://customooxmlschemas.google.com/" xmlns:r="http://schemas.openxmlformats.org/officeDocument/2006/relationships" uri="GoogleDocsCustomDataVersion2">
   <go:docsCustomData xmlns:go="http://customooxmlschemas.google.com/" roundtripDataSignature="AMtx7mjfZHdsiCvpFOesiH+c3zMFCQ6GYw==">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</go:docsCustomData>
 </go:gDocsCustomXmlDataStorage>
 </file>
 
-<file path=customXml/item2.xml><?xml version="1.0" encoding="utf-8"?>
-<b:Sources xmlns:b="http://schemas.openxmlformats.org/officeDocument/2006/bibliography" xmlns="http://schemas.openxmlformats.org/officeDocument/2006/bibliography" SelectedStyle="\APASixthEditionOfficeOnline.xsl" StyleName="APA" Version="6"/>
+<file path=customXml/itemProps1.xml><?xml version="1.0" encoding="utf-8"?>
+<ds:datastoreItem xmlns:ds="http://schemas.openxmlformats.org/officeDocument/2006/customXml" ds:itemID="{13541E44-53E1-4E1E-8B81-150EFAC17A97}">
+  <ds:schemaRefs>
+    <ds:schemaRef ds:uri="http://schemas.openxmlformats.org/officeDocument/2006/bibliography"/>
+  </ds:schemaRefs>
+</ds:datastoreItem>
 </file>
 
-<file path=customXml/itemProps1.xml><?xml version="1.0" encoding="utf-8"?>
+<file path=customXml/itemProps2.xml><?xml version="1.0" encoding="utf-8"?>
 <ds:datastoreItem xmlns:ds="http://schemas.openxmlformats.org/officeDocument/2006/customXml" ds:itemID="{11111111-1234-1234-1234-123412341234}">
   <ds:schemaRefs>
     <ds:schemaRef ds:uri="http://customooxmlschemas.google.com/"/>
     <ds:schemaRef ds:uri="http://schemas.openxmlformats.org/officeDocument/2006/relationships"/>
   </ds:schemaRefs>
 </ds:datastoreItem>
-</file>
-
-<file path=customXml/itemProps2.xml><?xml version="1.0" encoding="utf-8"?>
-<ds:datastoreItem xmlns:ds="http://schemas.openxmlformats.org/officeDocument/2006/customXml" ds:itemID="{13541E44-53E1-4E1E-8B81-150EFAC17A97}">
-  <ds:schemaRefs>
-    <ds:schemaRef ds:uri="http://schemas.openxmlformats.org/officeDocument/2006/bibliography"/>
-  </ds:schemaRefs>
-</ds:datastoreItem>
 </file>